--- a/러시아 인권변호사/3부/3부_1화_정당_창당.docx
+++ b/러시아 인권변호사/3부/3부_1화_정당_창당.docx
@@ -216,7 +216,7 @@
           <w:i w:val="0"/>
           <w:sz w:val="22"/>
         </w:rPr>
-        <w:t>И второе условие — платформа партии строится на конкретных делах, а не на абстрактных лозунгах. Люди должны видеть, за что мы реально боролись, а не красивые слова.</w:t>
+        <w:t>Не только от обвинений. «Свет» должен и дальше защищать любого — даже того, кто голосует против нас. Если он станет партийным, люди перестанут к нему приходить.</w:t>
       </w:r>
     </w:p>
     <w:p>
@@ -231,15 +231,6 @@
           <w:sz w:val="22"/>
         </w:rPr>
         <w:t xml:space="preserve">Гребенщиков: </w:t>
-      </w:r>
-      <w:r>
-        <w:rPr>
-          <w:rFonts w:ascii="Times New Roman" w:hAnsi="Times New Roman" w:eastAsia="Malgun Gothic"/>
-          <w:b w:val="0"/>
-          <w:i w:val="0"/>
-          <w:sz w:val="22"/>
-        </w:rPr>
-        <w:t xml:space="preserve">Согласен полностью. </w:t>
       </w:r>
       <w:r>
         <w:rPr>
@@ -249,7 +240,7 @@
           <w:color w:val="555555"/>
           <w:sz w:val="22"/>
         </w:rPr>
-        <w:t>(пауза)</w:t>
+        <w:t>(кивает)</w:t>
       </w:r>
       <w:r>
         <w:rPr>
@@ -258,7 +249,7 @@
           <w:i w:val="0"/>
           <w:sz w:val="22"/>
         </w:rPr>
-        <w:t xml:space="preserve"> Знаете, когда вы полгода назад сказали мне по телевизору «я не политик», я вспомнил Некрасова: «Поэтом можешь ты не быть, но гражданином быть обязан».</w:t>
+        <w:t xml:space="preserve"> Я видел, как это случалось. В девяностые у нас была прекрасная правозащитная сеть. Через два года она стала предвыборным штабом, а через три её не стало вовсе.</w:t>
       </w:r>
     </w:p>
     <w:p>
@@ -273,6 +264,61 @@
           <w:sz w:val="22"/>
         </w:rPr>
         <w:t xml:space="preserve">Лёша: </w:t>
+      </w:r>
+      <w:r>
+        <w:rPr>
+          <w:rFonts w:ascii="Times New Roman" w:hAnsi="Times New Roman" w:eastAsia="Malgun Gothic"/>
+          <w:b w:val="0"/>
+          <w:i w:val="0"/>
+          <w:sz w:val="22"/>
+        </w:rPr>
+        <w:t>Вот этого я и боюсь больше, чем Минюста.</w:t>
+      </w:r>
+    </w:p>
+    <w:p>
+      <w:pPr>
+        <w:spacing w:before="0" w:after="110" w:line="300" w:lineRule="auto"/>
+      </w:pPr>
+      <w:r>
+        <w:rPr>
+          <w:rFonts w:ascii="Times New Roman" w:hAnsi="Times New Roman" w:eastAsia="Malgun Gothic"/>
+          <w:b/>
+          <w:i w:val="0"/>
+          <w:sz w:val="22"/>
+        </w:rPr>
+        <w:t xml:space="preserve">Лёша: </w:t>
+      </w:r>
+      <w:r>
+        <w:rPr>
+          <w:rFonts w:ascii="Times New Roman" w:hAnsi="Times New Roman" w:eastAsia="Malgun Gothic"/>
+          <w:b w:val="0"/>
+          <w:i w:val="0"/>
+          <w:sz w:val="22"/>
+        </w:rPr>
+        <w:t>И второе условие — платформа партии строится на конкретных делах, а не на абстрактных лозунгах. Люди должны видеть, за что мы реально боролись, а не красивые слова.</w:t>
+      </w:r>
+    </w:p>
+    <w:p>
+      <w:pPr>
+        <w:spacing w:before="0" w:after="110" w:line="300" w:lineRule="auto"/>
+      </w:pPr>
+      <w:r>
+        <w:rPr>
+          <w:rFonts w:ascii="Times New Roman" w:hAnsi="Times New Roman" w:eastAsia="Malgun Gothic"/>
+          <w:b/>
+          <w:i w:val="0"/>
+          <w:sz w:val="22"/>
+        </w:rPr>
+        <w:t xml:space="preserve">Гребенщиков: </w:t>
+      </w:r>
+      <w:r>
+        <w:rPr>
+          <w:rFonts w:ascii="Times New Roman" w:hAnsi="Times New Roman" w:eastAsia="Malgun Gothic"/>
+          <w:b w:val="0"/>
+          <w:i w:val="0"/>
+          <w:sz w:val="22"/>
+        </w:rPr>
+        <w:t xml:space="preserve">Согласен полностью. </w:t>
       </w:r>
       <w:r>
         <w:rPr>
@@ -282,7 +328,7 @@
           <w:color w:val="555555"/>
           <w:sz w:val="22"/>
         </w:rPr>
-        <w:t>(усмехается)</w:t>
+        <w:t>(пауза)</w:t>
       </w:r>
       <w:r>
         <w:rPr>
@@ -291,7 +337,7 @@
           <w:i w:val="0"/>
           <w:sz w:val="22"/>
         </w:rPr>
-        <w:t xml:space="preserve"> «Адвокатом можешь ты не быть…» Я понял намёк ещё тогда, Анатолий Викторович. Просто долго к нему привыкал.</w:t>
+        <w:t xml:space="preserve"> Знаете, когда вы полгода назад сказали мне по телевизору «я не политик», я вспомнил Некрасова: «Поэтом можешь ты не быть, но гражданином быть обязан».</w:t>
       </w:r>
     </w:p>
     <w:p>
@@ -305,53 +351,7 @@
           <w:i w:val="0"/>
           <w:sz w:val="22"/>
         </w:rPr>
-        <w:t xml:space="preserve">Гребенщиков: </w:t>
-      </w:r>
-      <w:r>
-        <w:rPr>
-          <w:rFonts w:ascii="Times New Roman" w:hAnsi="Times New Roman" w:eastAsia="Malgun Gothic"/>
-          <w:b w:val="0"/>
-          <w:i w:val="0"/>
-          <w:sz w:val="22"/>
-        </w:rPr>
-        <w:t>Привыкайте быстрее. Как назовём партию?</w:t>
-      </w:r>
-    </w:p>
-    <w:p>
-      <w:pPr>
-        <w:spacing w:before="0" w:after="110" w:line="300" w:lineRule="auto"/>
-      </w:pPr>
-      <w:r>
-        <w:rPr>
-          <w:rFonts w:ascii="Times New Roman" w:hAnsi="Times New Roman" w:eastAsia="Malgun Gothic"/>
-          <w:b/>
-          <w:i w:val="0"/>
-          <w:sz w:val="22"/>
-        </w:rPr>
         <w:t xml:space="preserve">Лёша: </w:t>
-      </w:r>
-      <w:r>
-        <w:rPr>
-          <w:rFonts w:ascii="Times New Roman" w:hAnsi="Times New Roman" w:eastAsia="Malgun Gothic"/>
-          <w:b w:val="0"/>
-          <w:i w:val="0"/>
-          <w:sz w:val="22"/>
-        </w:rPr>
-        <w:t>У меня есть мысль. «Свободный путь».</w:t>
-      </w:r>
-    </w:p>
-    <w:p>
-      <w:pPr>
-        <w:spacing w:before="0" w:after="110" w:line="300" w:lineRule="auto"/>
-      </w:pPr>
-      <w:r>
-        <w:rPr>
-          <w:rFonts w:ascii="Times New Roman" w:hAnsi="Times New Roman" w:eastAsia="Malgun Gothic"/>
-          <w:b/>
-          <w:i w:val="0"/>
-          <w:sz w:val="22"/>
-        </w:rPr>
-        <w:t xml:space="preserve">Гребенщиков: </w:t>
       </w:r>
       <w:r>
         <w:rPr>
@@ -361,7 +361,7 @@
           <w:color w:val="555555"/>
           <w:sz w:val="22"/>
         </w:rPr>
-        <w:t>(пробует на вкус)</w:t>
+        <w:t>(усмехается)</w:t>
       </w:r>
       <w:r>
         <w:rPr>
@@ -370,7 +370,234 @@
           <w:i w:val="0"/>
           <w:sz w:val="22"/>
         </w:rPr>
+        <w:t xml:space="preserve"> «Адвокатом можешь ты не быть…» Я понял намёк ещё тогда, Анатолий Викторович. Просто долго к нему привыкал.</w:t>
+      </w:r>
+    </w:p>
+    <w:p>
+      <w:pPr>
+        <w:spacing w:before="0" w:after="110" w:line="300" w:lineRule="auto"/>
+      </w:pPr>
+      <w:r>
+        <w:rPr>
+          <w:rFonts w:ascii="Times New Roman" w:hAnsi="Times New Roman" w:eastAsia="Malgun Gothic"/>
+          <w:b/>
+          <w:i w:val="0"/>
+          <w:sz w:val="22"/>
+        </w:rPr>
+        <w:t xml:space="preserve">Гребенщиков: </w:t>
+      </w:r>
+      <w:r>
+        <w:rPr>
+          <w:rFonts w:ascii="Times New Roman" w:hAnsi="Times New Roman" w:eastAsia="Malgun Gothic"/>
+          <w:b w:val="0"/>
+          <w:i w:val="0"/>
+          <w:sz w:val="22"/>
+        </w:rPr>
+        <w:t>Привыкайте быстрее. Как назовём партию?</w:t>
+      </w:r>
+    </w:p>
+    <w:p>
+      <w:pPr>
+        <w:spacing w:before="0" w:after="110" w:line="300" w:lineRule="auto"/>
+      </w:pPr>
+      <w:r>
+        <w:rPr>
+          <w:rFonts w:ascii="Times New Roman" w:hAnsi="Times New Roman" w:eastAsia="Malgun Gothic"/>
+          <w:b/>
+          <w:i w:val="0"/>
+          <w:sz w:val="22"/>
+        </w:rPr>
+        <w:t xml:space="preserve">Лёша: </w:t>
+      </w:r>
+      <w:r>
+        <w:rPr>
+          <w:rFonts w:ascii="Times New Roman" w:hAnsi="Times New Roman" w:eastAsia="Malgun Gothic"/>
+          <w:b w:val="0"/>
+          <w:i w:val="0"/>
+          <w:sz w:val="22"/>
+        </w:rPr>
+        <w:t>У меня есть мысль. «Свободный путь».</w:t>
+      </w:r>
+    </w:p>
+    <w:p>
+      <w:pPr>
+        <w:spacing w:before="0" w:after="110" w:line="300" w:lineRule="auto"/>
+      </w:pPr>
+      <w:r>
+        <w:rPr>
+          <w:rFonts w:ascii="Times New Roman" w:hAnsi="Times New Roman" w:eastAsia="Malgun Gothic"/>
+          <w:b/>
+          <w:i w:val="0"/>
+          <w:sz w:val="22"/>
+        </w:rPr>
+        <w:t xml:space="preserve">Гребенщиков: </w:t>
+      </w:r>
+      <w:r>
+        <w:rPr>
+          <w:rFonts w:ascii="Times New Roman" w:hAnsi="Times New Roman" w:eastAsia="Malgun Gothic"/>
+          <w:b w:val="0"/>
+          <w:i/>
+          <w:color w:val="555555"/>
+          <w:sz w:val="22"/>
+        </w:rPr>
+        <w:t>(пробует на вкус)</w:t>
+      </w:r>
+      <w:r>
+        <w:rPr>
+          <w:rFonts w:ascii="Times New Roman" w:hAnsi="Times New Roman" w:eastAsia="Malgun Gothic"/>
+          <w:b w:val="0"/>
+          <w:i w:val="0"/>
+          <w:sz w:val="22"/>
+        </w:rPr>
         <w:t xml:space="preserve"> «Свободный путь»… Хорошо. Просто, понятно, перекликается со «Светом», но не сливается с ним.</w:t>
+      </w:r>
+    </w:p>
+    <w:p>
+      <w:pPr>
+        <w:spacing w:before="0" w:after="110" w:line="300" w:lineRule="auto"/>
+      </w:pPr>
+      <w:r>
+        <w:rPr>
+          <w:rFonts w:ascii="Times New Roman" w:hAnsi="Times New Roman" w:eastAsia="Malgun Gothic"/>
+          <w:b/>
+          <w:i w:val="0"/>
+          <w:sz w:val="22"/>
+        </w:rPr>
+        <w:t xml:space="preserve">Лёша: </w:t>
+      </w:r>
+      <w:r>
+        <w:rPr>
+          <w:rFonts w:ascii="Times New Roman" w:hAnsi="Times New Roman" w:eastAsia="Malgun Gothic"/>
+          <w:b w:val="0"/>
+          <w:i w:val="0"/>
+          <w:sz w:val="22"/>
+        </w:rPr>
+        <w:t>И никаких «народных», «великих» и «единых». Этими словами у нас давно никого не убедишь.</w:t>
+      </w:r>
+    </w:p>
+    <w:p>
+      <w:pPr>
+        <w:spacing w:before="0" w:after="110" w:line="300" w:lineRule="auto"/>
+      </w:pPr>
+      <w:r>
+        <w:rPr>
+          <w:rFonts w:ascii="Times New Roman" w:hAnsi="Times New Roman" w:eastAsia="Malgun Gothic"/>
+          <w:b/>
+          <w:i w:val="0"/>
+          <w:sz w:val="22"/>
+        </w:rPr>
+        <w:t xml:space="preserve">Гребенщиков: </w:t>
+      </w:r>
+      <w:r>
+        <w:rPr>
+          <w:rFonts w:ascii="Times New Roman" w:hAnsi="Times New Roman" w:eastAsia="Malgun Gothic"/>
+          <w:b w:val="0"/>
+          <w:i/>
+          <w:color w:val="555555"/>
+          <w:sz w:val="22"/>
+        </w:rPr>
+        <w:t>(усмехается)</w:t>
+      </w:r>
+      <w:r>
+        <w:rPr>
+          <w:rFonts w:ascii="Times New Roman" w:hAnsi="Times New Roman" w:eastAsia="Malgun Gothic"/>
+          <w:b w:val="0"/>
+          <w:i w:val="0"/>
+          <w:sz w:val="22"/>
+        </w:rPr>
+        <w:t xml:space="preserve"> Вы ещё скажите — никаких портретов лидера на стенах.</w:t>
+      </w:r>
+    </w:p>
+    <w:p>
+      <w:pPr>
+        <w:spacing w:before="0" w:after="110" w:line="300" w:lineRule="auto"/>
+      </w:pPr>
+      <w:r>
+        <w:rPr>
+          <w:rFonts w:ascii="Times New Roman" w:hAnsi="Times New Roman" w:eastAsia="Malgun Gothic"/>
+          <w:b/>
+          <w:i w:val="0"/>
+          <w:sz w:val="22"/>
+        </w:rPr>
+        <w:t xml:space="preserve">Лёша: </w:t>
+      </w:r>
+      <w:r>
+        <w:rPr>
+          <w:rFonts w:ascii="Times New Roman" w:hAnsi="Times New Roman" w:eastAsia="Malgun Gothic"/>
+          <w:b w:val="0"/>
+          <w:i w:val="0"/>
+          <w:sz w:val="22"/>
+        </w:rPr>
+        <w:t>Именно это и скажу. Если через год в регионах начнут вешать мои портреты, снимайте меня с должности первым.</w:t>
+      </w:r>
+    </w:p>
+    <w:p>
+      <w:pPr>
+        <w:spacing w:before="0" w:after="110" w:line="300" w:lineRule="auto"/>
+      </w:pPr>
+      <w:r>
+        <w:rPr>
+          <w:rFonts w:ascii="Times New Roman" w:hAnsi="Times New Roman" w:eastAsia="Malgun Gothic"/>
+          <w:b/>
+          <w:i w:val="0"/>
+          <w:sz w:val="22"/>
+        </w:rPr>
+        <w:t xml:space="preserve">Гребенщиков: </w:t>
+      </w:r>
+      <w:r>
+        <w:rPr>
+          <w:rFonts w:ascii="Times New Roman" w:hAnsi="Times New Roman" w:eastAsia="Malgun Gothic"/>
+          <w:b w:val="0"/>
+          <w:i w:val="0"/>
+          <w:sz w:val="22"/>
+        </w:rPr>
+        <w:t>Запишу в протокол. Я на своём веку видел немало партий, которые умирали от собственного величия, Алексей Николаевич. Хочу наконец посмотреть, как бывает иначе.</w:t>
+      </w:r>
+    </w:p>
+    <w:p>
+      <w:pPr>
+        <w:spacing w:before="0" w:after="110" w:line="300" w:lineRule="auto"/>
+      </w:pPr>
+      <w:r>
+        <w:rPr>
+          <w:rFonts w:ascii="Times New Roman" w:hAnsi="Times New Roman" w:eastAsia="Malgun Gothic"/>
+          <w:b/>
+          <w:i w:val="0"/>
+          <w:sz w:val="22"/>
+        </w:rPr>
+        <w:t xml:space="preserve">Лёша: </w:t>
+      </w:r>
+      <w:r>
+        <w:rPr>
+          <w:rFonts w:ascii="Times New Roman" w:hAnsi="Times New Roman" w:eastAsia="Malgun Gothic"/>
+          <w:b w:val="0"/>
+          <w:i w:val="0"/>
+          <w:sz w:val="22"/>
+        </w:rPr>
+        <w:t>Тогда вы будете следить, чтобы я не зазнался.</w:t>
+      </w:r>
+    </w:p>
+    <w:p>
+      <w:pPr>
+        <w:spacing w:before="0" w:after="110" w:line="300" w:lineRule="auto"/>
+      </w:pPr>
+      <w:r>
+        <w:rPr>
+          <w:rFonts w:ascii="Times New Roman" w:hAnsi="Times New Roman" w:eastAsia="Malgun Gothic"/>
+          <w:b/>
+          <w:i w:val="0"/>
+          <w:sz w:val="22"/>
+        </w:rPr>
+        <w:t xml:space="preserve">Гребенщиков: </w:t>
+      </w:r>
+      <w:r>
+        <w:rPr>
+          <w:rFonts w:ascii="Times New Roman" w:hAnsi="Times New Roman" w:eastAsia="Malgun Gothic"/>
+          <w:b w:val="0"/>
+          <w:i w:val="0"/>
+          <w:sz w:val="22"/>
+        </w:rPr>
+        <w:t>А вы — чтобы я не устал. Договорились.</w:t>
       </w:r>
     </w:p>
     <w:p>
@@ -570,6 +797,98 @@
           <w:i w:val="0"/>
           <w:sz w:val="22"/>
         </w:rPr>
+        <w:t>И предупредите людей заранее: каждого учредителя могут вызвать «для уточнения данных». Это не повод пугаться, но повод знать свои права.</w:t>
+      </w:r>
+    </w:p>
+    <w:p>
+      <w:pPr>
+        <w:spacing w:before="0" w:after="110" w:line="300" w:lineRule="auto"/>
+      </w:pPr>
+      <w:r>
+        <w:rPr>
+          <w:rFonts w:ascii="Times New Roman" w:hAnsi="Times New Roman" w:eastAsia="Malgun Gothic"/>
+          <w:b/>
+          <w:i w:val="0"/>
+          <w:sz w:val="22"/>
+        </w:rPr>
+        <w:t xml:space="preserve">Лёша: </w:t>
+      </w:r>
+      <w:r>
+        <w:rPr>
+          <w:rFonts w:ascii="Times New Roman" w:hAnsi="Times New Roman" w:eastAsia="Malgun Gothic"/>
+          <w:b w:val="0"/>
+          <w:i w:val="0"/>
+          <w:sz w:val="22"/>
+        </w:rPr>
+        <w:t>Сделаем для них короткую памятку. Что говорить, что подписывать, чего не подписывать ни при каких обстоятельствах.</w:t>
+      </w:r>
+    </w:p>
+    <w:p>
+      <w:pPr>
+        <w:spacing w:before="0" w:after="110" w:line="300" w:lineRule="auto"/>
+      </w:pPr>
+      <w:r>
+        <w:rPr>
+          <w:rFonts w:ascii="Times New Roman" w:hAnsi="Times New Roman" w:eastAsia="Malgun Gothic"/>
+          <w:b/>
+          <w:i w:val="0"/>
+          <w:sz w:val="22"/>
+        </w:rPr>
+        <w:t xml:space="preserve">Сухинова: </w:t>
+      </w:r>
+      <w:r>
+        <w:rPr>
+          <w:rFonts w:ascii="Times New Roman" w:hAnsi="Times New Roman" w:eastAsia="Malgun Gothic"/>
+          <w:b w:val="0"/>
+          <w:i w:val="0"/>
+          <w:sz w:val="22"/>
+        </w:rPr>
+        <w:t>Я напишу. Без юридического языка — так, чтобы поняла и учительница, и шахтёр.</w:t>
+      </w:r>
+    </w:p>
+    <w:p>
+      <w:pPr>
+        <w:spacing w:before="0" w:after="110" w:line="300" w:lineRule="auto"/>
+      </w:pPr>
+      <w:r>
+        <w:rPr>
+          <w:rFonts w:ascii="Times New Roman" w:hAnsi="Times New Roman" w:eastAsia="Malgun Gothic"/>
+          <w:b/>
+          <w:i w:val="0"/>
+          <w:sz w:val="22"/>
+        </w:rPr>
+        <w:t xml:space="preserve">Катя: </w:t>
+      </w:r>
+      <w:r>
+        <w:rPr>
+          <w:rFonts w:ascii="Times New Roman" w:hAnsi="Times New Roman" w:eastAsia="Malgun Gothic"/>
+          <w:b w:val="0"/>
+          <w:i w:val="0"/>
+          <w:sz w:val="22"/>
+        </w:rPr>
+        <w:t>И номер дежурного юриста. Круглосуточный.</w:t>
+      </w:r>
+    </w:p>
+    <w:p>
+      <w:pPr>
+        <w:spacing w:before="0" w:after="110" w:line="300" w:lineRule="auto"/>
+      </w:pPr>
+      <w:r>
+        <w:rPr>
+          <w:rFonts w:ascii="Times New Roman" w:hAnsi="Times New Roman" w:eastAsia="Malgun Gothic"/>
+          <w:b/>
+          <w:i w:val="0"/>
+          <w:sz w:val="22"/>
+        </w:rPr>
+        <w:t xml:space="preserve">Сухинова: </w:t>
+      </w:r>
+      <w:r>
+        <w:rPr>
+          <w:rFonts w:ascii="Times New Roman" w:hAnsi="Times New Roman" w:eastAsia="Malgun Gothic"/>
+          <w:b w:val="0"/>
+          <w:i w:val="0"/>
+          <w:sz w:val="22"/>
+        </w:rPr>
         <w:t>И ещё одно, Алексей Николаевич. Устав партии я бы написала так, чтобы в нём не было ни одного слова о «Свете». Ни совместных счетов, ни общих помещений, ни общих сотрудников.</w:t>
       </w:r>
     </w:p>
@@ -956,6 +1275,108 @@
     </w:p>
     <w:p>
       <w:pPr>
+        <w:spacing w:before="0" w:after="110" w:line="300" w:lineRule="auto"/>
+      </w:pPr>
+      <w:r>
+        <w:rPr>
+          <w:rFonts w:ascii="Times New Roman" w:hAnsi="Times New Roman" w:eastAsia="Malgun Gothic"/>
+          <w:b/>
+          <w:i w:val="0"/>
+          <w:sz w:val="22"/>
+        </w:rPr>
+        <w:t xml:space="preserve">Лёша: </w:t>
+      </w:r>
+      <w:r>
+        <w:rPr>
+          <w:rFonts w:ascii="Times New Roman" w:hAnsi="Times New Roman" w:eastAsia="Malgun Gothic"/>
+          <w:b w:val="0"/>
+          <w:i/>
+          <w:color w:val="555555"/>
+          <w:sz w:val="22"/>
+        </w:rPr>
+        <w:t>(тихо)</w:t>
+      </w:r>
+      <w:r>
+        <w:rPr>
+          <w:rFonts w:ascii="Times New Roman" w:hAnsi="Times New Roman" w:eastAsia="Malgun Gothic"/>
+          <w:b w:val="0"/>
+          <w:i w:val="0"/>
+          <w:sz w:val="22"/>
+        </w:rPr>
+        <w:t xml:space="preserve"> Запишите её имя, Вадим Олегович. Если её тронут, «Свет» возьмётся за её дело первым — бесплатно и вне очереди.</w:t>
+      </w:r>
+    </w:p>
+    <w:p>
+      <w:pPr>
+        <w:spacing w:before="0" w:after="110" w:line="300" w:lineRule="auto"/>
+      </w:pPr>
+      <w:r>
+        <w:rPr>
+          <w:rFonts w:ascii="Times New Roman" w:hAnsi="Times New Roman" w:eastAsia="Malgun Gothic"/>
+          <w:b/>
+          <w:i w:val="0"/>
+          <w:sz w:val="22"/>
+        </w:rPr>
+        <w:t xml:space="preserve">Прохоров: </w:t>
+      </w:r>
+      <w:r>
+        <w:rPr>
+          <w:rFonts w:ascii="Times New Roman" w:hAnsi="Times New Roman" w:eastAsia="Malgun Gothic"/>
+          <w:b w:val="0"/>
+          <w:i w:val="0"/>
+          <w:sz w:val="22"/>
+        </w:rPr>
+        <w:t>Уже записал. Я всех записываю. Привычка старого правозащитника.</w:t>
+      </w:r>
+    </w:p>
+    <w:p>
+      <w:pPr>
+        <w:spacing w:before="0" w:after="110" w:line="300" w:lineRule="auto"/>
+      </w:pPr>
+      <w:r>
+        <w:rPr>
+          <w:rFonts w:ascii="Times New Roman" w:hAnsi="Times New Roman" w:eastAsia="Malgun Gothic"/>
+          <w:b/>
+          <w:i w:val="0"/>
+          <w:sz w:val="22"/>
+        </w:rPr>
+        <w:t xml:space="preserve">Лёша: </w:t>
+      </w:r>
+      <w:r>
+        <w:rPr>
+          <w:rFonts w:ascii="Times New Roman" w:hAnsi="Times New Roman" w:eastAsia="Malgun Gothic"/>
+          <w:b w:val="0"/>
+          <w:i w:val="0"/>
+          <w:sz w:val="22"/>
+        </w:rPr>
+        <w:t>А юг?</w:t>
+      </w:r>
+    </w:p>
+    <w:p>
+      <w:pPr>
+        <w:spacing w:before="0" w:after="110" w:line="300" w:lineRule="auto"/>
+      </w:pPr>
+      <w:r>
+        <w:rPr>
+          <w:rFonts w:ascii="Times New Roman" w:hAnsi="Times New Roman" w:eastAsia="Malgun Gothic"/>
+          <w:b/>
+          <w:i w:val="0"/>
+          <w:sz w:val="22"/>
+        </w:rPr>
+        <w:t xml:space="preserve">Прохоров: </w:t>
+      </w:r>
+      <w:r>
+        <w:rPr>
+          <w:rFonts w:ascii="Times New Roman" w:hAnsi="Times New Roman" w:eastAsia="Malgun Gothic"/>
+          <w:b w:val="0"/>
+          <w:i w:val="0"/>
+          <w:sz w:val="22"/>
+        </w:rPr>
+        <w:t>Юг — это казачьи станицы и портовые города. Там не любят столичных. Но там не любят и тех, кто врёт. Поеду сам, поговорю с людьми лично.</w:t>
+      </w:r>
+    </w:p>
+    <w:p>
+      <w:pPr>
         <w:keepNext/>
         <w:spacing w:before="320" w:after="140"/>
       </w:pPr>
@@ -1204,6 +1625,108 @@
           <w:i w:val="0"/>
           <w:sz w:val="22"/>
         </w:rPr>
+        <w:t>А Дарья? Она с тобой?</w:t>
+      </w:r>
+    </w:p>
+    <w:p>
+      <w:pPr>
+        <w:spacing w:before="0" w:after="110" w:line="300" w:lineRule="auto"/>
+      </w:pPr>
+      <w:r>
+        <w:rPr>
+          <w:rFonts w:ascii="Times New Roman" w:hAnsi="Times New Roman" w:eastAsia="Malgun Gothic"/>
+          <w:b/>
+          <w:i w:val="0"/>
+          <w:sz w:val="22"/>
+        </w:rPr>
+        <w:t xml:space="preserve">Лёша: </w:t>
+      </w:r>
+      <w:r>
+        <w:rPr>
+          <w:rFonts w:ascii="Times New Roman" w:hAnsi="Times New Roman" w:eastAsia="Malgun Gothic"/>
+          <w:b w:val="0"/>
+          <w:i w:val="0"/>
+          <w:sz w:val="22"/>
+        </w:rPr>
+        <w:t>Она журналист, мам. Она будет задавать мне вопросы, как всем остальным. Может, даже жёстче.</w:t>
+      </w:r>
+    </w:p>
+    <w:p>
+      <w:pPr>
+        <w:spacing w:before="0" w:after="110" w:line="300" w:lineRule="auto"/>
+      </w:pPr>
+      <w:r>
+        <w:rPr>
+          <w:rFonts w:ascii="Times New Roman" w:hAnsi="Times New Roman" w:eastAsia="Malgun Gothic"/>
+          <w:b/>
+          <w:i w:val="0"/>
+          <w:sz w:val="22"/>
+        </w:rPr>
+        <w:t xml:space="preserve">Анна: </w:t>
+      </w:r>
+      <w:r>
+        <w:rPr>
+          <w:rFonts w:ascii="Times New Roman" w:hAnsi="Times New Roman" w:eastAsia="Malgun Gothic"/>
+          <w:b w:val="0"/>
+          <w:i/>
+          <w:color w:val="555555"/>
+          <w:sz w:val="22"/>
+        </w:rPr>
+        <w:t>(с облегчением смеётся)</w:t>
+      </w:r>
+      <w:r>
+        <w:rPr>
+          <w:rFonts w:ascii="Times New Roman" w:hAnsi="Times New Roman" w:eastAsia="Malgun Gothic"/>
+          <w:b w:val="0"/>
+          <w:i w:val="0"/>
+          <w:sz w:val="22"/>
+        </w:rPr>
+        <w:t xml:space="preserve"> Вот и хорошо. Значит, будет кому тебя одёргивать, когда нас рядом нет.</w:t>
+      </w:r>
+    </w:p>
+    <w:p>
+      <w:pPr>
+        <w:spacing w:before="0" w:after="110" w:line="300" w:lineRule="auto"/>
+      </w:pPr>
+      <w:r>
+        <w:rPr>
+          <w:rFonts w:ascii="Times New Roman" w:hAnsi="Times New Roman" w:eastAsia="Malgun Gothic"/>
+          <w:b/>
+          <w:i w:val="0"/>
+          <w:sz w:val="22"/>
+        </w:rPr>
+        <w:t xml:space="preserve">Николай: </w:t>
+      </w:r>
+      <w:r>
+        <w:rPr>
+          <w:rFonts w:ascii="Times New Roman" w:hAnsi="Times New Roman" w:eastAsia="Malgun Gothic"/>
+          <w:b w:val="0"/>
+          <w:i w:val="0"/>
+          <w:sz w:val="22"/>
+        </w:rPr>
+        <w:t>У нас на складе говорили: с кем поведёшься, от того и наберёшься. Держись, Лёша, людей, которые тебе правду в лицо говорят. От остальных наберёшься только плохого.</w:t>
+      </w:r>
+    </w:p>
+    <w:p>
+      <w:pPr>
+        <w:spacing w:before="0" w:after="110" w:line="300" w:lineRule="auto"/>
+      </w:pPr>
+      <w:r>
+        <w:rPr>
+          <w:rFonts w:ascii="Times New Roman" w:hAnsi="Times New Roman" w:eastAsia="Malgun Gothic"/>
+          <w:b/>
+          <w:i w:val="0"/>
+          <w:sz w:val="22"/>
+        </w:rPr>
+        <w:t xml:space="preserve">Анна: </w:t>
+      </w:r>
+      <w:r>
+        <w:rPr>
+          <w:rFonts w:ascii="Times New Roman" w:hAnsi="Times New Roman" w:eastAsia="Malgun Gothic"/>
+          <w:b w:val="0"/>
+          <w:i w:val="0"/>
+          <w:sz w:val="22"/>
+        </w:rPr>
         <w:t>Просто обещай — звонить чаще, чем сейчас. Если станешь занятым политиком, не забывай о матери.</w:t>
       </w:r>
     </w:p>
@@ -1299,7 +1822,7 @@
           <w:color w:val="1F3864"/>
           <w:sz w:val="26"/>
         </w:rPr>
-        <w:t>장면 5 — 창당 대회</w:t>
+        <w:t>장면 5 — 대회 당일 아침, 무대 뒤</w:t>
       </w:r>
     </w:p>
     <w:p>
@@ -1313,22 +1836,8 @@
           <w:i w:val="0"/>
           <w:sz w:val="22"/>
         </w:rPr>
-        <w:t xml:space="preserve">Гребенщиков: </w:t>
-      </w:r>
-      <w:r>
-        <w:rPr>
-          <w:rFonts w:ascii="Times New Roman" w:hAnsi="Times New Roman" w:eastAsia="Malgun Gothic"/>
-          <w:b w:val="0"/>
-          <w:i w:val="0"/>
-          <w:sz w:val="22"/>
-        </w:rPr>
-        <w:t>Дамы и господа, соратники, друзья. Сегодня мы собрались здесь, в этом зале, чтобы официально объявить о создании партии «Свободный путь».</w:t>
-      </w:r>
-    </w:p>
-    <w:p>
-      <w:pPr>
-        <w:spacing w:before="0" w:after="110" w:line="300" w:lineRule="auto"/>
-      </w:pPr>
+        <w:t xml:space="preserve">Катя: </w:t>
+      </w:r>
       <w:r>
         <w:rPr>
           <w:rFonts w:ascii="Times New Roman" w:hAnsi="Times New Roman" w:eastAsia="Malgun Gothic"/>
@@ -1337,7 +1846,131 @@
           <w:color w:val="555555"/>
           <w:sz w:val="22"/>
         </w:rPr>
-        <w:t>(зал взрывается аплодисментами)</w:t>
+        <w:t>(с планшетом, запыхавшись)</w:t>
+      </w:r>
+      <w:r>
+        <w:rPr>
+          <w:rFonts w:ascii="Times New Roman" w:hAnsi="Times New Roman" w:eastAsia="Malgun Gothic"/>
+          <w:b w:val="0"/>
+          <w:i w:val="0"/>
+          <w:sz w:val="22"/>
+        </w:rPr>
+        <w:t xml:space="preserve"> Алексей Николаевич, Вадим Олегович прислал последние листы с юга. Сорок один регион. Пятьсот тридцать семь учредителей.</w:t>
+      </w:r>
+    </w:p>
+    <w:p>
+      <w:pPr>
+        <w:spacing w:before="0" w:after="110" w:line="300" w:lineRule="auto"/>
+      </w:pPr>
+      <w:r>
+        <w:rPr>
+          <w:rFonts w:ascii="Times New Roman" w:hAnsi="Times New Roman" w:eastAsia="Malgun Gothic"/>
+          <w:b/>
+          <w:i w:val="0"/>
+          <w:sz w:val="22"/>
+        </w:rPr>
+        <w:t xml:space="preserve">Лёша: </w:t>
+      </w:r>
+      <w:r>
+        <w:rPr>
+          <w:rFonts w:ascii="Times New Roman" w:hAnsi="Times New Roman" w:eastAsia="Malgun Gothic"/>
+          <w:b w:val="0"/>
+          <w:i w:val="0"/>
+          <w:sz w:val="22"/>
+        </w:rPr>
+        <w:t>Сорок один… На один больше, чем нужно.</w:t>
+      </w:r>
+    </w:p>
+    <w:p>
+      <w:pPr>
+        <w:spacing w:before="0" w:after="110" w:line="300" w:lineRule="auto"/>
+      </w:pPr>
+      <w:r>
+        <w:rPr>
+          <w:rFonts w:ascii="Times New Roman" w:hAnsi="Times New Roman" w:eastAsia="Malgun Gothic"/>
+          <w:b/>
+          <w:i w:val="0"/>
+          <w:sz w:val="22"/>
+        </w:rPr>
+        <w:t xml:space="preserve">Сухинова: </w:t>
+      </w:r>
+      <w:r>
+        <w:rPr>
+          <w:rFonts w:ascii="Times New Roman" w:hAnsi="Times New Roman" w:eastAsia="Malgun Gothic"/>
+          <w:b w:val="0"/>
+          <w:i w:val="0"/>
+          <w:sz w:val="22"/>
+        </w:rPr>
+        <w:t>На один запас. Я бы хотела на десять, но и один лучше, чем ни одного. Если Минюст забракует какой-нибудь регион по формальности, мы всё равно проходим.</w:t>
+      </w:r>
+    </w:p>
+    <w:p>
+      <w:pPr>
+        <w:spacing w:before="0" w:after="110" w:line="300" w:lineRule="auto"/>
+      </w:pPr>
+      <w:r>
+        <w:rPr>
+          <w:rFonts w:ascii="Times New Roman" w:hAnsi="Times New Roman" w:eastAsia="Malgun Gothic"/>
+          <w:b/>
+          <w:i w:val="0"/>
+          <w:sz w:val="22"/>
+        </w:rPr>
+        <w:t xml:space="preserve">Лёша: </w:t>
+      </w:r>
+      <w:r>
+        <w:rPr>
+          <w:rFonts w:ascii="Times New Roman" w:hAnsi="Times New Roman" w:eastAsia="Malgun Gothic"/>
+          <w:b w:val="0"/>
+          <w:i w:val="0"/>
+          <w:sz w:val="22"/>
+        </w:rPr>
+        <w:t>Вы проверили всё трижды, Инна Сергеевна?</w:t>
+      </w:r>
+    </w:p>
+    <w:p>
+      <w:pPr>
+        <w:spacing w:before="0" w:after="110" w:line="300" w:lineRule="auto"/>
+      </w:pPr>
+      <w:r>
+        <w:rPr>
+          <w:rFonts w:ascii="Times New Roman" w:hAnsi="Times New Roman" w:eastAsia="Malgun Gothic"/>
+          <w:b/>
+          <w:i w:val="0"/>
+          <w:sz w:val="22"/>
+        </w:rPr>
+        <w:t xml:space="preserve">Сухинова: </w:t>
+      </w:r>
+      <w:r>
+        <w:rPr>
+          <w:rFonts w:ascii="Times New Roman" w:hAnsi="Times New Roman" w:eastAsia="Malgun Gothic"/>
+          <w:b w:val="0"/>
+          <w:i w:val="0"/>
+          <w:sz w:val="22"/>
+        </w:rPr>
+        <w:t>Четырежды. На третий раз нашла две опечатки в паспортных данных. Исправили с нотариусом вчера ночью.</w:t>
+      </w:r>
+    </w:p>
+    <w:p>
+      <w:pPr>
+        <w:spacing w:before="0" w:after="110" w:line="300" w:lineRule="auto"/>
+      </w:pPr>
+      <w:r>
+        <w:rPr>
+          <w:rFonts w:ascii="Times New Roman" w:hAnsi="Times New Roman" w:eastAsia="Malgun Gothic"/>
+          <w:b/>
+          <w:i w:val="0"/>
+          <w:sz w:val="22"/>
+        </w:rPr>
+        <w:t xml:space="preserve">Катя: </w:t>
+      </w:r>
+      <w:r>
+        <w:rPr>
+          <w:rFonts w:ascii="Times New Roman" w:hAnsi="Times New Roman" w:eastAsia="Malgun Gothic"/>
+          <w:b w:val="0"/>
+          <w:i w:val="0"/>
+          <w:sz w:val="22"/>
+        </w:rPr>
+        <w:t>В зале уже сидят люди из Хабаровска. Та самая учительница тоже приехала. Сама, на свои деньги.</w:t>
       </w:r>
     </w:p>
     <w:p>
@@ -1361,7 +1994,7 @@
           <w:color w:val="555555"/>
           <w:sz w:val="22"/>
         </w:rPr>
-        <w:t>(выходит к трибуне)</w:t>
+        <w:t>(пауза)</w:t>
       </w:r>
       <w:r>
         <w:rPr>
@@ -1370,7 +2003,7 @@
           <w:i w:val="0"/>
           <w:sz w:val="22"/>
         </w:rPr>
-        <w:t xml:space="preserve"> Спасибо, Анатолий Викторович. Друзья, полтора года назад я стоял на площади Революции и с трудом мог произнести хоть слово от волнения. Сегодня я стою перед вами не потому, что перестал бояться. А потому, что понял — страх не повод молчать.</w:t>
+        <w:t xml:space="preserve"> Посадите её в первый ряд. И никаких фотографий с ней без её согласия.</w:t>
       </w:r>
     </w:p>
     <w:p>
@@ -1384,7 +2017,17 @@
           <w:i w:val="0"/>
           <w:sz w:val="22"/>
         </w:rPr>
-        <w:t xml:space="preserve">Лёша: </w:t>
+        <w:t xml:space="preserve">Гребенщиков: </w:t>
+      </w:r>
+      <w:r>
+        <w:rPr>
+          <w:rFonts w:ascii="Times New Roman" w:hAnsi="Times New Roman" w:eastAsia="Malgun Gothic"/>
+          <w:b w:val="0"/>
+          <w:i/>
+          <w:color w:val="555555"/>
+          <w:sz w:val="22"/>
+        </w:rPr>
+        <w:t>(заглядывает за кулисы)</w:t>
       </w:r>
       <w:r>
         <w:rPr>
@@ -1393,7 +2036,7 @@
           <w:i w:val="0"/>
           <w:sz w:val="22"/>
         </w:rPr>
-        <w:t>«Свободный путь» — не партия одного человека и не партия одной идеи. Это партия людей, которые устали смотреть, как закон работает для одних и не работает для других. Людей, которые видели, как умирают, теряют работу, садятся в тюрьму те, кто просто хотел справедливости.</w:t>
+        <w:t xml:space="preserve"> Алексей Николаевич, пять минут. Речь при вас?</w:t>
       </w:r>
     </w:p>
     <w:p>
@@ -1416,7 +2059,30 @@
           <w:i w:val="0"/>
           <w:sz w:val="22"/>
         </w:rPr>
-        <w:t>Мы не обещаем лёгких побед. Мы обещаем честную борьбу. И, надеюсь, однажды — честную страну.</w:t>
+        <w:t>При мне. Три страницы. Боюсь, скажу всё не так.</w:t>
+      </w:r>
+    </w:p>
+    <w:p>
+      <w:pPr>
+        <w:spacing w:before="0" w:after="110" w:line="300" w:lineRule="auto"/>
+      </w:pPr>
+      <w:r>
+        <w:rPr>
+          <w:rFonts w:ascii="Times New Roman" w:hAnsi="Times New Roman" w:eastAsia="Malgun Gothic"/>
+          <w:b/>
+          <w:i w:val="0"/>
+          <w:sz w:val="22"/>
+        </w:rPr>
+        <w:t xml:space="preserve">Гребенщиков: </w:t>
+      </w:r>
+      <w:r>
+        <w:rPr>
+          <w:rFonts w:ascii="Times New Roman" w:hAnsi="Times New Roman" w:eastAsia="Malgun Gothic"/>
+          <w:b w:val="0"/>
+          <w:i w:val="0"/>
+          <w:sz w:val="22"/>
+        </w:rPr>
+        <w:t>Скажете не так — значит, скажете по-своему. Это лучше, чем гладко.</w:t>
       </w:r>
     </w:p>
     <w:p>
@@ -1432,7 +2098,7 @@
           <w:color w:val="1F3864"/>
           <w:sz w:val="26"/>
         </w:rPr>
-        <w:t>장면 6 — 언론 브리핑, 첫 공격</w:t>
+        <w:t>장면 6 — 창당 대회</w:t>
       </w:r>
     </w:p>
     <w:p>
@@ -1446,7 +2112,7 @@
           <w:i w:val="0"/>
           <w:sz w:val="22"/>
         </w:rPr>
-        <w:t xml:space="preserve">Журналист 1: </w:t>
+        <w:t xml:space="preserve">Гребенщиков: </w:t>
       </w:r>
       <w:r>
         <w:rPr>
@@ -1455,137 +2121,13 @@
           <w:i w:val="0"/>
           <w:sz w:val="22"/>
         </w:rPr>
-        <w:t>Алексей Николаевич, ваши критики уже называют «Свободный путь» проектом иностранных фондов. Что ответите?</w:t>
+        <w:t>Дамы и господа, соратники, друзья. Сегодня мы собрались здесь, в этом зале, чтобы официально объявить о создании партии «Свободный путь».</w:t>
       </w:r>
     </w:p>
     <w:p>
       <w:pPr>
         <w:spacing w:before="0" w:after="110" w:line="300" w:lineRule="auto"/>
       </w:pPr>
-      <w:r>
-        <w:rPr>
-          <w:rFonts w:ascii="Times New Roman" w:hAnsi="Times New Roman" w:eastAsia="Malgun Gothic"/>
-          <w:b/>
-          <w:i w:val="0"/>
-          <w:sz w:val="22"/>
-        </w:rPr>
-        <w:t xml:space="preserve">Лёша: </w:t>
-      </w:r>
-      <w:r>
-        <w:rPr>
-          <w:rFonts w:ascii="Times New Roman" w:hAnsi="Times New Roman" w:eastAsia="Malgun Gothic"/>
-          <w:b w:val="0"/>
-          <w:i w:val="0"/>
-          <w:sz w:val="22"/>
-        </w:rPr>
-        <w:t>Отвечу фактами. Каждый рубль финансирования партии задекларирован и публично доступен на нашем сайте. Мы принципиально отказались от анонимных пожертвований — на своём горьком опыте убедились, к чему это приводит.</w:t>
-      </w:r>
-    </w:p>
-    <w:p>
-      <w:pPr>
-        <w:spacing w:before="0" w:after="110" w:line="300" w:lineRule="auto"/>
-      </w:pPr>
-      <w:r>
-        <w:rPr>
-          <w:rFonts w:ascii="Times New Roman" w:hAnsi="Times New Roman" w:eastAsia="Malgun Gothic"/>
-          <w:b/>
-          <w:i w:val="0"/>
-          <w:sz w:val="22"/>
-        </w:rPr>
-        <w:t xml:space="preserve">Журналист 2: </w:t>
-      </w:r>
-      <w:r>
-        <w:rPr>
-          <w:rFonts w:ascii="Times New Roman" w:hAnsi="Times New Roman" w:eastAsia="Malgun Gothic"/>
-          <w:b w:val="0"/>
-          <w:i w:val="0"/>
-          <w:sz w:val="22"/>
-        </w:rPr>
-        <w:t>Государственные каналы уже назвали вас «марионеткой Запада». Не боитесь такой репутации?</w:t>
-      </w:r>
-    </w:p>
-    <w:p>
-      <w:pPr>
-        <w:spacing w:before="0" w:after="110" w:line="300" w:lineRule="auto"/>
-      </w:pPr>
-      <w:r>
-        <w:rPr>
-          <w:rFonts w:ascii="Times New Roman" w:hAnsi="Times New Roman" w:eastAsia="Malgun Gothic"/>
-          <w:b/>
-          <w:i w:val="0"/>
-          <w:sz w:val="22"/>
-        </w:rPr>
-        <w:t xml:space="preserve">Лёша: </w:t>
-      </w:r>
-      <w:r>
-        <w:rPr>
-          <w:rFonts w:ascii="Times New Roman" w:hAnsi="Times New Roman" w:eastAsia="Malgun Gothic"/>
-          <w:b w:val="0"/>
-          <w:i w:val="0"/>
-          <w:sz w:val="22"/>
-        </w:rPr>
-        <w:t>Меня уже называли по-разному за последние два года. «Марионетка Запада» — самое безобидное из услышанного. Люди в регионах, с которыми мы работаем годами, знают правду лучше любого телеканала.</w:t>
-      </w:r>
-    </w:p>
-    <w:p>
-      <w:pPr>
-        <w:spacing w:before="0" w:after="110" w:line="300" w:lineRule="auto"/>
-      </w:pPr>
-      <w:r>
-        <w:rPr>
-          <w:rFonts w:ascii="Times New Roman" w:hAnsi="Times New Roman" w:eastAsia="Malgun Gothic"/>
-          <w:b/>
-          <w:i w:val="0"/>
-          <w:sz w:val="22"/>
-        </w:rPr>
-        <w:t xml:space="preserve">Журналист 2: </w:t>
-      </w:r>
-      <w:r>
-        <w:rPr>
-          <w:rFonts w:ascii="Times New Roman" w:hAnsi="Times New Roman" w:eastAsia="Malgun Gothic"/>
-          <w:b w:val="0"/>
-          <w:i w:val="0"/>
-          <w:sz w:val="22"/>
-        </w:rPr>
-        <w:t>А если власть предложит вам сотрудничество? Место в правительстве, например?</w:t>
-      </w:r>
-    </w:p>
-    <w:p>
-      <w:pPr>
-        <w:spacing w:before="0" w:after="110" w:line="300" w:lineRule="auto"/>
-      </w:pPr>
-      <w:r>
-        <w:rPr>
-          <w:rFonts w:ascii="Times New Roman" w:hAnsi="Times New Roman" w:eastAsia="Malgun Gothic"/>
-          <w:b/>
-          <w:i w:val="0"/>
-          <w:sz w:val="22"/>
-        </w:rPr>
-        <w:t xml:space="preserve">Лёша: </w:t>
-      </w:r>
-      <w:r>
-        <w:rPr>
-          <w:rFonts w:ascii="Times New Roman" w:hAnsi="Times New Roman" w:eastAsia="Malgun Gothic"/>
-          <w:b w:val="0"/>
-          <w:i w:val="0"/>
-          <w:sz w:val="22"/>
-        </w:rPr>
-        <w:t>Грибоедов на это давно ответил за меня: «Служить бы рад, прислуживаться тошно». Служить закону — да. Прислуживаться — нет.</w:t>
-      </w:r>
-    </w:p>
-    <w:p>
-      <w:pPr>
-        <w:spacing w:before="0" w:after="110" w:line="300" w:lineRule="auto"/>
-      </w:pPr>
-      <w:r>
-        <w:rPr>
-          <w:rFonts w:ascii="Times New Roman" w:hAnsi="Times New Roman" w:eastAsia="Malgun Gothic"/>
-          <w:b/>
-          <w:i w:val="0"/>
-          <w:sz w:val="22"/>
-        </w:rPr>
-        <w:t xml:space="preserve">Дарья: </w:t>
-      </w:r>
       <w:r>
         <w:rPr>
           <w:rFonts w:ascii="Times New Roman" w:hAnsi="Times New Roman" w:eastAsia="Malgun Gothic"/>
@@ -1594,7 +2136,31 @@
           <w:color w:val="555555"/>
           <w:sz w:val="22"/>
         </w:rPr>
-        <w:t>(из зала, с профессиональной сдержанностью)</w:t>
+        <w:t>(зал взрывается аплодисментами)</w:t>
+      </w:r>
+    </w:p>
+    <w:p>
+      <w:pPr>
+        <w:spacing w:before="0" w:after="110" w:line="300" w:lineRule="auto"/>
+      </w:pPr>
+      <w:r>
+        <w:rPr>
+          <w:rFonts w:ascii="Times New Roman" w:hAnsi="Times New Roman" w:eastAsia="Malgun Gothic"/>
+          <w:b/>
+          <w:i w:val="0"/>
+          <w:sz w:val="22"/>
+        </w:rPr>
+        <w:t xml:space="preserve">Лёша: </w:t>
+      </w:r>
+      <w:r>
+        <w:rPr>
+          <w:rFonts w:ascii="Times New Roman" w:hAnsi="Times New Roman" w:eastAsia="Malgun Gothic"/>
+          <w:b w:val="0"/>
+          <w:i/>
+          <w:color w:val="555555"/>
+          <w:sz w:val="22"/>
+        </w:rPr>
+        <w:t>(выходит к трибуне)</w:t>
       </w:r>
       <w:r>
         <w:rPr>
@@ -1603,7 +2169,7 @@
           <w:i w:val="0"/>
           <w:sz w:val="22"/>
         </w:rPr>
-        <w:t xml:space="preserve"> Алексей Николаевич, как журналист, а не как… близкий вам человек: не считаете ли вы, что переход в политику ставит под угрозу независимость «Света»?</w:t>
+        <w:t xml:space="preserve"> Спасибо, Анатолий Викторович. Друзья, полтора года назад я стоял на площади Революции и с трудом мог произнести хоть слово от волнения. Сегодня я стою перед вами не потому, что перестал бояться. А потому, что понял — страх не повод молчать.</w:t>
       </w:r>
     </w:p>
     <w:p>
@@ -1626,7 +2192,7 @@
           <w:i w:val="0"/>
           <w:sz w:val="22"/>
         </w:rPr>
-        <w:t>Именно поэтому «Свет» и партия юридически и организационно полностью разделены. Я передаю руководство «Светом» новому директору. Это принципиальная позиция.</w:t>
+        <w:t>«Свободный путь» — не партия одного человека и не партия одной идеи. Это партия людей, которые устали смотреть, как закон работает для одних и не работает для других. Людей, которые видели, как умирают, теряют работу, садятся в тюрьму те, кто просто хотел справедливости.</w:t>
       </w:r>
     </w:p>
     <w:p>
@@ -1640,7 +2206,7 @@
           <w:i w:val="0"/>
           <w:sz w:val="22"/>
         </w:rPr>
-        <w:t xml:space="preserve">Дарья: </w:t>
+        <w:t xml:space="preserve">Лёша: </w:t>
       </w:r>
       <w:r>
         <w:rPr>
@@ -1649,30 +2215,7 @@
           <w:i w:val="0"/>
           <w:sz w:val="22"/>
         </w:rPr>
-        <w:t>То есть завтра вы уже не сможете позвонить в «Свет» и попросить взяться за дело?</w:t>
-      </w:r>
-    </w:p>
-    <w:p>
-      <w:pPr>
-        <w:spacing w:before="0" w:after="110" w:line="300" w:lineRule="auto"/>
-      </w:pPr>
-      <w:r>
-        <w:rPr>
-          <w:rFonts w:ascii="Times New Roman" w:hAnsi="Times New Roman" w:eastAsia="Malgun Gothic"/>
-          <w:b/>
-          <w:i w:val="0"/>
-          <w:sz w:val="22"/>
-        </w:rPr>
-        <w:t xml:space="preserve">Лёша: </w:t>
-      </w:r>
-      <w:r>
-        <w:rPr>
-          <w:rFonts w:ascii="Times New Roman" w:hAnsi="Times New Roman" w:eastAsia="Malgun Gothic"/>
-          <w:b w:val="0"/>
-          <w:i w:val="0"/>
-          <w:sz w:val="22"/>
-        </w:rPr>
-        <w:t>Смогу. Как любой гражданин. И получу такой же ответ, как любой гражданин, — в порядке очереди.</w:t>
+        <w:t>Мы не обещаем лёгких побед. Мы обещаем честную борьбу. И, надеюсь, однажды — честную страну.</w:t>
       </w:r>
     </w:p>
     <w:p>
@@ -1688,7 +2231,7 @@
           <w:color w:val="1F3864"/>
           <w:sz w:val="26"/>
         </w:rPr>
-        <w:t>장면 7 — 크릴로프의 반응 (전언)</w:t>
+        <w:t>장면 7 — 언론 브리핑, 첫 공격</w:t>
       </w:r>
     </w:p>
     <w:p>
@@ -1702,7 +2245,7 @@
           <w:i w:val="0"/>
           <w:sz w:val="22"/>
         </w:rPr>
-        <w:t xml:space="preserve">Прохоров: </w:t>
+        <w:t xml:space="preserve">Журналист 1: </w:t>
       </w:r>
       <w:r>
         <w:rPr>
@@ -1711,7 +2254,7 @@
           <w:i w:val="0"/>
           <w:sz w:val="22"/>
         </w:rPr>
-        <w:t>Алексей Николаевич, дошли слухи через старые контакты. Крылов, узнав о регистрации партии, сказал одну фразу.</w:t>
+        <w:t>Алексей Николаевич, ваши критики уже называют «Свободный путь» проектом иностранных фондов. Что ответите?</w:t>
       </w:r>
     </w:p>
     <w:p>
@@ -1734,7 +2277,7 @@
           <w:i w:val="0"/>
           <w:sz w:val="22"/>
         </w:rPr>
-        <w:t>Какую?</w:t>
+        <w:t>Отвечу фактами. Каждый рубль финансирования партии задекларирован и публично доступен на нашем сайте. Мы принципиально отказались от анонимных пожертвований — на своём горьком опыте убедились, к чему это приводит.</w:t>
       </w:r>
     </w:p>
     <w:p>
@@ -1748,7 +2291,7 @@
           <w:i w:val="0"/>
           <w:sz w:val="22"/>
         </w:rPr>
-        <w:t xml:space="preserve">Прохоров: </w:t>
+        <w:t xml:space="preserve">Журналист 2: </w:t>
       </w:r>
       <w:r>
         <w:rPr>
@@ -1757,7 +2300,7 @@
           <w:i w:val="0"/>
           <w:sz w:val="22"/>
         </w:rPr>
-        <w:t>«Значит, мальчик наконец решил играть по-крупному». И добавил, что теперь дело перейдёт «на федеральный уровень внимания».</w:t>
+        <w:t>Государственные каналы уже назвали вас «марионеткой Запада». Не боитесь такой репутации?</w:t>
       </w:r>
     </w:p>
     <w:p>
@@ -1772,6 +2315,167 @@
           <w:sz w:val="22"/>
         </w:rPr>
         <w:t xml:space="preserve">Лёша: </w:t>
+      </w:r>
+      <w:r>
+        <w:rPr>
+          <w:rFonts w:ascii="Times New Roman" w:hAnsi="Times New Roman" w:eastAsia="Malgun Gothic"/>
+          <w:b w:val="0"/>
+          <w:i w:val="0"/>
+          <w:sz w:val="22"/>
+        </w:rPr>
+        <w:t>Меня уже называли по-разному за последние два года. «Марионетка Запада» — самое безобидное из услышанного. Люди в регионах, с которыми мы работаем годами, знают правду лучше любого телеканала.</w:t>
+      </w:r>
+    </w:p>
+    <w:p>
+      <w:pPr>
+        <w:spacing w:before="0" w:after="110" w:line="300" w:lineRule="auto"/>
+      </w:pPr>
+      <w:r>
+        <w:rPr>
+          <w:rFonts w:ascii="Times New Roman" w:hAnsi="Times New Roman" w:eastAsia="Malgun Gothic"/>
+          <w:b/>
+          <w:i w:val="0"/>
+          <w:sz w:val="22"/>
+        </w:rPr>
+        <w:t xml:space="preserve">Журналист 2: </w:t>
+      </w:r>
+      <w:r>
+        <w:rPr>
+          <w:rFonts w:ascii="Times New Roman" w:hAnsi="Times New Roman" w:eastAsia="Malgun Gothic"/>
+          <w:b w:val="0"/>
+          <w:i w:val="0"/>
+          <w:sz w:val="22"/>
+        </w:rPr>
+        <w:t>А если власть предложит вам сотрудничество? Место в правительстве, например?</w:t>
+      </w:r>
+    </w:p>
+    <w:p>
+      <w:pPr>
+        <w:spacing w:before="0" w:after="110" w:line="300" w:lineRule="auto"/>
+      </w:pPr>
+      <w:r>
+        <w:rPr>
+          <w:rFonts w:ascii="Times New Roman" w:hAnsi="Times New Roman" w:eastAsia="Malgun Gothic"/>
+          <w:b/>
+          <w:i w:val="0"/>
+          <w:sz w:val="22"/>
+        </w:rPr>
+        <w:t xml:space="preserve">Лёша: </w:t>
+      </w:r>
+      <w:r>
+        <w:rPr>
+          <w:rFonts w:ascii="Times New Roman" w:hAnsi="Times New Roman" w:eastAsia="Malgun Gothic"/>
+          <w:b w:val="0"/>
+          <w:i w:val="0"/>
+          <w:sz w:val="22"/>
+        </w:rPr>
+        <w:t>Грибоедов на это давно ответил за меня: «Служить бы рад, прислуживаться тошно». Служить закону — да. Прислуживаться — нет.</w:t>
+      </w:r>
+    </w:p>
+    <w:p>
+      <w:pPr>
+        <w:spacing w:before="0" w:after="110" w:line="300" w:lineRule="auto"/>
+      </w:pPr>
+      <w:r>
+        <w:rPr>
+          <w:rFonts w:ascii="Times New Roman" w:hAnsi="Times New Roman" w:eastAsia="Malgun Gothic"/>
+          <w:b/>
+          <w:i w:val="0"/>
+          <w:sz w:val="22"/>
+        </w:rPr>
+        <w:t xml:space="preserve">Журналист 1: </w:t>
+      </w:r>
+      <w:r>
+        <w:rPr>
+          <w:rFonts w:ascii="Times New Roman" w:hAnsi="Times New Roman" w:eastAsia="Malgun Gothic"/>
+          <w:b w:val="0"/>
+          <w:i w:val="0"/>
+          <w:sz w:val="22"/>
+        </w:rPr>
+        <w:t>Ольга Викторовна Нестерова по-прежнему в колонии. Партия будет использовать её дело в кампании?</w:t>
+      </w:r>
+    </w:p>
+    <w:p>
+      <w:pPr>
+        <w:spacing w:before="0" w:after="110" w:line="300" w:lineRule="auto"/>
+      </w:pPr>
+      <w:r>
+        <w:rPr>
+          <w:rFonts w:ascii="Times New Roman" w:hAnsi="Times New Roman" w:eastAsia="Malgun Gothic"/>
+          <w:b/>
+          <w:i w:val="0"/>
+          <w:sz w:val="22"/>
+        </w:rPr>
+        <w:t xml:space="preserve">Лёша: </w:t>
+      </w:r>
+      <w:r>
+        <w:rPr>
+          <w:rFonts w:ascii="Times New Roman" w:hAnsi="Times New Roman" w:eastAsia="Malgun Gothic"/>
+          <w:b w:val="0"/>
+          <w:i w:val="0"/>
+          <w:sz w:val="22"/>
+        </w:rPr>
+        <w:t>Не «использовать». Мы будем добиваться её освобождения так же, как добивались до сегодняшнего дня. Её дело — причина, по которой многие здесь сидят. Но она не лозунг и не плакат.</w:t>
+      </w:r>
+    </w:p>
+    <w:p>
+      <w:pPr>
+        <w:spacing w:before="0" w:after="110" w:line="300" w:lineRule="auto"/>
+      </w:pPr>
+      <w:r>
+        <w:rPr>
+          <w:rFonts w:ascii="Times New Roman" w:hAnsi="Times New Roman" w:eastAsia="Malgun Gothic"/>
+          <w:b/>
+          <w:i w:val="0"/>
+          <w:sz w:val="22"/>
+        </w:rPr>
+        <w:t xml:space="preserve">Журналист 2: </w:t>
+      </w:r>
+      <w:r>
+        <w:rPr>
+          <w:rFonts w:ascii="Times New Roman" w:hAnsi="Times New Roman" w:eastAsia="Malgun Gothic"/>
+          <w:b w:val="0"/>
+          <w:i w:val="0"/>
+          <w:sz w:val="22"/>
+        </w:rPr>
+        <w:t>А деньги? Кто всё-таки платит за этот зал?</w:t>
+      </w:r>
+    </w:p>
+    <w:p>
+      <w:pPr>
+        <w:spacing w:before="0" w:after="110" w:line="300" w:lineRule="auto"/>
+      </w:pPr>
+      <w:r>
+        <w:rPr>
+          <w:rFonts w:ascii="Times New Roman" w:hAnsi="Times New Roman" w:eastAsia="Malgun Gothic"/>
+          <w:b/>
+          <w:i w:val="0"/>
+          <w:sz w:val="22"/>
+        </w:rPr>
+        <w:t xml:space="preserve">Лёша: </w:t>
+      </w:r>
+      <w:r>
+        <w:rPr>
+          <w:rFonts w:ascii="Times New Roman" w:hAnsi="Times New Roman" w:eastAsia="Malgun Gothic"/>
+          <w:b w:val="0"/>
+          <w:i w:val="0"/>
+          <w:sz w:val="22"/>
+        </w:rPr>
+        <w:t>Восемьсот двенадцать частных взносов. Самый крупный — сорок тысяч рублей, самый маленький — сто. Список будет на сайте сегодня вечером. Можете позвонить любому и спросить, зачем он дал.</w:t>
+      </w:r>
+    </w:p>
+    <w:p>
+      <w:pPr>
+        <w:spacing w:before="0" w:after="110" w:line="300" w:lineRule="auto"/>
+      </w:pPr>
+      <w:r>
+        <w:rPr>
+          <w:rFonts w:ascii="Times New Roman" w:hAnsi="Times New Roman" w:eastAsia="Malgun Gothic"/>
+          <w:b/>
+          <w:i w:val="0"/>
+          <w:sz w:val="22"/>
+        </w:rPr>
+        <w:t xml:space="preserve">Дарья: </w:t>
       </w:r>
       <w:r>
         <w:rPr>
@@ -1781,7 +2485,7 @@
           <w:color w:val="555555"/>
           <w:sz w:val="22"/>
         </w:rPr>
-        <w:t>(мрачно усмехается)</w:t>
+        <w:t>(из зала, с профессиональной сдержанностью)</w:t>
       </w:r>
       <w:r>
         <w:rPr>
@@ -1790,7 +2494,7 @@
           <w:i w:val="0"/>
           <w:sz w:val="22"/>
         </w:rPr>
-        <w:t xml:space="preserve"> Другими словами, теперь мной будут заниматься не только местные структуры.</w:t>
+        <w:t xml:space="preserve"> Алексей Николаевич, как журналист, а не как… близкий вам человек: не считаете ли вы, что переход в политику ставит под угрозу независимость «Света»?</w:t>
       </w:r>
     </w:p>
     <w:p>
@@ -1804,7 +2508,7 @@
           <w:i w:val="0"/>
           <w:sz w:val="22"/>
         </w:rPr>
-        <w:t xml:space="preserve">Прохоров: </w:t>
+        <w:t xml:space="preserve">Лёша: </w:t>
       </w:r>
       <w:r>
         <w:rPr>
@@ -1813,7 +2517,7 @@
           <w:i w:val="0"/>
           <w:sz w:val="22"/>
         </w:rPr>
-        <w:t>Именно так я это понял, Алексей Николаевич.</w:t>
+        <w:t>Именно поэтому «Свет» и партия юридически и организационно полностью разделены. Я передаю руководство «Светом» новому директору. Это принципиальная позиция.</w:t>
       </w:r>
     </w:p>
     <w:p>
@@ -1827,7 +2531,7 @@
           <w:i w:val="0"/>
           <w:sz w:val="22"/>
         </w:rPr>
-        <w:t xml:space="preserve">Лёша: </w:t>
+        <w:t xml:space="preserve">Дарья: </w:t>
       </w:r>
       <w:r>
         <w:rPr>
@@ -1836,7 +2540,30 @@
           <w:i w:val="0"/>
           <w:sz w:val="22"/>
         </w:rPr>
-        <w:t>Что ж. Пусть занимаются. У нас теперь тоже федеральный уровень амбиций.</w:t>
+        <w:t>То есть завтра вы уже не сможете позвонить в «Свет» и попросить взяться за дело?</w:t>
+      </w:r>
+    </w:p>
+    <w:p>
+      <w:pPr>
+        <w:spacing w:before="0" w:after="110" w:line="300" w:lineRule="auto"/>
+      </w:pPr>
+      <w:r>
+        <w:rPr>
+          <w:rFonts w:ascii="Times New Roman" w:hAnsi="Times New Roman" w:eastAsia="Malgun Gothic"/>
+          <w:b/>
+          <w:i w:val="0"/>
+          <w:sz w:val="22"/>
+        </w:rPr>
+        <w:t xml:space="preserve">Лёша: </w:t>
+      </w:r>
+      <w:r>
+        <w:rPr>
+          <w:rFonts w:ascii="Times New Roman" w:hAnsi="Times New Roman" w:eastAsia="Malgun Gothic"/>
+          <w:b w:val="0"/>
+          <w:i w:val="0"/>
+          <w:sz w:val="22"/>
+        </w:rPr>
+        <w:t>Смогу. Как любой гражданин. И получу такой же ответ, как любой гражданин, — в порядке очереди.</w:t>
       </w:r>
     </w:p>
     <w:p>
@@ -1852,7 +2579,7 @@
           <w:color w:val="1F3864"/>
           <w:sz w:val="26"/>
         </w:rPr>
-        <w:t>장면 8 — 마무리, 밤</w:t>
+        <w:t>장면 8 — 크릴로프의 반응 (전언)</w:t>
       </w:r>
     </w:p>
     <w:p>
@@ -1866,7 +2593,7 @@
           <w:i w:val="0"/>
           <w:sz w:val="22"/>
         </w:rPr>
-        <w:t xml:space="preserve">Дарья: </w:t>
+        <w:t xml:space="preserve">Прохоров: </w:t>
       </w:r>
       <w:r>
         <w:rPr>
@@ -1875,7 +2602,7 @@
           <w:i w:val="0"/>
           <w:sz w:val="22"/>
         </w:rPr>
-        <w:t>Устал?</w:t>
+        <w:t>Алексей Николаевич, дошли слухи через старые контакты. Крылов, узнав о регистрации партии, сказал одну фразу.</w:t>
       </w:r>
     </w:p>
     <w:p>
@@ -1898,7 +2625,7 @@
           <w:i w:val="0"/>
           <w:sz w:val="22"/>
         </w:rPr>
-        <w:t>Вымотан. Но, кажется, впервые за долгое время — в хорошем смысле.</w:t>
+        <w:t>Какую?</w:t>
       </w:r>
     </w:p>
     <w:p>
@@ -1912,7 +2639,7 @@
           <w:i w:val="0"/>
           <w:sz w:val="22"/>
         </w:rPr>
-        <w:t xml:space="preserve">Дарья: </w:t>
+        <w:t xml:space="preserve">Прохоров: </w:t>
       </w:r>
       <w:r>
         <w:rPr>
@@ -1921,145 +2648,7 @@
           <w:i w:val="0"/>
           <w:sz w:val="22"/>
         </w:rPr>
-        <w:t>Сегодня был важный день, Алексей. Настоящее начало нового этапа.</w:t>
-      </w:r>
-    </w:p>
-    <w:p>
-      <w:pPr>
-        <w:spacing w:before="0" w:after="110" w:line="300" w:lineRule="auto"/>
-      </w:pPr>
-      <w:r>
-        <w:rPr>
-          <w:rFonts w:ascii="Times New Roman" w:hAnsi="Times New Roman" w:eastAsia="Malgun Gothic"/>
-          <w:b/>
-          <w:i w:val="0"/>
-          <w:sz w:val="22"/>
-        </w:rPr>
-        <w:t xml:space="preserve">Лёша: </w:t>
-      </w:r>
-      <w:r>
-        <w:rPr>
-          <w:rFonts w:ascii="Times New Roman" w:hAnsi="Times New Roman" w:eastAsia="Malgun Gothic"/>
-          <w:b w:val="0"/>
-          <w:i w:val="0"/>
-          <w:sz w:val="22"/>
-        </w:rPr>
-        <w:t>Прости за вопрос на брифинге. То есть… не прости. Правильный был вопрос.</w:t>
-      </w:r>
-    </w:p>
-    <w:p>
-      <w:pPr>
-        <w:spacing w:before="0" w:after="110" w:line="300" w:lineRule="auto"/>
-      </w:pPr>
-      <w:r>
-        <w:rPr>
-          <w:rFonts w:ascii="Times New Roman" w:hAnsi="Times New Roman" w:eastAsia="Malgun Gothic"/>
-          <w:b/>
-          <w:i w:val="0"/>
-          <w:sz w:val="22"/>
-        </w:rPr>
-        <w:t xml:space="preserve">Дарья: </w:t>
-      </w:r>
-      <w:r>
-        <w:rPr>
-          <w:rFonts w:ascii="Times New Roman" w:hAnsi="Times New Roman" w:eastAsia="Malgun Gothic"/>
-          <w:b w:val="0"/>
-          <w:i w:val="0"/>
-          <w:sz w:val="22"/>
-        </w:rPr>
-        <w:t>Я и не собиралась извиняться. Если я перестану задавать тебе неудобные вопросы, значит, я стала твоим пресс-секретарём, а не журналистом.</w:t>
-      </w:r>
-    </w:p>
-    <w:p>
-      <w:pPr>
-        <w:spacing w:before="0" w:after="110" w:line="300" w:lineRule="auto"/>
-      </w:pPr>
-      <w:r>
-        <w:rPr>
-          <w:rFonts w:ascii="Times New Roman" w:hAnsi="Times New Roman" w:eastAsia="Malgun Gothic"/>
-          <w:b/>
-          <w:i w:val="0"/>
-          <w:sz w:val="22"/>
-        </w:rPr>
-        <w:t xml:space="preserve">Лёша: </w:t>
-      </w:r>
-      <w:r>
-        <w:rPr>
-          <w:rFonts w:ascii="Times New Roman" w:hAnsi="Times New Roman" w:eastAsia="Malgun Gothic"/>
-          <w:b w:val="0"/>
-          <w:i w:val="0"/>
-          <w:sz w:val="22"/>
-        </w:rPr>
-        <w:t>Знаешь, о чём я думал там, на трибуне?</w:t>
-      </w:r>
-    </w:p>
-    <w:p>
-      <w:pPr>
-        <w:spacing w:before="0" w:after="110" w:line="300" w:lineRule="auto"/>
-      </w:pPr>
-      <w:r>
-        <w:rPr>
-          <w:rFonts w:ascii="Times New Roman" w:hAnsi="Times New Roman" w:eastAsia="Malgun Gothic"/>
-          <w:b/>
-          <w:i w:val="0"/>
-          <w:sz w:val="22"/>
-        </w:rPr>
-        <w:t xml:space="preserve">Дарья: </w:t>
-      </w:r>
-      <w:r>
-        <w:rPr>
-          <w:rFonts w:ascii="Times New Roman" w:hAnsi="Times New Roman" w:eastAsia="Malgun Gothic"/>
-          <w:b w:val="0"/>
-          <w:i w:val="0"/>
-          <w:sz w:val="22"/>
-        </w:rPr>
-        <w:t>О чём?</w:t>
-      </w:r>
-    </w:p>
-    <w:p>
-      <w:pPr>
-        <w:spacing w:before="0" w:after="110" w:line="300" w:lineRule="auto"/>
-      </w:pPr>
-      <w:r>
-        <w:rPr>
-          <w:rFonts w:ascii="Times New Roman" w:hAnsi="Times New Roman" w:eastAsia="Malgun Gothic"/>
-          <w:b/>
-          <w:i w:val="0"/>
-          <w:sz w:val="22"/>
-        </w:rPr>
-        <w:t xml:space="preserve">Лёша: </w:t>
-      </w:r>
-      <w:r>
-        <w:rPr>
-          <w:rFonts w:ascii="Times New Roman" w:hAnsi="Times New Roman" w:eastAsia="Malgun Gothic"/>
-          <w:b w:val="0"/>
-          <w:i w:val="0"/>
-          <w:sz w:val="22"/>
-        </w:rPr>
-        <w:t>О Быкове. О том, что бы он сказал, увидев меня сегодня.</w:t>
-      </w:r>
-    </w:p>
-    <w:p>
-      <w:pPr>
-        <w:spacing w:before="0" w:after="110" w:line="300" w:lineRule="auto"/>
-      </w:pPr>
-      <w:r>
-        <w:rPr>
-          <w:rFonts w:ascii="Times New Roman" w:hAnsi="Times New Roman" w:eastAsia="Malgun Gothic"/>
-          <w:b/>
-          <w:i w:val="0"/>
-          <w:sz w:val="22"/>
-        </w:rPr>
-        <w:t xml:space="preserve">Дарья: </w:t>
-      </w:r>
-      <w:r>
-        <w:rPr>
-          <w:rFonts w:ascii="Times New Roman" w:hAnsi="Times New Roman" w:eastAsia="Malgun Gothic"/>
-          <w:b w:val="0"/>
-          <w:i w:val="0"/>
-          <w:sz w:val="22"/>
-        </w:rPr>
-        <w:t>И что, как думаешь, он бы сказал?</w:t>
+        <w:t>«Значит, мальчик наконец решил играть по-крупному». И добавил, что теперь дело перейдёт «на федеральный уровень внимания».</w:t>
       </w:r>
     </w:p>
     <w:p>
@@ -2083,7 +2672,7 @@
           <w:color w:val="555555"/>
           <w:sz w:val="22"/>
         </w:rPr>
-        <w:t>(пауза, тепло)</w:t>
+        <w:t>(мрачно усмехается)</w:t>
       </w:r>
       <w:r>
         <w:rPr>
@@ -2092,7 +2681,7 @@
           <w:i w:val="0"/>
           <w:sz w:val="22"/>
         </w:rPr>
-        <w:t xml:space="preserve"> Наверное, «осторожно, Алексей». А потом, может быть, впервые за долгое время — улыбнулся бы.</w:t>
+        <w:t xml:space="preserve"> Другими словами, теперь мной будут заниматься не только местные структуры.</w:t>
       </w:r>
     </w:p>
     <w:p>
@@ -2106,7 +2695,7 @@
           <w:i w:val="0"/>
           <w:sz w:val="22"/>
         </w:rPr>
-        <w:t xml:space="preserve">Дарья: </w:t>
+        <w:t xml:space="preserve">Прохоров: </w:t>
       </w:r>
       <w:r>
         <w:rPr>
@@ -2115,7 +2704,7 @@
           <w:i w:val="0"/>
           <w:sz w:val="22"/>
         </w:rPr>
-        <w:t>Тогда будем считать, что он улыбается сегодня где-то там.</w:t>
+        <w:t>Именно так я это понял, Алексей Николаевич.</w:t>
       </w:r>
     </w:p>
     <w:p>
@@ -2138,7 +2727,21 @@
           <w:i w:val="0"/>
           <w:sz w:val="22"/>
         </w:rPr>
-        <w:t xml:space="preserve">Будем считать. </w:t>
+        <w:t>Что ж. Пусть занимаются. У нас теперь тоже федеральный уровень амбиций.</w:t>
+      </w:r>
+    </w:p>
+    <w:p>
+      <w:pPr>
+        <w:spacing w:before="0" w:after="110" w:line="300" w:lineRule="auto"/>
+      </w:pPr>
+      <w:r>
+        <w:rPr>
+          <w:rFonts w:ascii="Times New Roman" w:hAnsi="Times New Roman" w:eastAsia="Malgun Gothic"/>
+          <w:b/>
+          <w:i w:val="0"/>
+          <w:sz w:val="22"/>
+        </w:rPr>
+        <w:t xml:space="preserve">Катя: </w:t>
       </w:r>
       <w:r>
         <w:rPr>
@@ -2148,7 +2751,7 @@
           <w:color w:val="555555"/>
           <w:sz w:val="22"/>
         </w:rPr>
-        <w:t>(смотрит на город за окном)</w:t>
+        <w:t>(входит)</w:t>
       </w:r>
       <w:r>
         <w:rPr>
@@ -2157,7 +2760,122 @@
           <w:i w:val="0"/>
           <w:sz w:val="22"/>
         </w:rPr>
-        <w:t xml:space="preserve"> Завтра начинается настоящая работа.</w:t>
+        <w:t xml:space="preserve"> Алексей Николаевич, это уже началось. Два региональных отделения сообщают, что к учредителям приходили участковые. Вежливо. «Просто познакомиться».</w:t>
+      </w:r>
+    </w:p>
+    <w:p>
+      <w:pPr>
+        <w:spacing w:before="0" w:after="110" w:line="300" w:lineRule="auto"/>
+      </w:pPr>
+      <w:r>
+        <w:rPr>
+          <w:rFonts w:ascii="Times New Roman" w:hAnsi="Times New Roman" w:eastAsia="Malgun Gothic"/>
+          <w:b/>
+          <w:i w:val="0"/>
+          <w:sz w:val="22"/>
+        </w:rPr>
+        <w:t xml:space="preserve">Лёша: </w:t>
+      </w:r>
+      <w:r>
+        <w:rPr>
+          <w:rFonts w:ascii="Times New Roman" w:hAnsi="Times New Roman" w:eastAsia="Malgun Gothic"/>
+          <w:b w:val="0"/>
+          <w:i w:val="0"/>
+          <w:sz w:val="22"/>
+        </w:rPr>
+        <w:t>Сколько человек?</w:t>
+      </w:r>
+    </w:p>
+    <w:p>
+      <w:pPr>
+        <w:spacing w:before="0" w:after="110" w:line="300" w:lineRule="auto"/>
+      </w:pPr>
+      <w:r>
+        <w:rPr>
+          <w:rFonts w:ascii="Times New Roman" w:hAnsi="Times New Roman" w:eastAsia="Malgun Gothic"/>
+          <w:b/>
+          <w:i w:val="0"/>
+          <w:sz w:val="22"/>
+        </w:rPr>
+        <w:t xml:space="preserve">Катя: </w:t>
+      </w:r>
+      <w:r>
+        <w:rPr>
+          <w:rFonts w:ascii="Times New Roman" w:hAnsi="Times New Roman" w:eastAsia="Malgun Gothic"/>
+          <w:b w:val="0"/>
+          <w:i w:val="0"/>
+          <w:sz w:val="22"/>
+        </w:rPr>
+        <w:t>Пока семеро. Все показали памятку Инны Сергеевны и ничего не подписали.</w:t>
+      </w:r>
+    </w:p>
+    <w:p>
+      <w:pPr>
+        <w:spacing w:before="0" w:after="110" w:line="300" w:lineRule="auto"/>
+      </w:pPr>
+      <w:r>
+        <w:rPr>
+          <w:rFonts w:ascii="Times New Roman" w:hAnsi="Times New Roman" w:eastAsia="Malgun Gothic"/>
+          <w:b/>
+          <w:i w:val="0"/>
+          <w:sz w:val="22"/>
+        </w:rPr>
+        <w:t xml:space="preserve">Прохоров: </w:t>
+      </w:r>
+      <w:r>
+        <w:rPr>
+          <w:rFonts w:ascii="Times New Roman" w:hAnsi="Times New Roman" w:eastAsia="Malgun Gothic"/>
+          <w:b w:val="0"/>
+          <w:i w:val="0"/>
+          <w:sz w:val="22"/>
+        </w:rPr>
+        <w:t>Значит, памятка работает раньше, чем мы думали.</w:t>
+      </w:r>
+    </w:p>
+    <w:p>
+      <w:pPr>
+        <w:spacing w:before="0" w:after="110" w:line="300" w:lineRule="auto"/>
+      </w:pPr>
+      <w:r>
+        <w:rPr>
+          <w:rFonts w:ascii="Times New Roman" w:hAnsi="Times New Roman" w:eastAsia="Malgun Gothic"/>
+          <w:b/>
+          <w:i w:val="0"/>
+          <w:sz w:val="22"/>
+        </w:rPr>
+        <w:t xml:space="preserve">Лёша: </w:t>
+      </w:r>
+      <w:r>
+        <w:rPr>
+          <w:rFonts w:ascii="Times New Roman" w:hAnsi="Times New Roman" w:eastAsia="Malgun Gothic"/>
+          <w:b w:val="0"/>
+          <w:i w:val="0"/>
+          <w:sz w:val="22"/>
+        </w:rPr>
+        <w:t>Катя, обзвони всех семерых лично. Не рассылкой — голосом. Пусть знают, что мы видим и помним каждого.</w:t>
+      </w:r>
+    </w:p>
+    <w:p>
+      <w:pPr>
+        <w:spacing w:before="0" w:after="110" w:line="300" w:lineRule="auto"/>
+      </w:pPr>
+      <w:r>
+        <w:rPr>
+          <w:rFonts w:ascii="Times New Roman" w:hAnsi="Times New Roman" w:eastAsia="Malgun Gothic"/>
+          <w:b/>
+          <w:i w:val="0"/>
+          <w:sz w:val="22"/>
+        </w:rPr>
+        <w:t xml:space="preserve">Катя: </w:t>
+      </w:r>
+      <w:r>
+        <w:rPr>
+          <w:rFonts w:ascii="Times New Roman" w:hAnsi="Times New Roman" w:eastAsia="Malgun Gothic"/>
+          <w:b w:val="0"/>
+          <w:i w:val="0"/>
+          <w:sz w:val="22"/>
+        </w:rPr>
+        <w:t>Сегодня же.</w:t>
       </w:r>
     </w:p>
     <w:p>
@@ -2173,12 +2891,12 @@
           <w:color w:val="1F3864"/>
           <w:sz w:val="26"/>
         </w:rPr>
-        <w:t>핵심 문학 인용</w:t>
+        <w:t>장면 9 — 마무리, 밤</w:t>
       </w:r>
     </w:p>
     <w:p>
       <w:pPr>
-        <w:spacing w:before="0" w:after="120"/>
+        <w:spacing w:before="0" w:after="110" w:line="300" w:lineRule="auto"/>
       </w:pPr>
       <w:r>
         <w:rPr>
@@ -2187,7 +2905,7 @@
           <w:i w:val="0"/>
           <w:sz w:val="22"/>
         </w:rPr>
-        <w:t>Некрасов, «Поэт и гражданин» (1856): «Поэтом можешь ты не быть, / Но гражданином быть обязан»</w:t>
+        <w:t xml:space="preserve">Дарья: </w:t>
       </w:r>
       <w:r>
         <w:rPr>
@@ -2196,12 +2914,12 @@
           <w:i w:val="0"/>
           <w:sz w:val="22"/>
         </w:rPr>
-        <w:t xml:space="preserve"> — 한국어 해설: 그레벤시코프가 “나는 정치인이 아니다”라던 료샤의 반년 전 방송 발언을 떠올리며 건네는 구절(장면 1). 료샤가 “변호사가 아니어도…”로 받아치며, 직업인의 자리에서 시민의 책임으로 넘어가는 3부 전체의 문턱을 연다.</w:t>
+        <w:t>Устал?</w:t>
       </w:r>
     </w:p>
     <w:p>
       <w:pPr>
-        <w:spacing w:before="0" w:after="120"/>
+        <w:spacing w:before="0" w:after="110" w:line="300" w:lineRule="auto"/>
       </w:pPr>
       <w:r>
         <w:rPr>
@@ -2210,7 +2928,7 @@
           <w:i w:val="0"/>
           <w:sz w:val="22"/>
         </w:rPr>
-        <w:t>Грибоедов, «Горе от ума» (1824): «Служить бы рад, прислуживаться тошно»</w:t>
+        <w:t xml:space="preserve">Лёша: </w:t>
       </w:r>
       <w:r>
         <w:rPr>
@@ -2219,7 +2937,504 @@
           <w:i w:val="0"/>
           <w:sz w:val="22"/>
         </w:rPr>
-        <w:t xml:space="preserve"> — 한국어 해설: 차츠키의 대사. 브리핑에서 “정부 자리를 제안받으면?”이라는 질문에 료샤가 인용하며, 법에 봉사하되 권력에 굽신거리지 않겠다는 신당의 원칙을 선언한다(장면 6).</w:t>
+        <w:t>Вымотан. Но, кажется, впервые за долгое время — в хорошем смысле.</w:t>
+      </w:r>
+    </w:p>
+    <w:p>
+      <w:pPr>
+        <w:spacing w:before="0" w:after="110" w:line="300" w:lineRule="auto"/>
+      </w:pPr>
+      <w:r>
+        <w:rPr>
+          <w:rFonts w:ascii="Times New Roman" w:hAnsi="Times New Roman" w:eastAsia="Malgun Gothic"/>
+          <w:b/>
+          <w:i w:val="0"/>
+          <w:sz w:val="22"/>
+        </w:rPr>
+        <w:t xml:space="preserve">Дарья: </w:t>
+      </w:r>
+      <w:r>
+        <w:rPr>
+          <w:rFonts w:ascii="Times New Roman" w:hAnsi="Times New Roman" w:eastAsia="Malgun Gothic"/>
+          <w:b w:val="0"/>
+          <w:i w:val="0"/>
+          <w:sz w:val="22"/>
+        </w:rPr>
+        <w:t>Сегодня был важный день, Алексей. Настоящее начало нового этапа.</w:t>
+      </w:r>
+    </w:p>
+    <w:p>
+      <w:pPr>
+        <w:spacing w:before="0" w:after="110" w:line="300" w:lineRule="auto"/>
+      </w:pPr>
+      <w:r>
+        <w:rPr>
+          <w:rFonts w:ascii="Times New Roman" w:hAnsi="Times New Roman" w:eastAsia="Malgun Gothic"/>
+          <w:b/>
+          <w:i w:val="0"/>
+          <w:sz w:val="22"/>
+        </w:rPr>
+        <w:t xml:space="preserve">Лёша: </w:t>
+      </w:r>
+      <w:r>
+        <w:rPr>
+          <w:rFonts w:ascii="Times New Roman" w:hAnsi="Times New Roman" w:eastAsia="Malgun Gothic"/>
+          <w:b w:val="0"/>
+          <w:i w:val="0"/>
+          <w:sz w:val="22"/>
+        </w:rPr>
+        <w:t>Прости за вопрос на брифинге. То есть… не прости. Правильный был вопрос.</w:t>
+      </w:r>
+    </w:p>
+    <w:p>
+      <w:pPr>
+        <w:spacing w:before="0" w:after="110" w:line="300" w:lineRule="auto"/>
+      </w:pPr>
+      <w:r>
+        <w:rPr>
+          <w:rFonts w:ascii="Times New Roman" w:hAnsi="Times New Roman" w:eastAsia="Malgun Gothic"/>
+          <w:b/>
+          <w:i w:val="0"/>
+          <w:sz w:val="22"/>
+        </w:rPr>
+        <w:t xml:space="preserve">Дарья: </w:t>
+      </w:r>
+      <w:r>
+        <w:rPr>
+          <w:rFonts w:ascii="Times New Roman" w:hAnsi="Times New Roman" w:eastAsia="Malgun Gothic"/>
+          <w:b w:val="0"/>
+          <w:i w:val="0"/>
+          <w:sz w:val="22"/>
+        </w:rPr>
+        <w:t>Я и не собиралась извиняться. Если я перестану задавать тебе неудобные вопросы, значит, я стала твоим пресс-секретарём, а не журналистом.</w:t>
+      </w:r>
+    </w:p>
+    <w:p>
+      <w:pPr>
+        <w:spacing w:before="0" w:after="110" w:line="300" w:lineRule="auto"/>
+      </w:pPr>
+      <w:r>
+        <w:rPr>
+          <w:rFonts w:ascii="Times New Roman" w:hAnsi="Times New Roman" w:eastAsia="Malgun Gothic"/>
+          <w:b/>
+          <w:i w:val="0"/>
+          <w:sz w:val="22"/>
+        </w:rPr>
+        <w:t xml:space="preserve">Лёша: </w:t>
+      </w:r>
+      <w:r>
+        <w:rPr>
+          <w:rFonts w:ascii="Times New Roman" w:hAnsi="Times New Roman" w:eastAsia="Malgun Gothic"/>
+          <w:b w:val="0"/>
+          <w:i w:val="0"/>
+          <w:sz w:val="22"/>
+        </w:rPr>
+        <w:t>А если однажды тебе придётся писать про меня что-то плохое?</w:t>
+      </w:r>
+    </w:p>
+    <w:p>
+      <w:pPr>
+        <w:spacing w:before="0" w:after="110" w:line="300" w:lineRule="auto"/>
+      </w:pPr>
+      <w:r>
+        <w:rPr>
+          <w:rFonts w:ascii="Times New Roman" w:hAnsi="Times New Roman" w:eastAsia="Malgun Gothic"/>
+          <w:b/>
+          <w:i w:val="0"/>
+          <w:sz w:val="22"/>
+        </w:rPr>
+        <w:t xml:space="preserve">Дарья: </w:t>
+      </w:r>
+      <w:r>
+        <w:rPr>
+          <w:rFonts w:ascii="Times New Roman" w:hAnsi="Times New Roman" w:eastAsia="Malgun Gothic"/>
+          <w:b w:val="0"/>
+          <w:i w:val="0"/>
+          <w:sz w:val="22"/>
+        </w:rPr>
+        <w:t xml:space="preserve">Напишу. </w:t>
+      </w:r>
+      <w:r>
+        <w:rPr>
+          <w:rFonts w:ascii="Times New Roman" w:hAnsi="Times New Roman" w:eastAsia="Malgun Gothic"/>
+          <w:b w:val="0"/>
+          <w:i/>
+          <w:color w:val="555555"/>
+          <w:sz w:val="22"/>
+        </w:rPr>
+        <w:t>(пауза)</w:t>
+      </w:r>
+      <w:r>
+        <w:rPr>
+          <w:rFonts w:ascii="Times New Roman" w:hAnsi="Times New Roman" w:eastAsia="Malgun Gothic"/>
+          <w:b w:val="0"/>
+          <w:i w:val="0"/>
+          <w:sz w:val="22"/>
+        </w:rPr>
+        <w:t xml:space="preserve"> А потом приду домой и буду злиться на тебя за то, что пришлось.</w:t>
+      </w:r>
+    </w:p>
+    <w:p>
+      <w:pPr>
+        <w:spacing w:before="0" w:after="110" w:line="300" w:lineRule="auto"/>
+      </w:pPr>
+      <w:r>
+        <w:rPr>
+          <w:rFonts w:ascii="Times New Roman" w:hAnsi="Times New Roman" w:eastAsia="Malgun Gothic"/>
+          <w:b/>
+          <w:i w:val="0"/>
+          <w:sz w:val="22"/>
+        </w:rPr>
+        <w:t xml:space="preserve">Лёша: </w:t>
+      </w:r>
+      <w:r>
+        <w:rPr>
+          <w:rFonts w:ascii="Times New Roman" w:hAnsi="Times New Roman" w:eastAsia="Malgun Gothic"/>
+          <w:b w:val="0"/>
+          <w:i w:val="0"/>
+          <w:sz w:val="22"/>
+        </w:rPr>
+        <w:t>Справедливо.</w:t>
+      </w:r>
+    </w:p>
+    <w:p>
+      <w:pPr>
+        <w:spacing w:before="0" w:after="110" w:line="300" w:lineRule="auto"/>
+      </w:pPr>
+      <w:r>
+        <w:rPr>
+          <w:rFonts w:ascii="Times New Roman" w:hAnsi="Times New Roman" w:eastAsia="Malgun Gothic"/>
+          <w:b/>
+          <w:i w:val="0"/>
+          <w:sz w:val="22"/>
+        </w:rPr>
+        <w:t xml:space="preserve">Дарья: </w:t>
+      </w:r>
+      <w:r>
+        <w:rPr>
+          <w:rFonts w:ascii="Times New Roman" w:hAnsi="Times New Roman" w:eastAsia="Malgun Gothic"/>
+          <w:b w:val="0"/>
+          <w:i w:val="0"/>
+          <w:sz w:val="22"/>
+        </w:rPr>
+        <w:t>Мой редактор уже спросил, не хочу ли я взять самоотвод по всем темам, связанным с партией.</w:t>
+      </w:r>
+    </w:p>
+    <w:p>
+      <w:pPr>
+        <w:spacing w:before="0" w:after="110" w:line="300" w:lineRule="auto"/>
+      </w:pPr>
+      <w:r>
+        <w:rPr>
+          <w:rFonts w:ascii="Times New Roman" w:hAnsi="Times New Roman" w:eastAsia="Malgun Gothic"/>
+          <w:b/>
+          <w:i w:val="0"/>
+          <w:sz w:val="22"/>
+        </w:rPr>
+        <w:t xml:space="preserve">Лёша: </w:t>
+      </w:r>
+      <w:r>
+        <w:rPr>
+          <w:rFonts w:ascii="Times New Roman" w:hAnsi="Times New Roman" w:eastAsia="Malgun Gothic"/>
+          <w:b w:val="0"/>
+          <w:i w:val="0"/>
+          <w:sz w:val="22"/>
+        </w:rPr>
+        <w:t>И что ты ответила?</w:t>
+      </w:r>
+    </w:p>
+    <w:p>
+      <w:pPr>
+        <w:spacing w:before="0" w:after="110" w:line="300" w:lineRule="auto"/>
+      </w:pPr>
+      <w:r>
+        <w:rPr>
+          <w:rFonts w:ascii="Times New Roman" w:hAnsi="Times New Roman" w:eastAsia="Malgun Gothic"/>
+          <w:b/>
+          <w:i w:val="0"/>
+          <w:sz w:val="22"/>
+        </w:rPr>
+        <w:t xml:space="preserve">Дарья: </w:t>
+      </w:r>
+      <w:r>
+        <w:rPr>
+          <w:rFonts w:ascii="Times New Roman" w:hAnsi="Times New Roman" w:eastAsia="Malgun Gothic"/>
+          <w:b w:val="0"/>
+          <w:i w:val="0"/>
+          <w:sz w:val="22"/>
+        </w:rPr>
+        <w:t xml:space="preserve">Что возьму самоотвод, когда ты станешь скучным. То есть, видимо, никогда. </w:t>
+      </w:r>
+      <w:r>
+        <w:rPr>
+          <w:rFonts w:ascii="Times New Roman" w:hAnsi="Times New Roman" w:eastAsia="Malgun Gothic"/>
+          <w:b w:val="0"/>
+          <w:i/>
+          <w:color w:val="555555"/>
+          <w:sz w:val="22"/>
+        </w:rPr>
+        <w:t>(серьёзнее)</w:t>
+      </w:r>
+      <w:r>
+        <w:rPr>
+          <w:rFonts w:ascii="Times New Roman" w:hAnsi="Times New Roman" w:eastAsia="Malgun Gothic"/>
+          <w:b w:val="0"/>
+          <w:i w:val="0"/>
+          <w:sz w:val="22"/>
+        </w:rPr>
+        <w:t xml:space="preserve"> Нет, правда, Алексей. О партии будут писать другие. Я занимаюсь тем, чем занималась, — деньгами, связями, тем, что прячут.</w:t>
+      </w:r>
+    </w:p>
+    <w:p>
+      <w:pPr>
+        <w:spacing w:before="0" w:after="110" w:line="300" w:lineRule="auto"/>
+      </w:pPr>
+      <w:r>
+        <w:rPr>
+          <w:rFonts w:ascii="Times New Roman" w:hAnsi="Times New Roman" w:eastAsia="Malgun Gothic"/>
+          <w:b/>
+          <w:i w:val="0"/>
+          <w:sz w:val="22"/>
+        </w:rPr>
+        <w:t xml:space="preserve">Лёша: </w:t>
+      </w:r>
+      <w:r>
+        <w:rPr>
+          <w:rFonts w:ascii="Times New Roman" w:hAnsi="Times New Roman" w:eastAsia="Malgun Gothic"/>
+          <w:b w:val="0"/>
+          <w:i w:val="0"/>
+          <w:sz w:val="22"/>
+        </w:rPr>
+        <w:t>Знаешь, о чём я думал там, на трибуне?</w:t>
+      </w:r>
+    </w:p>
+    <w:p>
+      <w:pPr>
+        <w:spacing w:before="0" w:after="110" w:line="300" w:lineRule="auto"/>
+      </w:pPr>
+      <w:r>
+        <w:rPr>
+          <w:rFonts w:ascii="Times New Roman" w:hAnsi="Times New Roman" w:eastAsia="Malgun Gothic"/>
+          <w:b/>
+          <w:i w:val="0"/>
+          <w:sz w:val="22"/>
+        </w:rPr>
+        <w:t xml:space="preserve">Дарья: </w:t>
+      </w:r>
+      <w:r>
+        <w:rPr>
+          <w:rFonts w:ascii="Times New Roman" w:hAnsi="Times New Roman" w:eastAsia="Malgun Gothic"/>
+          <w:b w:val="0"/>
+          <w:i w:val="0"/>
+          <w:sz w:val="22"/>
+        </w:rPr>
+        <w:t>О чём?</w:t>
+      </w:r>
+    </w:p>
+    <w:p>
+      <w:pPr>
+        <w:spacing w:before="0" w:after="110" w:line="300" w:lineRule="auto"/>
+      </w:pPr>
+      <w:r>
+        <w:rPr>
+          <w:rFonts w:ascii="Times New Roman" w:hAnsi="Times New Roman" w:eastAsia="Malgun Gothic"/>
+          <w:b/>
+          <w:i w:val="0"/>
+          <w:sz w:val="22"/>
+        </w:rPr>
+        <w:t xml:space="preserve">Лёша: </w:t>
+      </w:r>
+      <w:r>
+        <w:rPr>
+          <w:rFonts w:ascii="Times New Roman" w:hAnsi="Times New Roman" w:eastAsia="Malgun Gothic"/>
+          <w:b w:val="0"/>
+          <w:i w:val="0"/>
+          <w:sz w:val="22"/>
+        </w:rPr>
+        <w:t>О Быкове. О том, что бы он сказал, увидев меня сегодня.</w:t>
+      </w:r>
+    </w:p>
+    <w:p>
+      <w:pPr>
+        <w:spacing w:before="0" w:after="110" w:line="300" w:lineRule="auto"/>
+      </w:pPr>
+      <w:r>
+        <w:rPr>
+          <w:rFonts w:ascii="Times New Roman" w:hAnsi="Times New Roman" w:eastAsia="Malgun Gothic"/>
+          <w:b/>
+          <w:i w:val="0"/>
+          <w:sz w:val="22"/>
+        </w:rPr>
+        <w:t xml:space="preserve">Дарья: </w:t>
+      </w:r>
+      <w:r>
+        <w:rPr>
+          <w:rFonts w:ascii="Times New Roman" w:hAnsi="Times New Roman" w:eastAsia="Malgun Gothic"/>
+          <w:b w:val="0"/>
+          <w:i w:val="0"/>
+          <w:sz w:val="22"/>
+        </w:rPr>
+        <w:t>И что, как думаешь, он бы сказал?</w:t>
+      </w:r>
+    </w:p>
+    <w:p>
+      <w:pPr>
+        <w:spacing w:before="0" w:after="110" w:line="300" w:lineRule="auto"/>
+      </w:pPr>
+      <w:r>
+        <w:rPr>
+          <w:rFonts w:ascii="Times New Roman" w:hAnsi="Times New Roman" w:eastAsia="Malgun Gothic"/>
+          <w:b/>
+          <w:i w:val="0"/>
+          <w:sz w:val="22"/>
+        </w:rPr>
+        <w:t xml:space="preserve">Лёша: </w:t>
+      </w:r>
+      <w:r>
+        <w:rPr>
+          <w:rFonts w:ascii="Times New Roman" w:hAnsi="Times New Roman" w:eastAsia="Malgun Gothic"/>
+          <w:b w:val="0"/>
+          <w:i/>
+          <w:color w:val="555555"/>
+          <w:sz w:val="22"/>
+        </w:rPr>
+        <w:t>(пауза, тепло)</w:t>
+      </w:r>
+      <w:r>
+        <w:rPr>
+          <w:rFonts w:ascii="Times New Roman" w:hAnsi="Times New Roman" w:eastAsia="Malgun Gothic"/>
+          <w:b w:val="0"/>
+          <w:i w:val="0"/>
+          <w:sz w:val="22"/>
+        </w:rPr>
+        <w:t xml:space="preserve"> Наверное, «осторожно, Алексей». А потом, может быть, впервые за долгое время — улыбнулся бы.</w:t>
+      </w:r>
+    </w:p>
+    <w:p>
+      <w:pPr>
+        <w:spacing w:before="0" w:after="110" w:line="300" w:lineRule="auto"/>
+      </w:pPr>
+      <w:r>
+        <w:rPr>
+          <w:rFonts w:ascii="Times New Roman" w:hAnsi="Times New Roman" w:eastAsia="Malgun Gothic"/>
+          <w:b/>
+          <w:i w:val="0"/>
+          <w:sz w:val="22"/>
+        </w:rPr>
+        <w:t xml:space="preserve">Дарья: </w:t>
+      </w:r>
+      <w:r>
+        <w:rPr>
+          <w:rFonts w:ascii="Times New Roman" w:hAnsi="Times New Roman" w:eastAsia="Malgun Gothic"/>
+          <w:b w:val="0"/>
+          <w:i w:val="0"/>
+          <w:sz w:val="22"/>
+        </w:rPr>
+        <w:t>Тогда будем считать, что он улыбается сегодня где-то там.</w:t>
+      </w:r>
+    </w:p>
+    <w:p>
+      <w:pPr>
+        <w:spacing w:before="0" w:after="110" w:line="300" w:lineRule="auto"/>
+      </w:pPr>
+      <w:r>
+        <w:rPr>
+          <w:rFonts w:ascii="Times New Roman" w:hAnsi="Times New Roman" w:eastAsia="Malgun Gothic"/>
+          <w:b/>
+          <w:i w:val="0"/>
+          <w:sz w:val="22"/>
+        </w:rPr>
+        <w:t xml:space="preserve">Лёша: </w:t>
+      </w:r>
+      <w:r>
+        <w:rPr>
+          <w:rFonts w:ascii="Times New Roman" w:hAnsi="Times New Roman" w:eastAsia="Malgun Gothic"/>
+          <w:b w:val="0"/>
+          <w:i w:val="0"/>
+          <w:sz w:val="22"/>
+        </w:rPr>
+        <w:t xml:space="preserve">Будем считать. </w:t>
+      </w:r>
+      <w:r>
+        <w:rPr>
+          <w:rFonts w:ascii="Times New Roman" w:hAnsi="Times New Roman" w:eastAsia="Malgun Gothic"/>
+          <w:b w:val="0"/>
+          <w:i/>
+          <w:color w:val="555555"/>
+          <w:sz w:val="22"/>
+        </w:rPr>
+        <w:t>(смотрит на город за окном)</w:t>
+      </w:r>
+      <w:r>
+        <w:rPr>
+          <w:rFonts w:ascii="Times New Roman" w:hAnsi="Times New Roman" w:eastAsia="Malgun Gothic"/>
+          <w:b w:val="0"/>
+          <w:i w:val="0"/>
+          <w:sz w:val="22"/>
+        </w:rPr>
+        <w:t xml:space="preserve"> Завтра начинается настоящая работа.</w:t>
+      </w:r>
+    </w:p>
+    <w:p>
+      <w:pPr>
+        <w:keepNext/>
+        <w:spacing w:before="320" w:after="140"/>
+      </w:pPr>
+      <w:r>
+        <w:rPr>
+          <w:rFonts w:ascii="Times New Roman" w:hAnsi="Times New Roman" w:eastAsia="Malgun Gothic"/>
+          <w:b/>
+          <w:i w:val="0"/>
+          <w:color w:val="1F3864"/>
+          <w:sz w:val="26"/>
+        </w:rPr>
+        <w:t>핵심 문학 인용</w:t>
+      </w:r>
+    </w:p>
+    <w:p>
+      <w:pPr>
+        <w:spacing w:before="0" w:after="120"/>
+      </w:pPr>
+      <w:r>
+        <w:rPr>
+          <w:rFonts w:ascii="Times New Roman" w:hAnsi="Times New Roman" w:eastAsia="Malgun Gothic"/>
+          <w:b/>
+          <w:i w:val="0"/>
+          <w:sz w:val="22"/>
+        </w:rPr>
+        <w:t>Некрасов, «Поэт и гражданин» (1856): «Поэтом можешь ты не быть, но гражданином быть обязан»</w:t>
+      </w:r>
+      <w:r>
+        <w:rPr>
+          <w:rFonts w:ascii="Times New Roman" w:hAnsi="Times New Roman" w:eastAsia="Malgun Gothic"/>
+          <w:b w:val="0"/>
+          <w:i w:val="0"/>
+          <w:sz w:val="22"/>
+        </w:rPr>
+        <w:t xml:space="preserve"> — 한국어 해설: 그레벤시코프가 “나는 정치인이 아니다”라던 료샤의 반년 전 방송 발언을 떠올리며 건네는 구절(장면 1). 료샤가 “변호사가 아니어도…”로 받아치며, 직업인의 자리에서 시민의 책임으로 넘어가는 3부 전체의 문턱을 연다.</w:t>
+      </w:r>
+    </w:p>
+    <w:p>
+      <w:pPr>
+        <w:spacing w:before="0" w:after="120"/>
+      </w:pPr>
+      <w:r>
+        <w:rPr>
+          <w:rFonts w:ascii="Times New Roman" w:hAnsi="Times New Roman" w:eastAsia="Malgun Gothic"/>
+          <w:b/>
+          <w:i w:val="0"/>
+          <w:sz w:val="22"/>
+        </w:rPr>
+        <w:t>Грибоедов, «Горе от ума» (1824): «Служить бы рад, прислуживаться тошно»</w:t>
+      </w:r>
+      <w:r>
+        <w:rPr>
+          <w:rFonts w:ascii="Times New Roman" w:hAnsi="Times New Roman" w:eastAsia="Malgun Gothic"/>
+          <w:b w:val="0"/>
+          <w:i w:val="0"/>
+          <w:sz w:val="22"/>
+        </w:rPr>
+        <w:t xml:space="preserve"> — 한국어 해설: 차츠키의 대사. 브리핑에서 “정부 자리를 제안받으면?”이라는 질문에 료샤가 인용하며, 법에 봉사하되 권력에 굽신거리지 않겠다는 신당의 원칙을 선언한다(장면 7).</w:t>
       </w:r>
     </w:p>
     <w:p>

--- a/러시아 인권변호사/3부/3부_1화_정당_창당.docx
+++ b/러시아 인권변호사/3부/3부_1화_정당_창당.docx
@@ -337,7 +337,7 @@
           <w:i w:val="0"/>
           <w:sz w:val="22"/>
         </w:rPr>
-        <w:t xml:space="preserve"> Знаете, когда вы полгода назад сказали мне по телевизору «я не политик», я вспомнил Некрасова: «Поэтом можешь ты не быть, но гражданином быть обязан».</w:t>
+        <w:t xml:space="preserve"> Знаете, когда вы полгода назад сказали мне по телевизору «я не политик», я вспомнил пословицу: «Не плюй в колодец — пригодится воды напиться».</w:t>
       </w:r>
     </w:p>
     <w:p>
@@ -370,7 +370,7 @@
           <w:i w:val="0"/>
           <w:sz w:val="22"/>
         </w:rPr>
-        <w:t xml:space="preserve"> «Адвокатом можешь ты не быть…» Я понял намёк ещё тогда, Анатолий Викторович. Просто долго к нему привыкал.</w:t>
+        <w:t xml:space="preserve"> Я не плевал, Анатолий Викторович, просто обходил колодец стороной. Намёк я понял ещё тогда. Просто долго к нему привыкал.</w:t>
       </w:r>
     </w:p>
     <w:p>
@@ -2369,7 +2369,7 @@
           <w:i w:val="0"/>
           <w:sz w:val="22"/>
         </w:rPr>
-        <w:t>Грибоедов на это давно ответил за меня: «Служить бы рад, прислуживаться тошно». Служить закону — да. Прислуживаться — нет.</w:t>
+        <w:t>Грибоедов на это давно ответил за меня: «Чины людьми даются, а люди могут обмануться». Чин мне не нужен. Служить закону — да. Служить чину — нет.</w:t>
       </w:r>
     </w:p>
     <w:p>
@@ -3402,7 +3402,7 @@
           <w:i w:val="0"/>
           <w:sz w:val="22"/>
         </w:rPr>
-        <w:t>Некрасов, «Поэт и гражданин» (1856): «Поэтом можешь ты не быть, но гражданином быть обязан»</w:t>
+        <w:t>Русская пословица: «Не плюй в колодец</w:t>
       </w:r>
       <w:r>
         <w:rPr>
@@ -3411,7 +3411,7 @@
           <w:i w:val="0"/>
           <w:sz w:val="22"/>
         </w:rPr>
-        <w:t xml:space="preserve"> — 한국어 해설: 그레벤시코프가 “나는 정치인이 아니다”라던 료샤의 반년 전 방송 발언을 떠올리며 건네는 구절(장면 1). 료샤가 “변호사가 아니어도…”로 받아치며, 직업인의 자리에서 시민의 책임으로 넘어가는 3부 전체의 문턱을 연다.</w:t>
+        <w:t xml:space="preserve"> — пригодится воды напиться» — 한국어 해설: 지금 필요 없다고 등 돌린 것이 언젠가 꼭 필요해진다는 속담. 그레벤시코프가 “나는 정치인이 아니다”라던 료샤의 반년 전 방송 발언을 떠올리며 건네는 말(장면 1). 료샤가 “침을 뱉은 게 아니라 우물을 피해 다녔을 뿐”이라고 받아치며, 직업인의 자리에서 시민의 책임으로 넘어가는 3부 전체의 문턱을 연다.</w:t>
       </w:r>
     </w:p>
     <w:p>
@@ -3425,7 +3425,7 @@
           <w:i w:val="0"/>
           <w:sz w:val="22"/>
         </w:rPr>
-        <w:t>Грибоедов, «Горе от ума» (1824): «Служить бы рад, прислуживаться тошно»</w:t>
+        <w:t>Грибоедов, «Горе от ума» (1824): «Чины людьми даются, а люди могут обмануться»</w:t>
       </w:r>
       <w:r>
         <w:rPr>
@@ -3434,7 +3434,7 @@
           <w:i w:val="0"/>
           <w:sz w:val="22"/>
         </w:rPr>
-        <w:t xml:space="preserve"> — 한국어 해설: 차츠키의 대사. 브리핑에서 “정부 자리를 제안받으면?”이라는 질문에 료샤가 인용하며, 법에 봉사하되 권력에 굽신거리지 않겠다는 신당의 원칙을 선언한다(장면 7).</w:t>
+        <w:t xml:space="preserve"> — 한국어 해설: 2막에서 파무소프에게 하는 차츠키의 대사. 브리핑에서 “정부 자리를 제안받으면?”이라는 질문에 료샤가 인용하며, 관직은 사람이 주는 것이고 사람은 틀릴 수 있으니 자리가 아니라 법에 봉사하겠다는 신당의 원칙을 선언한다(장면 7).</w:t>
       </w:r>
     </w:p>
     <w:p>

--- a/러시아 인권변호사/3부/3부_1화_정당_창당.docx
+++ b/러시아 인권변호사/3부/3부_1화_정당_창당.docx
@@ -2960,7 +2960,7 @@
           <w:i w:val="0"/>
           <w:sz w:val="22"/>
         </w:rPr>
-        <w:t>Сегодня был важный день, Алексей. Настоящее начало нового этапа.</w:t>
+        <w:t>Сегодня был важный день, Лёша. Настоящее начало нового этапа.</w:t>
       </w:r>
     </w:p>
     <w:p>

--- a/러시아 인권변호사/3부/3부_1화_정당_창당.docx
+++ b/러시아 인권변호사/3부/3부_1화_정당_창당.docx
@@ -36,7 +36,7 @@
           <w:i w:val="0"/>
           <w:sz w:val="22"/>
         </w:rPr>
-        <w:t>알렉세이 “료샤” 오를로프(‘스베트’ 대표, 신당 창당 주도) / 다리야 볼코바(탐사기자, 료샤의 연인) / 카탸 리시나(료샤의 참모) / 아나톨리 빅토로비치 그레벤시코프(야권 원로, 공동 창당자) / 바딤 올레고비치 프로호로프(지역 조정관) / 인나 세르게예브나 수히노바(법률고문) / 니콜라이·안나 오를로프(료샤의 부모, 전화 등장) / 기자 1·2 / 크릴로프 장군(언급만)</w:t>
+        <w:t>알렉세이 “료샤” 오를로프(‘스베트’ 대표, 신당 창당 주도) / 다리야 볼코바(탐사기자, 료샤의 연인) / 카탸 리시나(료샤의 참모) / 아나톨리 빅토로비치 그레벤시코프(야권 원로, 공동 창당자) / 바딤 올레고비치 프로호로프(지역 조정관) / 인나 세르게예브나 수히노바(법률고문) / 니콜라이·안나 오를로프(료샤의 부모, 전화 등장·주말 방문 장면) / 기자 1·2 / 크릴로프 장군(언급만)</w:t>
       </w:r>
     </w:p>
     <w:p>
@@ -1822,22 +1822,13 @@
           <w:color w:val="1F3864"/>
           <w:sz w:val="26"/>
         </w:rPr>
-        <w:t>장면 5 — 대회 당일 아침, 무대 뒤</w:t>
+        <w:t>장면 5 — 대회 전 주말, 노보크루츠크 부모님 집</w:t>
       </w:r>
     </w:p>
     <w:p>
       <w:pPr>
         <w:spacing w:before="0" w:after="110" w:line="300" w:lineRule="auto"/>
       </w:pPr>
-      <w:r>
-        <w:rPr>
-          <w:rFonts w:ascii="Times New Roman" w:hAnsi="Times New Roman" w:eastAsia="Malgun Gothic"/>
-          <w:b/>
-          <w:i w:val="0"/>
-          <w:sz w:val="22"/>
-        </w:rPr>
-        <w:t xml:space="preserve">Катя: </w:t>
-      </w:r>
       <w:r>
         <w:rPr>
           <w:rFonts w:ascii="Times New Roman" w:hAnsi="Times New Roman" w:eastAsia="Malgun Gothic"/>
@@ -1846,16 +1837,7 @@
           <w:color w:val="555555"/>
           <w:sz w:val="22"/>
         </w:rPr>
-        <w:t>(с планшетом, запыхавшись)</w:t>
-      </w:r>
-      <w:r>
-        <w:rPr>
-          <w:rFonts w:ascii="Times New Roman" w:hAnsi="Times New Roman" w:eastAsia="Malgun Gothic"/>
-          <w:b w:val="0"/>
-          <w:i w:val="0"/>
-          <w:sz w:val="22"/>
-        </w:rPr>
-        <w:t xml:space="preserve"> Алексей Николаевич, Вадим Олегович прислал последние листы с юга. Сорок один регион. Пятьсот тридцать семь учредителей.</w:t>
+        <w:t>(Суббота. Новокруцк, родительская квартира. Лёша в прихожей с дорожной сумкой и двумя свёртками.)</w:t>
       </w:r>
     </w:p>
     <w:p>
@@ -1869,122 +1851,7 @@
           <w:i w:val="0"/>
           <w:sz w:val="22"/>
         </w:rPr>
-        <w:t xml:space="preserve">Лёша: </w:t>
-      </w:r>
-      <w:r>
-        <w:rPr>
-          <w:rFonts w:ascii="Times New Roman" w:hAnsi="Times New Roman" w:eastAsia="Malgun Gothic"/>
-          <w:b w:val="0"/>
-          <w:i w:val="0"/>
-          <w:sz w:val="22"/>
-        </w:rPr>
-        <w:t>Сорок один… На один больше, чем нужно.</w:t>
-      </w:r>
-    </w:p>
-    <w:p>
-      <w:pPr>
-        <w:spacing w:before="0" w:after="110" w:line="300" w:lineRule="auto"/>
-      </w:pPr>
-      <w:r>
-        <w:rPr>
-          <w:rFonts w:ascii="Times New Roman" w:hAnsi="Times New Roman" w:eastAsia="Malgun Gothic"/>
-          <w:b/>
-          <w:i w:val="0"/>
-          <w:sz w:val="22"/>
-        </w:rPr>
-        <w:t xml:space="preserve">Сухинова: </w:t>
-      </w:r>
-      <w:r>
-        <w:rPr>
-          <w:rFonts w:ascii="Times New Roman" w:hAnsi="Times New Roman" w:eastAsia="Malgun Gothic"/>
-          <w:b w:val="0"/>
-          <w:i w:val="0"/>
-          <w:sz w:val="22"/>
-        </w:rPr>
-        <w:t>На один запас. Я бы хотела на десять, но и один лучше, чем ни одного. Если Минюст забракует какой-нибудь регион по формальности, мы всё равно проходим.</w:t>
-      </w:r>
-    </w:p>
-    <w:p>
-      <w:pPr>
-        <w:spacing w:before="0" w:after="110" w:line="300" w:lineRule="auto"/>
-      </w:pPr>
-      <w:r>
-        <w:rPr>
-          <w:rFonts w:ascii="Times New Roman" w:hAnsi="Times New Roman" w:eastAsia="Malgun Gothic"/>
-          <w:b/>
-          <w:i w:val="0"/>
-          <w:sz w:val="22"/>
-        </w:rPr>
-        <w:t xml:space="preserve">Лёша: </w:t>
-      </w:r>
-      <w:r>
-        <w:rPr>
-          <w:rFonts w:ascii="Times New Roman" w:hAnsi="Times New Roman" w:eastAsia="Malgun Gothic"/>
-          <w:b w:val="0"/>
-          <w:i w:val="0"/>
-          <w:sz w:val="22"/>
-        </w:rPr>
-        <w:t>Вы проверили всё трижды, Инна Сергеевна?</w:t>
-      </w:r>
-    </w:p>
-    <w:p>
-      <w:pPr>
-        <w:spacing w:before="0" w:after="110" w:line="300" w:lineRule="auto"/>
-      </w:pPr>
-      <w:r>
-        <w:rPr>
-          <w:rFonts w:ascii="Times New Roman" w:hAnsi="Times New Roman" w:eastAsia="Malgun Gothic"/>
-          <w:b/>
-          <w:i w:val="0"/>
-          <w:sz w:val="22"/>
-        </w:rPr>
-        <w:t xml:space="preserve">Сухинова: </w:t>
-      </w:r>
-      <w:r>
-        <w:rPr>
-          <w:rFonts w:ascii="Times New Roman" w:hAnsi="Times New Roman" w:eastAsia="Malgun Gothic"/>
-          <w:b w:val="0"/>
-          <w:i w:val="0"/>
-          <w:sz w:val="22"/>
-        </w:rPr>
-        <w:t>Четырежды. На третий раз нашла две опечатки в паспортных данных. Исправили с нотариусом вчера ночью.</w:t>
-      </w:r>
-    </w:p>
-    <w:p>
-      <w:pPr>
-        <w:spacing w:before="0" w:after="110" w:line="300" w:lineRule="auto"/>
-      </w:pPr>
-      <w:r>
-        <w:rPr>
-          <w:rFonts w:ascii="Times New Roman" w:hAnsi="Times New Roman" w:eastAsia="Malgun Gothic"/>
-          <w:b/>
-          <w:i w:val="0"/>
-          <w:sz w:val="22"/>
-        </w:rPr>
-        <w:t xml:space="preserve">Катя: </w:t>
-      </w:r>
-      <w:r>
-        <w:rPr>
-          <w:rFonts w:ascii="Times New Roman" w:hAnsi="Times New Roman" w:eastAsia="Malgun Gothic"/>
-          <w:b w:val="0"/>
-          <w:i w:val="0"/>
-          <w:sz w:val="22"/>
-        </w:rPr>
-        <w:t>В зале уже сидят люди из Хабаровска. Та самая учительница тоже приехала. Сама, на свои деньги.</w:t>
-      </w:r>
-    </w:p>
-    <w:p>
-      <w:pPr>
-        <w:spacing w:before="0" w:after="110" w:line="300" w:lineRule="auto"/>
-      </w:pPr>
-      <w:r>
-        <w:rPr>
-          <w:rFonts w:ascii="Times New Roman" w:hAnsi="Times New Roman" w:eastAsia="Malgun Gothic"/>
-          <w:b/>
-          <w:i w:val="0"/>
-          <w:sz w:val="22"/>
-        </w:rPr>
-        <w:t xml:space="preserve">Лёша: </w:t>
+        <w:t xml:space="preserve">Анна: </w:t>
       </w:r>
       <w:r>
         <w:rPr>
@@ -1994,7 +1861,7 @@
           <w:color w:val="555555"/>
           <w:sz w:val="22"/>
         </w:rPr>
-        <w:t>(пауза)</w:t>
+        <w:t>(открывает дверь)</w:t>
       </w:r>
       <w:r>
         <w:rPr>
@@ -2003,7 +1870,7 @@
           <w:i w:val="0"/>
           <w:sz w:val="22"/>
         </w:rPr>
-        <w:t xml:space="preserve"> Посадите её в первый ряд. И никаких фотографий с ней без её согласия.</w:t>
+        <w:t xml:space="preserve"> Приехал! А чего с вокзала не позвонил? Отец бы встретил.</w:t>
       </w:r>
     </w:p>
     <w:p>
@@ -2017,7 +1884,16 @@
           <w:i w:val="0"/>
           <w:sz w:val="22"/>
         </w:rPr>
-        <w:t xml:space="preserve">Гребенщиков: </w:t>
+        <w:t xml:space="preserve">Лёша: </w:t>
+      </w:r>
+      <w:r>
+        <w:rPr>
+          <w:rFonts w:ascii="Times New Roman" w:hAnsi="Times New Roman" w:eastAsia="Malgun Gothic"/>
+          <w:b w:val="0"/>
+          <w:i w:val="0"/>
+          <w:sz w:val="22"/>
+        </w:rPr>
+        <w:t xml:space="preserve">Да зачем, мам, сам дошёл, не маленький. </w:t>
       </w:r>
       <w:r>
         <w:rPr>
@@ -2027,7 +1903,7 @@
           <w:color w:val="555555"/>
           <w:sz w:val="22"/>
         </w:rPr>
-        <w:t>(заглядывает за кулисы)</w:t>
+        <w:t>(обнимает её)</w:t>
       </w:r>
       <w:r>
         <w:rPr>
@@ -2036,7 +1912,7 @@
           <w:i w:val="0"/>
           <w:sz w:val="22"/>
         </w:rPr>
-        <w:t xml:space="preserve"> Алексей Николаевич, пять минут. Речь при вас?</w:t>
+        <w:t xml:space="preserve"> Привет.</w:t>
       </w:r>
     </w:p>
     <w:p>
@@ -2050,7 +1926,7 @@
           <w:i w:val="0"/>
           <w:sz w:val="22"/>
         </w:rPr>
-        <w:t xml:space="preserve">Лёша: </w:t>
+        <w:t xml:space="preserve">Анна: </w:t>
       </w:r>
       <w:r>
         <w:rPr>
@@ -2059,7 +1935,7 @@
           <w:i w:val="0"/>
           <w:sz w:val="22"/>
         </w:rPr>
-        <w:t>При мне. Три страницы. Боюсь, скажу всё не так.</w:t>
+        <w:t>Проходи, не стой на пороге. Тапочки твои там же, где всегда.</w:t>
       </w:r>
     </w:p>
     <w:p>
@@ -2073,61 +1949,8 @@
           <w:i w:val="0"/>
           <w:sz w:val="22"/>
         </w:rPr>
-        <w:t xml:space="preserve">Гребенщиков: </w:t>
-      </w:r>
-      <w:r>
-        <w:rPr>
-          <w:rFonts w:ascii="Times New Roman" w:hAnsi="Times New Roman" w:eastAsia="Malgun Gothic"/>
-          <w:b w:val="0"/>
-          <w:i w:val="0"/>
-          <w:sz w:val="22"/>
-        </w:rPr>
-        <w:t>Скажете не так — значит, скажете по-своему. Это лучше, чем гладко.</w:t>
-      </w:r>
-    </w:p>
-    <w:p>
-      <w:pPr>
-        <w:keepNext/>
-        <w:spacing w:before="320" w:after="140"/>
-      </w:pPr>
-      <w:r>
-        <w:rPr>
-          <w:rFonts w:ascii="Times New Roman" w:hAnsi="Times New Roman" w:eastAsia="Malgun Gothic"/>
-          <w:b/>
-          <w:i w:val="0"/>
-          <w:color w:val="1F3864"/>
-          <w:sz w:val="26"/>
-        </w:rPr>
-        <w:t>장면 6 — 창당 대회</w:t>
-      </w:r>
-    </w:p>
-    <w:p>
-      <w:pPr>
-        <w:spacing w:before="0" w:after="110" w:line="300" w:lineRule="auto"/>
-      </w:pPr>
-      <w:r>
-        <w:rPr>
-          <w:rFonts w:ascii="Times New Roman" w:hAnsi="Times New Roman" w:eastAsia="Malgun Gothic"/>
-          <w:b/>
-          <w:i w:val="0"/>
-          <w:sz w:val="22"/>
-        </w:rPr>
-        <w:t xml:space="preserve">Гребенщиков: </w:t>
-      </w:r>
-      <w:r>
-        <w:rPr>
-          <w:rFonts w:ascii="Times New Roman" w:hAnsi="Times New Roman" w:eastAsia="Malgun Gothic"/>
-          <w:b w:val="0"/>
-          <w:i w:val="0"/>
-          <w:sz w:val="22"/>
-        </w:rPr>
-        <w:t>Дамы и господа, соратники, друзья. Сегодня мы собрались здесь, в этом зале, чтобы официально объявить о создании партии «Свободный путь».</w:t>
-      </w:r>
-    </w:p>
-    <w:p>
-      <w:pPr>
-        <w:spacing w:before="0" w:after="110" w:line="300" w:lineRule="auto"/>
-      </w:pPr>
+        <w:t xml:space="preserve">Николай: </w:t>
+      </w:r>
       <w:r>
         <w:rPr>
           <w:rFonts w:ascii="Times New Roman" w:hAnsi="Times New Roman" w:eastAsia="Malgun Gothic"/>
@@ -2136,7 +1959,16 @@
           <w:color w:val="555555"/>
           <w:sz w:val="22"/>
         </w:rPr>
-        <w:t>(зал взрывается аплодисментами)</w:t>
+        <w:t>(выходит из комнаты)</w:t>
+      </w:r>
+      <w:r>
+        <w:rPr>
+          <w:rFonts w:ascii="Times New Roman" w:hAnsi="Times New Roman" w:eastAsia="Malgun Gothic"/>
+          <w:b w:val="0"/>
+          <w:i w:val="0"/>
+          <w:sz w:val="22"/>
+        </w:rPr>
+        <w:t xml:space="preserve"> О, партийное руководство пожаловало.</w:t>
       </w:r>
     </w:p>
     <w:p>
@@ -2151,6 +1983,38 @@
           <w:sz w:val="22"/>
         </w:rPr>
         <w:t xml:space="preserve">Лёша: </w:t>
+      </w:r>
+      <w:r>
+        <w:rPr>
+          <w:rFonts w:ascii="Times New Roman" w:hAnsi="Times New Roman" w:eastAsia="Malgun Gothic"/>
+          <w:b w:val="0"/>
+          <w:i w:val="0"/>
+          <w:sz w:val="22"/>
+        </w:rPr>
+        <w:t>Пап, ну хоть ты не начинай.</w:t>
+      </w:r>
+    </w:p>
+    <w:p>
+      <w:pPr>
+        <w:spacing w:before="0" w:after="110" w:line="300" w:lineRule="auto"/>
+      </w:pPr>
+      <w:r>
+        <w:rPr>
+          <w:rFonts w:ascii="Times New Roman" w:hAnsi="Times New Roman" w:eastAsia="Malgun Gothic"/>
+          <w:b/>
+          <w:i w:val="0"/>
+          <w:sz w:val="22"/>
+        </w:rPr>
+        <w:t xml:space="preserve">Николай: </w:t>
+      </w:r>
+      <w:r>
+        <w:rPr>
+          <w:rFonts w:ascii="Times New Roman" w:hAnsi="Times New Roman" w:eastAsia="Malgun Gothic"/>
+          <w:b w:val="0"/>
+          <w:i w:val="0"/>
+          <w:sz w:val="22"/>
+        </w:rPr>
+        <w:t xml:space="preserve">А я что? Я радуюсь. </w:t>
       </w:r>
       <w:r>
         <w:rPr>
@@ -2160,7 +2024,7 @@
           <w:color w:val="555555"/>
           <w:sz w:val="22"/>
         </w:rPr>
-        <w:t>(выходит к трибуне)</w:t>
+        <w:t>(жмёт ему руку)</w:t>
       </w:r>
       <w:r>
         <w:rPr>
@@ -2169,7 +2033,7 @@
           <w:i w:val="0"/>
           <w:sz w:val="22"/>
         </w:rPr>
-        <w:t xml:space="preserve"> Спасибо, Анатолий Викторович. Друзья, полтора года назад я стоял на площади Революции и с трудом мог произнести хоть слово от волнения. Сегодня я стою перед вами не потому, что перестал бояться. А потому, что понял — страх не повод молчать.</w:t>
+        <w:t xml:space="preserve"> Это что у тебя за свёртки?</w:t>
       </w:r>
     </w:p>
     <w:p>
@@ -2192,7 +2056,7 @@
           <w:i w:val="0"/>
           <w:sz w:val="22"/>
         </w:rPr>
-        <w:t>«Свободный путь» — не партия одного человека и не партия одной идеи. Это партия людей, которые устали смотреть, как закон работает для одних и не работает для других. Людей, которые видели, как умирают, теряют работу, садятся в тюрьму те, кто просто хотел справедливости.</w:t>
+        <w:t>Это вам. Мам, это тебе. Платок, шерстяной. К осени.</w:t>
       </w:r>
     </w:p>
     <w:p>
@@ -2206,276 +2070,7 @@
           <w:i w:val="0"/>
           <w:sz w:val="22"/>
         </w:rPr>
-        <w:t xml:space="preserve">Лёша: </w:t>
-      </w:r>
-      <w:r>
-        <w:rPr>
-          <w:rFonts w:ascii="Times New Roman" w:hAnsi="Times New Roman" w:eastAsia="Malgun Gothic"/>
-          <w:b w:val="0"/>
-          <w:i w:val="0"/>
-          <w:sz w:val="22"/>
-        </w:rPr>
-        <w:t>Мы не обещаем лёгких побед. Мы обещаем честную борьбу. И, надеюсь, однажды — честную страну.</w:t>
-      </w:r>
-    </w:p>
-    <w:p>
-      <w:pPr>
-        <w:keepNext/>
-        <w:spacing w:before="320" w:after="140"/>
-      </w:pPr>
-      <w:r>
-        <w:rPr>
-          <w:rFonts w:ascii="Times New Roman" w:hAnsi="Times New Roman" w:eastAsia="Malgun Gothic"/>
-          <w:b/>
-          <w:i w:val="0"/>
-          <w:color w:val="1F3864"/>
-          <w:sz w:val="26"/>
-        </w:rPr>
-        <w:t>장면 7 — 언론 브리핑, 첫 공격</w:t>
-      </w:r>
-    </w:p>
-    <w:p>
-      <w:pPr>
-        <w:spacing w:before="0" w:after="110" w:line="300" w:lineRule="auto"/>
-      </w:pPr>
-      <w:r>
-        <w:rPr>
-          <w:rFonts w:ascii="Times New Roman" w:hAnsi="Times New Roman" w:eastAsia="Malgun Gothic"/>
-          <w:b/>
-          <w:i w:val="0"/>
-          <w:sz w:val="22"/>
-        </w:rPr>
-        <w:t xml:space="preserve">Журналист 1: </w:t>
-      </w:r>
-      <w:r>
-        <w:rPr>
-          <w:rFonts w:ascii="Times New Roman" w:hAnsi="Times New Roman" w:eastAsia="Malgun Gothic"/>
-          <w:b w:val="0"/>
-          <w:i w:val="0"/>
-          <w:sz w:val="22"/>
-        </w:rPr>
-        <w:t>Алексей Николаевич, ваши критики уже называют «Свободный путь» проектом иностранных фондов. Что ответите?</w:t>
-      </w:r>
-    </w:p>
-    <w:p>
-      <w:pPr>
-        <w:spacing w:before="0" w:after="110" w:line="300" w:lineRule="auto"/>
-      </w:pPr>
-      <w:r>
-        <w:rPr>
-          <w:rFonts w:ascii="Times New Roman" w:hAnsi="Times New Roman" w:eastAsia="Malgun Gothic"/>
-          <w:b/>
-          <w:i w:val="0"/>
-          <w:sz w:val="22"/>
-        </w:rPr>
-        <w:t xml:space="preserve">Лёша: </w:t>
-      </w:r>
-      <w:r>
-        <w:rPr>
-          <w:rFonts w:ascii="Times New Roman" w:hAnsi="Times New Roman" w:eastAsia="Malgun Gothic"/>
-          <w:b w:val="0"/>
-          <w:i w:val="0"/>
-          <w:sz w:val="22"/>
-        </w:rPr>
-        <w:t>Отвечу фактами. Каждый рубль финансирования партии задекларирован и публично доступен на нашем сайте. Мы принципиально отказались от анонимных пожертвований — на своём горьком опыте убедились, к чему это приводит.</w:t>
-      </w:r>
-    </w:p>
-    <w:p>
-      <w:pPr>
-        <w:spacing w:before="0" w:after="110" w:line="300" w:lineRule="auto"/>
-      </w:pPr>
-      <w:r>
-        <w:rPr>
-          <w:rFonts w:ascii="Times New Roman" w:hAnsi="Times New Roman" w:eastAsia="Malgun Gothic"/>
-          <w:b/>
-          <w:i w:val="0"/>
-          <w:sz w:val="22"/>
-        </w:rPr>
-        <w:t xml:space="preserve">Журналист 2: </w:t>
-      </w:r>
-      <w:r>
-        <w:rPr>
-          <w:rFonts w:ascii="Times New Roman" w:hAnsi="Times New Roman" w:eastAsia="Malgun Gothic"/>
-          <w:b w:val="0"/>
-          <w:i w:val="0"/>
-          <w:sz w:val="22"/>
-        </w:rPr>
-        <w:t>Государственные каналы уже назвали вас «марионеткой Запада». Не боитесь такой репутации?</w:t>
-      </w:r>
-    </w:p>
-    <w:p>
-      <w:pPr>
-        <w:spacing w:before="0" w:after="110" w:line="300" w:lineRule="auto"/>
-      </w:pPr>
-      <w:r>
-        <w:rPr>
-          <w:rFonts w:ascii="Times New Roman" w:hAnsi="Times New Roman" w:eastAsia="Malgun Gothic"/>
-          <w:b/>
-          <w:i w:val="0"/>
-          <w:sz w:val="22"/>
-        </w:rPr>
-        <w:t xml:space="preserve">Лёша: </w:t>
-      </w:r>
-      <w:r>
-        <w:rPr>
-          <w:rFonts w:ascii="Times New Roman" w:hAnsi="Times New Roman" w:eastAsia="Malgun Gothic"/>
-          <w:b w:val="0"/>
-          <w:i w:val="0"/>
-          <w:sz w:val="22"/>
-        </w:rPr>
-        <w:t>Меня уже называли по-разному за последние два года. «Марионетка Запада» — самое безобидное из услышанного. Люди в регионах, с которыми мы работаем годами, знают правду лучше любого телеканала.</w:t>
-      </w:r>
-    </w:p>
-    <w:p>
-      <w:pPr>
-        <w:spacing w:before="0" w:after="110" w:line="300" w:lineRule="auto"/>
-      </w:pPr>
-      <w:r>
-        <w:rPr>
-          <w:rFonts w:ascii="Times New Roman" w:hAnsi="Times New Roman" w:eastAsia="Malgun Gothic"/>
-          <w:b/>
-          <w:i w:val="0"/>
-          <w:sz w:val="22"/>
-        </w:rPr>
-        <w:t xml:space="preserve">Журналист 2: </w:t>
-      </w:r>
-      <w:r>
-        <w:rPr>
-          <w:rFonts w:ascii="Times New Roman" w:hAnsi="Times New Roman" w:eastAsia="Malgun Gothic"/>
-          <w:b w:val="0"/>
-          <w:i w:val="0"/>
-          <w:sz w:val="22"/>
-        </w:rPr>
-        <w:t>А если власть предложит вам сотрудничество? Место в правительстве, например?</w:t>
-      </w:r>
-    </w:p>
-    <w:p>
-      <w:pPr>
-        <w:spacing w:before="0" w:after="110" w:line="300" w:lineRule="auto"/>
-      </w:pPr>
-      <w:r>
-        <w:rPr>
-          <w:rFonts w:ascii="Times New Roman" w:hAnsi="Times New Roman" w:eastAsia="Malgun Gothic"/>
-          <w:b/>
-          <w:i w:val="0"/>
-          <w:sz w:val="22"/>
-        </w:rPr>
-        <w:t xml:space="preserve">Лёша: </w:t>
-      </w:r>
-      <w:r>
-        <w:rPr>
-          <w:rFonts w:ascii="Times New Roman" w:hAnsi="Times New Roman" w:eastAsia="Malgun Gothic"/>
-          <w:b w:val="0"/>
-          <w:i w:val="0"/>
-          <w:sz w:val="22"/>
-        </w:rPr>
-        <w:t>Грибоедов на это давно ответил за меня: «Чины людьми даются, а люди могут обмануться». Чин мне не нужен. Служить закону — да. Служить чину — нет.</w:t>
-      </w:r>
-    </w:p>
-    <w:p>
-      <w:pPr>
-        <w:spacing w:before="0" w:after="110" w:line="300" w:lineRule="auto"/>
-      </w:pPr>
-      <w:r>
-        <w:rPr>
-          <w:rFonts w:ascii="Times New Roman" w:hAnsi="Times New Roman" w:eastAsia="Malgun Gothic"/>
-          <w:b/>
-          <w:i w:val="0"/>
-          <w:sz w:val="22"/>
-        </w:rPr>
-        <w:t xml:space="preserve">Журналист 1: </w:t>
-      </w:r>
-      <w:r>
-        <w:rPr>
-          <w:rFonts w:ascii="Times New Roman" w:hAnsi="Times New Roman" w:eastAsia="Malgun Gothic"/>
-          <w:b w:val="0"/>
-          <w:i w:val="0"/>
-          <w:sz w:val="22"/>
-        </w:rPr>
-        <w:t>Ольга Викторовна Нестерова по-прежнему в колонии. Партия будет использовать её дело в кампании?</w:t>
-      </w:r>
-    </w:p>
-    <w:p>
-      <w:pPr>
-        <w:spacing w:before="0" w:after="110" w:line="300" w:lineRule="auto"/>
-      </w:pPr>
-      <w:r>
-        <w:rPr>
-          <w:rFonts w:ascii="Times New Roman" w:hAnsi="Times New Roman" w:eastAsia="Malgun Gothic"/>
-          <w:b/>
-          <w:i w:val="0"/>
-          <w:sz w:val="22"/>
-        </w:rPr>
-        <w:t xml:space="preserve">Лёша: </w:t>
-      </w:r>
-      <w:r>
-        <w:rPr>
-          <w:rFonts w:ascii="Times New Roman" w:hAnsi="Times New Roman" w:eastAsia="Malgun Gothic"/>
-          <w:b w:val="0"/>
-          <w:i w:val="0"/>
-          <w:sz w:val="22"/>
-        </w:rPr>
-        <w:t>Не «использовать». Мы будем добиваться её освобождения так же, как добивались до сегодняшнего дня. Её дело — причина, по которой многие здесь сидят. Но она не лозунг и не плакат.</w:t>
-      </w:r>
-    </w:p>
-    <w:p>
-      <w:pPr>
-        <w:spacing w:before="0" w:after="110" w:line="300" w:lineRule="auto"/>
-      </w:pPr>
-      <w:r>
-        <w:rPr>
-          <w:rFonts w:ascii="Times New Roman" w:hAnsi="Times New Roman" w:eastAsia="Malgun Gothic"/>
-          <w:b/>
-          <w:i w:val="0"/>
-          <w:sz w:val="22"/>
-        </w:rPr>
-        <w:t xml:space="preserve">Журналист 2: </w:t>
-      </w:r>
-      <w:r>
-        <w:rPr>
-          <w:rFonts w:ascii="Times New Roman" w:hAnsi="Times New Roman" w:eastAsia="Malgun Gothic"/>
-          <w:b w:val="0"/>
-          <w:i w:val="0"/>
-          <w:sz w:val="22"/>
-        </w:rPr>
-        <w:t>А деньги? Кто всё-таки платит за этот зал?</w:t>
-      </w:r>
-    </w:p>
-    <w:p>
-      <w:pPr>
-        <w:spacing w:before="0" w:after="110" w:line="300" w:lineRule="auto"/>
-      </w:pPr>
-      <w:r>
-        <w:rPr>
-          <w:rFonts w:ascii="Times New Roman" w:hAnsi="Times New Roman" w:eastAsia="Malgun Gothic"/>
-          <w:b/>
-          <w:i w:val="0"/>
-          <w:sz w:val="22"/>
-        </w:rPr>
-        <w:t xml:space="preserve">Лёша: </w:t>
-      </w:r>
-      <w:r>
-        <w:rPr>
-          <w:rFonts w:ascii="Times New Roman" w:hAnsi="Times New Roman" w:eastAsia="Malgun Gothic"/>
-          <w:b w:val="0"/>
-          <w:i w:val="0"/>
-          <w:sz w:val="22"/>
-        </w:rPr>
-        <w:t>Восемьсот двенадцать частных взносов. Самый крупный — сорок тысяч рублей, самый маленький — сто. Список будет на сайте сегодня вечером. Можете позвонить любому и спросить, зачем он дал.</w:t>
-      </w:r>
-    </w:p>
-    <w:p>
-      <w:pPr>
-        <w:spacing w:before="0" w:after="110" w:line="300" w:lineRule="auto"/>
-      </w:pPr>
-      <w:r>
-        <w:rPr>
-          <w:rFonts w:ascii="Times New Roman" w:hAnsi="Times New Roman" w:eastAsia="Malgun Gothic"/>
-          <w:b/>
-          <w:i w:val="0"/>
-          <w:sz w:val="22"/>
-        </w:rPr>
-        <w:t xml:space="preserve">Дарья: </w:t>
+        <w:t xml:space="preserve">Анна: </w:t>
       </w:r>
       <w:r>
         <w:rPr>
@@ -2485,7 +2080,7 @@
           <w:color w:val="555555"/>
           <w:sz w:val="22"/>
         </w:rPr>
-        <w:t>(из зала, с профессиональной сдержанностью)</w:t>
+        <w:t>(разворачивает)</w:t>
       </w:r>
       <w:r>
         <w:rPr>
@@ -2494,7 +2089,7 @@
           <w:i w:val="0"/>
           <w:sz w:val="22"/>
         </w:rPr>
-        <w:t xml:space="preserve"> Алексей Николаевич, как журналист, а не как… близкий вам человек: не считаете ли вы, что переход в политику ставит под угрозу независимость «Света»?</w:t>
+        <w:t xml:space="preserve"> Ой… Лёша, ну зачем ты тратился? Договаривались же — никаких подарков.</w:t>
       </w:r>
     </w:p>
     <w:p>
@@ -2517,7 +2112,7 @@
           <w:i w:val="0"/>
           <w:sz w:val="22"/>
         </w:rPr>
-        <w:t>Именно поэтому «Свет» и партия юридически и организационно полностью разделены. Я передаю руководство «Светом» новому директору. Это принципиальная позиция.</w:t>
+        <w:t>Не с пустыми же руками ехать. Примерь.</w:t>
       </w:r>
     </w:p>
     <w:p>
@@ -2531,138 +2126,7 @@
           <w:i w:val="0"/>
           <w:sz w:val="22"/>
         </w:rPr>
-        <w:t xml:space="preserve">Дарья: </w:t>
-      </w:r>
-      <w:r>
-        <w:rPr>
-          <w:rFonts w:ascii="Times New Roman" w:hAnsi="Times New Roman" w:eastAsia="Malgun Gothic"/>
-          <w:b w:val="0"/>
-          <w:i w:val="0"/>
-          <w:sz w:val="22"/>
-        </w:rPr>
-        <w:t>То есть завтра вы уже не сможете позвонить в «Свет» и попросить взяться за дело?</w:t>
-      </w:r>
-    </w:p>
-    <w:p>
-      <w:pPr>
-        <w:spacing w:before="0" w:after="110" w:line="300" w:lineRule="auto"/>
-      </w:pPr>
-      <w:r>
-        <w:rPr>
-          <w:rFonts w:ascii="Times New Roman" w:hAnsi="Times New Roman" w:eastAsia="Malgun Gothic"/>
-          <w:b/>
-          <w:i w:val="0"/>
-          <w:sz w:val="22"/>
-        </w:rPr>
-        <w:t xml:space="preserve">Лёша: </w:t>
-      </w:r>
-      <w:r>
-        <w:rPr>
-          <w:rFonts w:ascii="Times New Roman" w:hAnsi="Times New Roman" w:eastAsia="Malgun Gothic"/>
-          <w:b w:val="0"/>
-          <w:i w:val="0"/>
-          <w:sz w:val="22"/>
-        </w:rPr>
-        <w:t>Смогу. Как любой гражданин. И получу такой же ответ, как любой гражданин, — в порядке очереди.</w:t>
-      </w:r>
-    </w:p>
-    <w:p>
-      <w:pPr>
-        <w:keepNext/>
-        <w:spacing w:before="320" w:after="140"/>
-      </w:pPr>
-      <w:r>
-        <w:rPr>
-          <w:rFonts w:ascii="Times New Roman" w:hAnsi="Times New Roman" w:eastAsia="Malgun Gothic"/>
-          <w:b/>
-          <w:i w:val="0"/>
-          <w:color w:val="1F3864"/>
-          <w:sz w:val="26"/>
-        </w:rPr>
-        <w:t>장면 8 — 크릴로프의 반응 (전언)</w:t>
-      </w:r>
-    </w:p>
-    <w:p>
-      <w:pPr>
-        <w:spacing w:before="0" w:after="110" w:line="300" w:lineRule="auto"/>
-      </w:pPr>
-      <w:r>
-        <w:rPr>
-          <w:rFonts w:ascii="Times New Roman" w:hAnsi="Times New Roman" w:eastAsia="Malgun Gothic"/>
-          <w:b/>
-          <w:i w:val="0"/>
-          <w:sz w:val="22"/>
-        </w:rPr>
-        <w:t xml:space="preserve">Прохоров: </w:t>
-      </w:r>
-      <w:r>
-        <w:rPr>
-          <w:rFonts w:ascii="Times New Roman" w:hAnsi="Times New Roman" w:eastAsia="Malgun Gothic"/>
-          <w:b w:val="0"/>
-          <w:i w:val="0"/>
-          <w:sz w:val="22"/>
-        </w:rPr>
-        <w:t>Алексей Николаевич, дошли слухи через старые контакты. Крылов, узнав о регистрации партии, сказал одну фразу.</w:t>
-      </w:r>
-    </w:p>
-    <w:p>
-      <w:pPr>
-        <w:spacing w:before="0" w:after="110" w:line="300" w:lineRule="auto"/>
-      </w:pPr>
-      <w:r>
-        <w:rPr>
-          <w:rFonts w:ascii="Times New Roman" w:hAnsi="Times New Roman" w:eastAsia="Malgun Gothic"/>
-          <w:b/>
-          <w:i w:val="0"/>
-          <w:sz w:val="22"/>
-        </w:rPr>
-        <w:t xml:space="preserve">Лёша: </w:t>
-      </w:r>
-      <w:r>
-        <w:rPr>
-          <w:rFonts w:ascii="Times New Roman" w:hAnsi="Times New Roman" w:eastAsia="Malgun Gothic"/>
-          <w:b w:val="0"/>
-          <w:i w:val="0"/>
-          <w:sz w:val="22"/>
-        </w:rPr>
-        <w:t>Какую?</w:t>
-      </w:r>
-    </w:p>
-    <w:p>
-      <w:pPr>
-        <w:spacing w:before="0" w:after="110" w:line="300" w:lineRule="auto"/>
-      </w:pPr>
-      <w:r>
-        <w:rPr>
-          <w:rFonts w:ascii="Times New Roman" w:hAnsi="Times New Roman" w:eastAsia="Malgun Gothic"/>
-          <w:b/>
-          <w:i w:val="0"/>
-          <w:sz w:val="22"/>
-        </w:rPr>
-        <w:t xml:space="preserve">Прохоров: </w:t>
-      </w:r>
-      <w:r>
-        <w:rPr>
-          <w:rFonts w:ascii="Times New Roman" w:hAnsi="Times New Roman" w:eastAsia="Malgun Gothic"/>
-          <w:b w:val="0"/>
-          <w:i w:val="0"/>
-          <w:sz w:val="22"/>
-        </w:rPr>
-        <w:t>«Значит, мальчик наконец решил играть по-крупному». И добавил, что теперь дело перейдёт «на федеральный уровень внимания».</w:t>
-      </w:r>
-    </w:p>
-    <w:p>
-      <w:pPr>
-        <w:spacing w:before="0" w:after="110" w:line="300" w:lineRule="auto"/>
-      </w:pPr>
-      <w:r>
-        <w:rPr>
-          <w:rFonts w:ascii="Times New Roman" w:hAnsi="Times New Roman" w:eastAsia="Malgun Gothic"/>
-          <w:b/>
-          <w:i w:val="0"/>
-          <w:sz w:val="22"/>
-        </w:rPr>
-        <w:t xml:space="preserve">Лёша: </w:t>
+        <w:t xml:space="preserve">Анна: </w:t>
       </w:r>
       <w:r>
         <w:rPr>
@@ -2672,7 +2136,7 @@
           <w:color w:val="555555"/>
           <w:sz w:val="22"/>
         </w:rPr>
-        <w:t>(мрачно усмехается)</w:t>
+        <w:t>(накидывает платок, смотрится в зеркало)</w:t>
       </w:r>
       <w:r>
         <w:rPr>
@@ -2681,7 +2145,7 @@
           <w:i w:val="0"/>
           <w:sz w:val="22"/>
         </w:rPr>
-        <w:t xml:space="preserve"> Другими словами, теперь мной будут заниматься не только местные структуры.</w:t>
+        <w:t xml:space="preserve"> Ну как?</w:t>
       </w:r>
     </w:p>
     <w:p>
@@ -2695,7 +2159,7 @@
           <w:i w:val="0"/>
           <w:sz w:val="22"/>
         </w:rPr>
-        <w:t xml:space="preserve">Прохоров: </w:t>
+        <w:t xml:space="preserve">Лёша: </w:t>
       </w:r>
       <w:r>
         <w:rPr>
@@ -2704,7 +2168,7 @@
           <w:i w:val="0"/>
           <w:sz w:val="22"/>
         </w:rPr>
-        <w:t>Именно так я это понял, Алексей Николаевич.</w:t>
+        <w:t>Тебе идёт. Носи на здоровье.</w:t>
       </w:r>
     </w:p>
     <w:p>
@@ -2727,7 +2191,7 @@
           <w:i w:val="0"/>
           <w:sz w:val="22"/>
         </w:rPr>
-        <w:t>Что ж. Пусть занимаются. У нас теперь тоже федеральный уровень амбиций.</w:t>
+        <w:t>А это тебе, пап. Фонарь налобный. Чтобы в гараже обе руки были свободны.</w:t>
       </w:r>
     </w:p>
     <w:p>
@@ -2741,7 +2205,7 @@
           <w:i w:val="0"/>
           <w:sz w:val="22"/>
         </w:rPr>
-        <w:t xml:space="preserve">Катя: </w:t>
+        <w:t xml:space="preserve">Николай: </w:t>
       </w:r>
       <w:r>
         <w:rPr>
@@ -2751,7 +2215,7 @@
           <w:color w:val="555555"/>
           <w:sz w:val="22"/>
         </w:rPr>
-        <w:t>(входит)</w:t>
+        <w:t>(вертит фонарь в руках)</w:t>
       </w:r>
       <w:r>
         <w:rPr>
@@ -2760,7 +2224,7 @@
           <w:i w:val="0"/>
           <w:sz w:val="22"/>
         </w:rPr>
-        <w:t xml:space="preserve"> Алексей Николаевич, это уже началось. Два региональных отделения сообщают, что к учредителям приходили участковые. Вежливо. «Просто познакомиться».</w:t>
+        <w:t xml:space="preserve"> Хм. Мне и старый светит.</w:t>
       </w:r>
     </w:p>
     <w:p>
@@ -2774,7 +2238,7 @@
           <w:i w:val="0"/>
           <w:sz w:val="22"/>
         </w:rPr>
-        <w:t xml:space="preserve">Лёша: </w:t>
+        <w:t xml:space="preserve">Анна: </w:t>
       </w:r>
       <w:r>
         <w:rPr>
@@ -2783,7 +2247,7 @@
           <w:i w:val="0"/>
           <w:sz w:val="22"/>
         </w:rPr>
-        <w:t>Сколько человек?</w:t>
+        <w:t>Светит он. Третий год его изолентой обматываешь.</w:t>
       </w:r>
     </w:p>
     <w:p>
@@ -2797,262 +2261,7 @@
           <w:i w:val="0"/>
           <w:sz w:val="22"/>
         </w:rPr>
-        <w:t xml:space="preserve">Катя: </w:t>
-      </w:r>
-      <w:r>
-        <w:rPr>
-          <w:rFonts w:ascii="Times New Roman" w:hAnsi="Times New Roman" w:eastAsia="Malgun Gothic"/>
-          <w:b w:val="0"/>
-          <w:i w:val="0"/>
-          <w:sz w:val="22"/>
-        </w:rPr>
-        <w:t>Пока семеро. Все показали памятку Инны Сергеевны и ничего не подписали.</w:t>
-      </w:r>
-    </w:p>
-    <w:p>
-      <w:pPr>
-        <w:spacing w:before="0" w:after="110" w:line="300" w:lineRule="auto"/>
-      </w:pPr>
-      <w:r>
-        <w:rPr>
-          <w:rFonts w:ascii="Times New Roman" w:hAnsi="Times New Roman" w:eastAsia="Malgun Gothic"/>
-          <w:b/>
-          <w:i w:val="0"/>
-          <w:sz w:val="22"/>
-        </w:rPr>
-        <w:t xml:space="preserve">Прохоров: </w:t>
-      </w:r>
-      <w:r>
-        <w:rPr>
-          <w:rFonts w:ascii="Times New Roman" w:hAnsi="Times New Roman" w:eastAsia="Malgun Gothic"/>
-          <w:b w:val="0"/>
-          <w:i w:val="0"/>
-          <w:sz w:val="22"/>
-        </w:rPr>
-        <w:t>Значит, памятка работает раньше, чем мы думали.</w:t>
-      </w:r>
-    </w:p>
-    <w:p>
-      <w:pPr>
-        <w:spacing w:before="0" w:after="110" w:line="300" w:lineRule="auto"/>
-      </w:pPr>
-      <w:r>
-        <w:rPr>
-          <w:rFonts w:ascii="Times New Roman" w:hAnsi="Times New Roman" w:eastAsia="Malgun Gothic"/>
-          <w:b/>
-          <w:i w:val="0"/>
-          <w:sz w:val="22"/>
-        </w:rPr>
-        <w:t xml:space="preserve">Лёша: </w:t>
-      </w:r>
-      <w:r>
-        <w:rPr>
-          <w:rFonts w:ascii="Times New Roman" w:hAnsi="Times New Roman" w:eastAsia="Malgun Gothic"/>
-          <w:b w:val="0"/>
-          <w:i w:val="0"/>
-          <w:sz w:val="22"/>
-        </w:rPr>
-        <w:t>Катя, обзвони всех семерых лично. Не рассылкой — голосом. Пусть знают, что мы видим и помним каждого.</w:t>
-      </w:r>
-    </w:p>
-    <w:p>
-      <w:pPr>
-        <w:spacing w:before="0" w:after="110" w:line="300" w:lineRule="auto"/>
-      </w:pPr>
-      <w:r>
-        <w:rPr>
-          <w:rFonts w:ascii="Times New Roman" w:hAnsi="Times New Roman" w:eastAsia="Malgun Gothic"/>
-          <w:b/>
-          <w:i w:val="0"/>
-          <w:sz w:val="22"/>
-        </w:rPr>
-        <w:t xml:space="preserve">Катя: </w:t>
-      </w:r>
-      <w:r>
-        <w:rPr>
-          <w:rFonts w:ascii="Times New Roman" w:hAnsi="Times New Roman" w:eastAsia="Malgun Gothic"/>
-          <w:b w:val="0"/>
-          <w:i w:val="0"/>
-          <w:sz w:val="22"/>
-        </w:rPr>
-        <w:t>Сегодня же.</w:t>
-      </w:r>
-    </w:p>
-    <w:p>
-      <w:pPr>
-        <w:keepNext/>
-        <w:spacing w:before="320" w:after="140"/>
-      </w:pPr>
-      <w:r>
-        <w:rPr>
-          <w:rFonts w:ascii="Times New Roman" w:hAnsi="Times New Roman" w:eastAsia="Malgun Gothic"/>
-          <w:b/>
-          <w:i w:val="0"/>
-          <w:color w:val="1F3864"/>
-          <w:sz w:val="26"/>
-        </w:rPr>
-        <w:t>장면 9 — 마무리, 밤</w:t>
-      </w:r>
-    </w:p>
-    <w:p>
-      <w:pPr>
-        <w:spacing w:before="0" w:after="110" w:line="300" w:lineRule="auto"/>
-      </w:pPr>
-      <w:r>
-        <w:rPr>
-          <w:rFonts w:ascii="Times New Roman" w:hAnsi="Times New Roman" w:eastAsia="Malgun Gothic"/>
-          <w:b/>
-          <w:i w:val="0"/>
-          <w:sz w:val="22"/>
-        </w:rPr>
-        <w:t xml:space="preserve">Дарья: </w:t>
-      </w:r>
-      <w:r>
-        <w:rPr>
-          <w:rFonts w:ascii="Times New Roman" w:hAnsi="Times New Roman" w:eastAsia="Malgun Gothic"/>
-          <w:b w:val="0"/>
-          <w:i w:val="0"/>
-          <w:sz w:val="22"/>
-        </w:rPr>
-        <w:t>Устал?</w:t>
-      </w:r>
-    </w:p>
-    <w:p>
-      <w:pPr>
-        <w:spacing w:before="0" w:after="110" w:line="300" w:lineRule="auto"/>
-      </w:pPr>
-      <w:r>
-        <w:rPr>
-          <w:rFonts w:ascii="Times New Roman" w:hAnsi="Times New Roman" w:eastAsia="Malgun Gothic"/>
-          <w:b/>
-          <w:i w:val="0"/>
-          <w:sz w:val="22"/>
-        </w:rPr>
-        <w:t xml:space="preserve">Лёша: </w:t>
-      </w:r>
-      <w:r>
-        <w:rPr>
-          <w:rFonts w:ascii="Times New Roman" w:hAnsi="Times New Roman" w:eastAsia="Malgun Gothic"/>
-          <w:b w:val="0"/>
-          <w:i w:val="0"/>
-          <w:sz w:val="22"/>
-        </w:rPr>
-        <w:t>Вымотан. Но, кажется, впервые за долгое время — в хорошем смысле.</w:t>
-      </w:r>
-    </w:p>
-    <w:p>
-      <w:pPr>
-        <w:spacing w:before="0" w:after="110" w:line="300" w:lineRule="auto"/>
-      </w:pPr>
-      <w:r>
-        <w:rPr>
-          <w:rFonts w:ascii="Times New Roman" w:hAnsi="Times New Roman" w:eastAsia="Malgun Gothic"/>
-          <w:b/>
-          <w:i w:val="0"/>
-          <w:sz w:val="22"/>
-        </w:rPr>
-        <w:t xml:space="preserve">Дарья: </w:t>
-      </w:r>
-      <w:r>
-        <w:rPr>
-          <w:rFonts w:ascii="Times New Roman" w:hAnsi="Times New Roman" w:eastAsia="Malgun Gothic"/>
-          <w:b w:val="0"/>
-          <w:i w:val="0"/>
-          <w:sz w:val="22"/>
-        </w:rPr>
-        <w:t>Сегодня был важный день, Лёша. Настоящее начало нового этапа.</w:t>
-      </w:r>
-    </w:p>
-    <w:p>
-      <w:pPr>
-        <w:spacing w:before="0" w:after="110" w:line="300" w:lineRule="auto"/>
-      </w:pPr>
-      <w:r>
-        <w:rPr>
-          <w:rFonts w:ascii="Times New Roman" w:hAnsi="Times New Roman" w:eastAsia="Malgun Gothic"/>
-          <w:b/>
-          <w:i w:val="0"/>
-          <w:sz w:val="22"/>
-        </w:rPr>
-        <w:t xml:space="preserve">Лёша: </w:t>
-      </w:r>
-      <w:r>
-        <w:rPr>
-          <w:rFonts w:ascii="Times New Roman" w:hAnsi="Times New Roman" w:eastAsia="Malgun Gothic"/>
-          <w:b w:val="0"/>
-          <w:i w:val="0"/>
-          <w:sz w:val="22"/>
-        </w:rPr>
-        <w:t>Прости за вопрос на брифинге. То есть… не прости. Правильный был вопрос.</w:t>
-      </w:r>
-    </w:p>
-    <w:p>
-      <w:pPr>
-        <w:spacing w:before="0" w:after="110" w:line="300" w:lineRule="auto"/>
-      </w:pPr>
-      <w:r>
-        <w:rPr>
-          <w:rFonts w:ascii="Times New Roman" w:hAnsi="Times New Roman" w:eastAsia="Malgun Gothic"/>
-          <w:b/>
-          <w:i w:val="0"/>
-          <w:sz w:val="22"/>
-        </w:rPr>
-        <w:t xml:space="preserve">Дарья: </w:t>
-      </w:r>
-      <w:r>
-        <w:rPr>
-          <w:rFonts w:ascii="Times New Roman" w:hAnsi="Times New Roman" w:eastAsia="Malgun Gothic"/>
-          <w:b w:val="0"/>
-          <w:i w:val="0"/>
-          <w:sz w:val="22"/>
-        </w:rPr>
-        <w:t>Я и не собиралась извиняться. Если я перестану задавать тебе неудобные вопросы, значит, я стала твоим пресс-секретарём, а не журналистом.</w:t>
-      </w:r>
-    </w:p>
-    <w:p>
-      <w:pPr>
-        <w:spacing w:before="0" w:after="110" w:line="300" w:lineRule="auto"/>
-      </w:pPr>
-      <w:r>
-        <w:rPr>
-          <w:rFonts w:ascii="Times New Roman" w:hAnsi="Times New Roman" w:eastAsia="Malgun Gothic"/>
-          <w:b/>
-          <w:i w:val="0"/>
-          <w:sz w:val="22"/>
-        </w:rPr>
-        <w:t xml:space="preserve">Лёша: </w:t>
-      </w:r>
-      <w:r>
-        <w:rPr>
-          <w:rFonts w:ascii="Times New Roman" w:hAnsi="Times New Roman" w:eastAsia="Malgun Gothic"/>
-          <w:b w:val="0"/>
-          <w:i w:val="0"/>
-          <w:sz w:val="22"/>
-        </w:rPr>
-        <w:t>А если однажды тебе придётся писать про меня что-то плохое?</w:t>
-      </w:r>
-    </w:p>
-    <w:p>
-      <w:pPr>
-        <w:spacing w:before="0" w:after="110" w:line="300" w:lineRule="auto"/>
-      </w:pPr>
-      <w:r>
-        <w:rPr>
-          <w:rFonts w:ascii="Times New Roman" w:hAnsi="Times New Roman" w:eastAsia="Malgun Gothic"/>
-          <w:b/>
-          <w:i w:val="0"/>
-          <w:sz w:val="22"/>
-        </w:rPr>
-        <w:t xml:space="preserve">Дарья: </w:t>
-      </w:r>
-      <w:r>
-        <w:rPr>
-          <w:rFonts w:ascii="Times New Roman" w:hAnsi="Times New Roman" w:eastAsia="Malgun Gothic"/>
-          <w:b w:val="0"/>
-          <w:i w:val="0"/>
-          <w:sz w:val="22"/>
-        </w:rPr>
-        <w:t xml:space="preserve">Напишу. </w:t>
+        <w:t xml:space="preserve">Николай: </w:t>
       </w:r>
       <w:r>
         <w:rPr>
@@ -3062,7 +2271,7 @@
           <w:color w:val="555555"/>
           <w:sz w:val="22"/>
         </w:rPr>
-        <w:t>(пауза)</w:t>
+        <w:t>(включает, выключает)</w:t>
       </w:r>
       <w:r>
         <w:rPr>
@@ -3071,100 +2280,13 @@
           <w:i w:val="0"/>
           <w:sz w:val="22"/>
         </w:rPr>
-        <w:t xml:space="preserve"> А потом приду домой и буду злиться на тебя за то, что пришлось.</w:t>
+        <w:t xml:space="preserve"> Ладно. Вещь хорошая. Спасибо, сын.</w:t>
       </w:r>
     </w:p>
     <w:p>
       <w:pPr>
         <w:spacing w:before="0" w:after="110" w:line="300" w:lineRule="auto"/>
       </w:pPr>
-      <w:r>
-        <w:rPr>
-          <w:rFonts w:ascii="Times New Roman" w:hAnsi="Times New Roman" w:eastAsia="Malgun Gothic"/>
-          <w:b/>
-          <w:i w:val="0"/>
-          <w:sz w:val="22"/>
-        </w:rPr>
-        <w:t xml:space="preserve">Лёша: </w:t>
-      </w:r>
-      <w:r>
-        <w:rPr>
-          <w:rFonts w:ascii="Times New Roman" w:hAnsi="Times New Roman" w:eastAsia="Malgun Gothic"/>
-          <w:b w:val="0"/>
-          <w:i w:val="0"/>
-          <w:sz w:val="22"/>
-        </w:rPr>
-        <w:t>Справедливо.</w:t>
-      </w:r>
-    </w:p>
-    <w:p>
-      <w:pPr>
-        <w:spacing w:before="0" w:after="110" w:line="300" w:lineRule="auto"/>
-      </w:pPr>
-      <w:r>
-        <w:rPr>
-          <w:rFonts w:ascii="Times New Roman" w:hAnsi="Times New Roman" w:eastAsia="Malgun Gothic"/>
-          <w:b/>
-          <w:i w:val="0"/>
-          <w:sz w:val="22"/>
-        </w:rPr>
-        <w:t xml:space="preserve">Дарья: </w:t>
-      </w:r>
-      <w:r>
-        <w:rPr>
-          <w:rFonts w:ascii="Times New Roman" w:hAnsi="Times New Roman" w:eastAsia="Malgun Gothic"/>
-          <w:b w:val="0"/>
-          <w:i w:val="0"/>
-          <w:sz w:val="22"/>
-        </w:rPr>
-        <w:t>Мой редактор уже спросил, не хочу ли я взять самоотвод по всем темам, связанным с партией.</w:t>
-      </w:r>
-    </w:p>
-    <w:p>
-      <w:pPr>
-        <w:spacing w:before="0" w:after="110" w:line="300" w:lineRule="auto"/>
-      </w:pPr>
-      <w:r>
-        <w:rPr>
-          <w:rFonts w:ascii="Times New Roman" w:hAnsi="Times New Roman" w:eastAsia="Malgun Gothic"/>
-          <w:b/>
-          <w:i w:val="0"/>
-          <w:sz w:val="22"/>
-        </w:rPr>
-        <w:t xml:space="preserve">Лёша: </w:t>
-      </w:r>
-      <w:r>
-        <w:rPr>
-          <w:rFonts w:ascii="Times New Roman" w:hAnsi="Times New Roman" w:eastAsia="Malgun Gothic"/>
-          <w:b w:val="0"/>
-          <w:i w:val="0"/>
-          <w:sz w:val="22"/>
-        </w:rPr>
-        <w:t>И что ты ответила?</w:t>
-      </w:r>
-    </w:p>
-    <w:p>
-      <w:pPr>
-        <w:spacing w:before="0" w:after="110" w:line="300" w:lineRule="auto"/>
-      </w:pPr>
-      <w:r>
-        <w:rPr>
-          <w:rFonts w:ascii="Times New Roman" w:hAnsi="Times New Roman" w:eastAsia="Malgun Gothic"/>
-          <w:b/>
-          <w:i w:val="0"/>
-          <w:sz w:val="22"/>
-        </w:rPr>
-        <w:t xml:space="preserve">Дарья: </w:t>
-      </w:r>
-      <w:r>
-        <w:rPr>
-          <w:rFonts w:ascii="Times New Roman" w:hAnsi="Times New Roman" w:eastAsia="Malgun Gothic"/>
-          <w:b w:val="0"/>
-          <w:i w:val="0"/>
-          <w:sz w:val="22"/>
-        </w:rPr>
-        <w:t xml:space="preserve">Что возьму самоотвод, когда ты станешь скучным. То есть, видимо, никогда. </w:t>
-      </w:r>
       <w:r>
         <w:rPr>
           <w:rFonts w:ascii="Times New Roman" w:hAnsi="Times New Roman" w:eastAsia="Malgun Gothic"/>
@@ -3173,16 +2295,7 @@
           <w:color w:val="555555"/>
           <w:sz w:val="22"/>
         </w:rPr>
-        <w:t>(серьёзнее)</w:t>
-      </w:r>
-      <w:r>
-        <w:rPr>
-          <w:rFonts w:ascii="Times New Roman" w:hAnsi="Times New Roman" w:eastAsia="Malgun Gothic"/>
-          <w:b w:val="0"/>
-          <w:i w:val="0"/>
-          <w:sz w:val="22"/>
-        </w:rPr>
-        <w:t xml:space="preserve"> Нет, правда, Алексей. О партии будут писать другие. Я занимаюсь тем, чем занималась, — деньгами, связями, тем, что прячут.</w:t>
+        <w:t>(Кухня. На столе пирог, солёные огурцы, чайник.)</w:t>
       </w:r>
     </w:p>
     <w:p>
@@ -3196,7 +2309,7 @@
           <w:i w:val="0"/>
           <w:sz w:val="22"/>
         </w:rPr>
-        <w:t xml:space="preserve">Лёша: </w:t>
+        <w:t xml:space="preserve">Анна: </w:t>
       </w:r>
       <w:r>
         <w:rPr>
@@ -3205,7 +2318,7 @@
           <w:i w:val="0"/>
           <w:sz w:val="22"/>
         </w:rPr>
-        <w:t>Знаешь, о чём я думал там, на трибуне?</w:t>
+        <w:t>Садись, ешь. Пирог с капустой, утром пекла.</w:t>
       </w:r>
     </w:p>
     <w:p>
@@ -3219,7 +2332,7 @@
           <w:i w:val="0"/>
           <w:sz w:val="22"/>
         </w:rPr>
-        <w:t xml:space="preserve">Дарья: </w:t>
+        <w:t xml:space="preserve">Лёша: </w:t>
       </w:r>
       <w:r>
         <w:rPr>
@@ -3228,7 +2341,7 @@
           <w:i w:val="0"/>
           <w:sz w:val="22"/>
         </w:rPr>
-        <w:t>О чём?</w:t>
+        <w:t>Мам, я в поезде ел.</w:t>
       </w:r>
     </w:p>
     <w:p>
@@ -3242,7 +2355,7 @@
           <w:i w:val="0"/>
           <w:sz w:val="22"/>
         </w:rPr>
-        <w:t xml:space="preserve">Лёша: </w:t>
+        <w:t xml:space="preserve">Анна: </w:t>
       </w:r>
       <w:r>
         <w:rPr>
@@ -3251,30 +2364,7 @@
           <w:i w:val="0"/>
           <w:sz w:val="22"/>
         </w:rPr>
-        <w:t>О Быкове. О том, что бы он сказал, увидев меня сегодня.</w:t>
-      </w:r>
-    </w:p>
-    <w:p>
-      <w:pPr>
-        <w:spacing w:before="0" w:after="110" w:line="300" w:lineRule="auto"/>
-      </w:pPr>
-      <w:r>
-        <w:rPr>
-          <w:rFonts w:ascii="Times New Roman" w:hAnsi="Times New Roman" w:eastAsia="Malgun Gothic"/>
-          <w:b/>
-          <w:i w:val="0"/>
-          <w:sz w:val="22"/>
-        </w:rPr>
-        <w:t xml:space="preserve">Дарья: </w:t>
-      </w:r>
-      <w:r>
-        <w:rPr>
-          <w:rFonts w:ascii="Times New Roman" w:hAnsi="Times New Roman" w:eastAsia="Malgun Gothic"/>
-          <w:b w:val="0"/>
-          <w:i w:val="0"/>
-          <w:sz w:val="22"/>
-        </w:rPr>
-        <w:t>И что, как думаешь, он бы сказал?</w:t>
+        <w:t>В поезде он ел. Лапшу из стаканчика? Садись, кому говорю.</w:t>
       </w:r>
     </w:p>
     <w:p>
@@ -3298,7 +2388,7 @@
           <w:color w:val="555555"/>
           <w:sz w:val="22"/>
         </w:rPr>
-        <w:t>(пауза, тепло)</w:t>
+        <w:t>(садится)</w:t>
       </w:r>
       <w:r>
         <w:rPr>
@@ -3307,7 +2397,7 @@
           <w:i w:val="0"/>
           <w:sz w:val="22"/>
         </w:rPr>
-        <w:t xml:space="preserve"> Наверное, «осторожно, Алексей». А потом, может быть, впервые за долгое время — улыбнулся бы.</w:t>
+        <w:t xml:space="preserve"> Мам, вы тогда по телефону так спокойно всё приняли. Я думал, будет хуже.</w:t>
       </w:r>
     </w:p>
     <w:p>
@@ -3321,7 +2411,7 @@
           <w:i w:val="0"/>
           <w:sz w:val="22"/>
         </w:rPr>
-        <w:t xml:space="preserve">Дарья: </w:t>
+        <w:t xml:space="preserve">Анна: </w:t>
       </w:r>
       <w:r>
         <w:rPr>
@@ -3330,7 +2420,7 @@
           <w:i w:val="0"/>
           <w:sz w:val="22"/>
         </w:rPr>
-        <w:t>Тогда будем считать, что он улыбается сегодня где-то там.</w:t>
+        <w:t>По телефону — одно. А потом я до трёх ночи не спала. Сердце не на месте, Лёша.</w:t>
       </w:r>
     </w:p>
     <w:p>
@@ -3344,7 +2434,7 @@
           <w:i w:val="0"/>
           <w:sz w:val="22"/>
         </w:rPr>
-        <w:t xml:space="preserve">Лёша: </w:t>
+        <w:t xml:space="preserve">Анна: </w:t>
       </w:r>
       <w:r>
         <w:rPr>
@@ -3353,7 +2443,90 @@
           <w:i w:val="0"/>
           <w:sz w:val="22"/>
         </w:rPr>
-        <w:t xml:space="preserve">Будем считать. </w:t>
+        <w:t>Суд — там хоть правила какие-то. А политика… Сколько всего по телевизору показывают.</w:t>
+      </w:r>
+    </w:p>
+    <w:p>
+      <w:pPr>
+        <w:spacing w:before="0" w:after="110" w:line="300" w:lineRule="auto"/>
+      </w:pPr>
+      <w:r>
+        <w:rPr>
+          <w:rFonts w:ascii="Times New Roman" w:hAnsi="Times New Roman" w:eastAsia="Malgun Gothic"/>
+          <w:b/>
+          <w:i w:val="0"/>
+          <w:sz w:val="22"/>
+        </w:rPr>
+        <w:t xml:space="preserve">Николай: </w:t>
+      </w:r>
+      <w:r>
+        <w:rPr>
+          <w:rFonts w:ascii="Times New Roman" w:hAnsi="Times New Roman" w:eastAsia="Malgun Gothic"/>
+          <w:b w:val="0"/>
+          <w:i w:val="0"/>
+          <w:sz w:val="22"/>
+        </w:rPr>
+        <w:t>Аня, не нагнетай.</w:t>
+      </w:r>
+    </w:p>
+    <w:p>
+      <w:pPr>
+        <w:spacing w:before="0" w:after="110" w:line="300" w:lineRule="auto"/>
+      </w:pPr>
+      <w:r>
+        <w:rPr>
+          <w:rFonts w:ascii="Times New Roman" w:hAnsi="Times New Roman" w:eastAsia="Malgun Gothic"/>
+          <w:b/>
+          <w:i w:val="0"/>
+          <w:sz w:val="22"/>
+        </w:rPr>
+        <w:t xml:space="preserve">Анна: </w:t>
+      </w:r>
+      <w:r>
+        <w:rPr>
+          <w:rFonts w:ascii="Times New Roman" w:hAnsi="Times New Roman" w:eastAsia="Malgun Gothic"/>
+          <w:b w:val="0"/>
+          <w:i w:val="0"/>
+          <w:sz w:val="22"/>
+        </w:rPr>
+        <w:t>Я не нагнетаю, я спрашиваю. Лёша, ты там хоть один не ходишь? А то вечером, в подъезде…</w:t>
+      </w:r>
+    </w:p>
+    <w:p>
+      <w:pPr>
+        <w:spacing w:before="0" w:after="110" w:line="300" w:lineRule="auto"/>
+      </w:pPr>
+      <w:r>
+        <w:rPr>
+          <w:rFonts w:ascii="Times New Roman" w:hAnsi="Times New Roman" w:eastAsia="Malgun Gothic"/>
+          <w:b/>
+          <w:i w:val="0"/>
+          <w:sz w:val="22"/>
+        </w:rPr>
+        <w:t xml:space="preserve">Николай: </w:t>
+      </w:r>
+      <w:r>
+        <w:rPr>
+          <w:rFonts w:ascii="Times New Roman" w:hAnsi="Times New Roman" w:eastAsia="Malgun Gothic"/>
+          <w:b w:val="0"/>
+          <w:i w:val="0"/>
+          <w:sz w:val="22"/>
+        </w:rPr>
+        <w:t>Типун тебе на язык! Ты что говоришь-то?</w:t>
+      </w:r>
+    </w:p>
+    <w:p>
+      <w:pPr>
+        <w:spacing w:before="0" w:after="110" w:line="300" w:lineRule="auto"/>
+      </w:pPr>
+      <w:r>
+        <w:rPr>
+          <w:rFonts w:ascii="Times New Roman" w:hAnsi="Times New Roman" w:eastAsia="Malgun Gothic"/>
+          <w:b/>
+          <w:i w:val="0"/>
+          <w:sz w:val="22"/>
+        </w:rPr>
+        <w:t xml:space="preserve">Анна: </w:t>
       </w:r>
       <w:r>
         <w:rPr>
@@ -3363,7 +2536,7 @@
           <w:color w:val="555555"/>
           <w:sz w:val="22"/>
         </w:rPr>
-        <w:t>(смотрит на город за окном)</w:t>
+        <w:t>(стучит по столу)</w:t>
       </w:r>
       <w:r>
         <w:rPr>
@@ -3372,11 +2545,386 @@
           <w:i w:val="0"/>
           <w:sz w:val="22"/>
         </w:rPr>
-        <w:t xml:space="preserve"> Завтра начинается настоящая работа.</w:t>
+        <w:t xml:space="preserve"> Тьфу-тьфу-тьфу. Сама не знаю, что несу.</w:t>
       </w:r>
     </w:p>
     <w:p>
       <w:pPr>
+        <w:spacing w:before="0" w:after="110" w:line="300" w:lineRule="auto"/>
+      </w:pPr>
+      <w:r>
+        <w:rPr>
+          <w:rFonts w:ascii="Times New Roman" w:hAnsi="Times New Roman" w:eastAsia="Malgun Gothic"/>
+          <w:b/>
+          <w:i w:val="0"/>
+          <w:sz w:val="22"/>
+        </w:rPr>
+        <w:t xml:space="preserve">Лёша: </w:t>
+      </w:r>
+      <w:r>
+        <w:rPr>
+          <w:rFonts w:ascii="Times New Roman" w:hAnsi="Times New Roman" w:eastAsia="Malgun Gothic"/>
+          <w:b w:val="0"/>
+          <w:i w:val="0"/>
+          <w:sz w:val="22"/>
+        </w:rPr>
+        <w:t>Мам, я не один. Вокруг всё время люди — юристы, волонтёры. И звонить буду, как обещал.</w:t>
+      </w:r>
+    </w:p>
+    <w:p>
+      <w:pPr>
+        <w:spacing w:before="0" w:after="110" w:line="300" w:lineRule="auto"/>
+      </w:pPr>
+      <w:r>
+        <w:rPr>
+          <w:rFonts w:ascii="Times New Roman" w:hAnsi="Times New Roman" w:eastAsia="Malgun Gothic"/>
+          <w:b/>
+          <w:i w:val="0"/>
+          <w:sz w:val="22"/>
+        </w:rPr>
+        <w:t xml:space="preserve">Николай: </w:t>
+      </w:r>
+      <w:r>
+        <w:rPr>
+          <w:rFonts w:ascii="Times New Roman" w:hAnsi="Times New Roman" w:eastAsia="Malgun Gothic"/>
+          <w:b w:val="0"/>
+          <w:i/>
+          <w:color w:val="555555"/>
+          <w:sz w:val="22"/>
+        </w:rPr>
+        <w:t>(помолчав)</w:t>
+      </w:r>
+      <w:r>
+        <w:rPr>
+          <w:rFonts w:ascii="Times New Roman" w:hAnsi="Times New Roman" w:eastAsia="Malgun Gothic"/>
+          <w:b w:val="0"/>
+          <w:i w:val="0"/>
+          <w:sz w:val="22"/>
+        </w:rPr>
+        <w:t xml:space="preserve"> А на жизнь-то хватает? Или партия твоя на одном энтузиазме?</w:t>
+      </w:r>
+    </w:p>
+    <w:p>
+      <w:pPr>
+        <w:spacing w:before="0" w:after="110" w:line="300" w:lineRule="auto"/>
+      </w:pPr>
+      <w:r>
+        <w:rPr>
+          <w:rFonts w:ascii="Times New Roman" w:hAnsi="Times New Roman" w:eastAsia="Malgun Gothic"/>
+          <w:b/>
+          <w:i w:val="0"/>
+          <w:sz w:val="22"/>
+        </w:rPr>
+        <w:t xml:space="preserve">Лёша: </w:t>
+      </w:r>
+      <w:r>
+        <w:rPr>
+          <w:rFonts w:ascii="Times New Roman" w:hAnsi="Times New Roman" w:eastAsia="Malgun Gothic"/>
+          <w:b w:val="0"/>
+          <w:i w:val="0"/>
+          <w:sz w:val="22"/>
+        </w:rPr>
+        <w:t>Хватает, пап. На подарки вот хватило.</w:t>
+      </w:r>
+    </w:p>
+    <w:p>
+      <w:pPr>
+        <w:spacing w:before="0" w:after="110" w:line="300" w:lineRule="auto"/>
+      </w:pPr>
+      <w:r>
+        <w:rPr>
+          <w:rFonts w:ascii="Times New Roman" w:hAnsi="Times New Roman" w:eastAsia="Malgun Gothic"/>
+          <w:b/>
+          <w:i w:val="0"/>
+          <w:sz w:val="22"/>
+        </w:rPr>
+        <w:t xml:space="preserve">Николай: </w:t>
+      </w:r>
+      <w:r>
+        <w:rPr>
+          <w:rFonts w:ascii="Times New Roman" w:hAnsi="Times New Roman" w:eastAsia="Malgun Gothic"/>
+          <w:b w:val="0"/>
+          <w:i w:val="0"/>
+          <w:sz w:val="22"/>
+        </w:rPr>
+        <w:t>На подарки… Ты бы лучше себе куртку нормальную купил. Ходишь в этой с института.</w:t>
+      </w:r>
+    </w:p>
+    <w:p>
+      <w:pPr>
+        <w:spacing w:before="0" w:after="110" w:line="300" w:lineRule="auto"/>
+      </w:pPr>
+      <w:r>
+        <w:rPr>
+          <w:rFonts w:ascii="Times New Roman" w:hAnsi="Times New Roman" w:eastAsia="Malgun Gothic"/>
+          <w:b/>
+          <w:i w:val="0"/>
+          <w:sz w:val="22"/>
+        </w:rPr>
+        <w:t xml:space="preserve">Анна: </w:t>
+      </w:r>
+      <w:r>
+        <w:rPr>
+          <w:rFonts w:ascii="Times New Roman" w:hAnsi="Times New Roman" w:eastAsia="Malgun Gothic"/>
+          <w:b w:val="0"/>
+          <w:i w:val="0"/>
+          <w:sz w:val="22"/>
+        </w:rPr>
+        <w:t>Ты завтра во сколько уезжаешь?</w:t>
+      </w:r>
+    </w:p>
+    <w:p>
+      <w:pPr>
+        <w:spacing w:before="0" w:after="110" w:line="300" w:lineRule="auto"/>
+      </w:pPr>
+      <w:r>
+        <w:rPr>
+          <w:rFonts w:ascii="Times New Roman" w:hAnsi="Times New Roman" w:eastAsia="Malgun Gothic"/>
+          <w:b/>
+          <w:i w:val="0"/>
+          <w:sz w:val="22"/>
+        </w:rPr>
+        <w:t xml:space="preserve">Лёша: </w:t>
+      </w:r>
+      <w:r>
+        <w:rPr>
+          <w:rFonts w:ascii="Times New Roman" w:hAnsi="Times New Roman" w:eastAsia="Malgun Gothic"/>
+          <w:b w:val="0"/>
+          <w:i w:val="0"/>
+          <w:sz w:val="22"/>
+        </w:rPr>
+        <w:t>После обеда. Дел накопилось.</w:t>
+      </w:r>
+    </w:p>
+    <w:p>
+      <w:pPr>
+        <w:spacing w:before="0" w:after="110" w:line="300" w:lineRule="auto"/>
+      </w:pPr>
+      <w:r>
+        <w:rPr>
+          <w:rFonts w:ascii="Times New Roman" w:hAnsi="Times New Roman" w:eastAsia="Malgun Gothic"/>
+          <w:b/>
+          <w:i w:val="0"/>
+          <w:sz w:val="22"/>
+        </w:rPr>
+        <w:t xml:space="preserve">Анна: </w:t>
+      </w:r>
+      <w:r>
+        <w:rPr>
+          <w:rFonts w:ascii="Times New Roman" w:hAnsi="Times New Roman" w:eastAsia="Malgun Gothic"/>
+          <w:b w:val="0"/>
+          <w:i w:val="0"/>
+          <w:sz w:val="22"/>
+        </w:rPr>
+        <w:t>Я тебе с собой соберу. Пирога, огурцов банку, варенья.</w:t>
+      </w:r>
+    </w:p>
+    <w:p>
+      <w:pPr>
+        <w:spacing w:before="0" w:after="110" w:line="300" w:lineRule="auto"/>
+      </w:pPr>
+      <w:r>
+        <w:rPr>
+          <w:rFonts w:ascii="Times New Roman" w:hAnsi="Times New Roman" w:eastAsia="Malgun Gothic"/>
+          <w:b/>
+          <w:i w:val="0"/>
+          <w:sz w:val="22"/>
+        </w:rPr>
+        <w:t xml:space="preserve">Лёша: </w:t>
+      </w:r>
+      <w:r>
+        <w:rPr>
+          <w:rFonts w:ascii="Times New Roman" w:hAnsi="Times New Roman" w:eastAsia="Malgun Gothic"/>
+          <w:b w:val="0"/>
+          <w:i w:val="0"/>
+          <w:sz w:val="22"/>
+        </w:rPr>
+        <w:t>Мам, куда мне банки? У меня одна сумка.</w:t>
+      </w:r>
+    </w:p>
+    <w:p>
+      <w:pPr>
+        <w:spacing w:before="0" w:after="110" w:line="300" w:lineRule="auto"/>
+      </w:pPr>
+      <w:r>
+        <w:rPr>
+          <w:rFonts w:ascii="Times New Roman" w:hAnsi="Times New Roman" w:eastAsia="Malgun Gothic"/>
+          <w:b/>
+          <w:i w:val="0"/>
+          <w:sz w:val="22"/>
+        </w:rPr>
+        <w:t xml:space="preserve">Анна: </w:t>
+      </w:r>
+      <w:r>
+        <w:rPr>
+          <w:rFonts w:ascii="Times New Roman" w:hAnsi="Times New Roman" w:eastAsia="Malgun Gothic"/>
+          <w:b w:val="0"/>
+          <w:i w:val="0"/>
+          <w:sz w:val="22"/>
+        </w:rPr>
+        <w:t>Донесёшь, не хрустальный.</w:t>
+      </w:r>
+    </w:p>
+    <w:p>
+      <w:pPr>
+        <w:spacing w:before="0" w:after="110" w:line="300" w:lineRule="auto"/>
+      </w:pPr>
+      <w:r>
+        <w:rPr>
+          <w:rFonts w:ascii="Times New Roman" w:hAnsi="Times New Roman" w:eastAsia="Malgun Gothic"/>
+          <w:b/>
+          <w:i w:val="0"/>
+          <w:sz w:val="22"/>
+        </w:rPr>
+        <w:t xml:space="preserve">Николай: </w:t>
+      </w:r>
+      <w:r>
+        <w:rPr>
+          <w:rFonts w:ascii="Times New Roman" w:hAnsi="Times New Roman" w:eastAsia="Malgun Gothic"/>
+          <w:b w:val="0"/>
+          <w:i w:val="0"/>
+          <w:sz w:val="22"/>
+        </w:rPr>
+        <w:t>Бери, бери. С ней спорить бесполезно, сам знаешь.</w:t>
+      </w:r>
+    </w:p>
+    <w:p>
+      <w:pPr>
+        <w:spacing w:before="0" w:after="110" w:line="300" w:lineRule="auto"/>
+      </w:pPr>
+      <w:r>
+        <w:rPr>
+          <w:rFonts w:ascii="Times New Roman" w:hAnsi="Times New Roman" w:eastAsia="Malgun Gothic"/>
+          <w:b/>
+          <w:i w:val="0"/>
+          <w:sz w:val="22"/>
+        </w:rPr>
+        <w:t xml:space="preserve">Лёша: </w:t>
+      </w:r>
+      <w:r>
+        <w:rPr>
+          <w:rFonts w:ascii="Times New Roman" w:hAnsi="Times New Roman" w:eastAsia="Malgun Gothic"/>
+          <w:b w:val="0"/>
+          <w:i/>
+          <w:color w:val="555555"/>
+          <w:sz w:val="22"/>
+        </w:rPr>
+        <w:t>(сдаётся)</w:t>
+      </w:r>
+      <w:r>
+        <w:rPr>
+          <w:rFonts w:ascii="Times New Roman" w:hAnsi="Times New Roman" w:eastAsia="Malgun Gothic"/>
+          <w:b w:val="0"/>
+          <w:i w:val="0"/>
+          <w:sz w:val="22"/>
+        </w:rPr>
+        <w:t xml:space="preserve"> Ладно. Но одну банку.</w:t>
+      </w:r>
+    </w:p>
+    <w:p>
+      <w:pPr>
+        <w:spacing w:before="0" w:after="110" w:line="300" w:lineRule="auto"/>
+      </w:pPr>
+      <w:r>
+        <w:rPr>
+          <w:rFonts w:ascii="Times New Roman" w:hAnsi="Times New Roman" w:eastAsia="Malgun Gothic"/>
+          <w:b/>
+          <w:i w:val="0"/>
+          <w:sz w:val="22"/>
+        </w:rPr>
+        <w:t xml:space="preserve">Анна: </w:t>
+      </w:r>
+      <w:r>
+        <w:rPr>
+          <w:rFonts w:ascii="Times New Roman" w:hAnsi="Times New Roman" w:eastAsia="Malgun Gothic"/>
+          <w:b w:val="0"/>
+          <w:i w:val="0"/>
+          <w:sz w:val="22"/>
+        </w:rPr>
+        <w:t>Две. И не торгуйся с матерью.</w:t>
+      </w:r>
+    </w:p>
+    <w:p>
+      <w:pPr>
+        <w:spacing w:before="0" w:after="110" w:line="300" w:lineRule="auto"/>
+      </w:pPr>
+      <w:r>
+        <w:rPr>
+          <w:rFonts w:ascii="Times New Roman" w:hAnsi="Times New Roman" w:eastAsia="Malgun Gothic"/>
+          <w:b/>
+          <w:i w:val="0"/>
+          <w:sz w:val="22"/>
+        </w:rPr>
+        <w:t xml:space="preserve">Николай: </w:t>
+      </w:r>
+      <w:r>
+        <w:rPr>
+          <w:rFonts w:ascii="Times New Roman" w:hAnsi="Times New Roman" w:eastAsia="Malgun Gothic"/>
+          <w:b w:val="0"/>
+          <w:i/>
+          <w:color w:val="555555"/>
+          <w:sz w:val="22"/>
+        </w:rPr>
+        <w:t>(надевает фонарь на лоб)</w:t>
+      </w:r>
+      <w:r>
+        <w:rPr>
+          <w:rFonts w:ascii="Times New Roman" w:hAnsi="Times New Roman" w:eastAsia="Malgun Gothic"/>
+          <w:b w:val="0"/>
+          <w:i w:val="0"/>
+          <w:sz w:val="22"/>
+        </w:rPr>
+        <w:t xml:space="preserve"> Пойду-ка в гараже опробую. Пойдёшь со мной?</w:t>
+      </w:r>
+    </w:p>
+    <w:p>
+      <w:pPr>
+        <w:spacing w:before="0" w:after="110" w:line="300" w:lineRule="auto"/>
+      </w:pPr>
+      <w:r>
+        <w:rPr>
+          <w:rFonts w:ascii="Times New Roman" w:hAnsi="Times New Roman" w:eastAsia="Malgun Gothic"/>
+          <w:b/>
+          <w:i w:val="0"/>
+          <w:sz w:val="22"/>
+        </w:rPr>
+        <w:t xml:space="preserve">Лёша: </w:t>
+      </w:r>
+      <w:r>
+        <w:rPr>
+          <w:rFonts w:ascii="Times New Roman" w:hAnsi="Times New Roman" w:eastAsia="Malgun Gothic"/>
+          <w:b w:val="0"/>
+          <w:i w:val="0"/>
+          <w:sz w:val="22"/>
+        </w:rPr>
+        <w:t>Пойду. Только пирог доем.</w:t>
+      </w:r>
+    </w:p>
+    <w:p>
+      <w:pPr>
+        <w:spacing w:before="0" w:after="110" w:line="300" w:lineRule="auto"/>
+      </w:pPr>
+      <w:r>
+        <w:rPr>
+          <w:rFonts w:ascii="Times New Roman" w:hAnsi="Times New Roman" w:eastAsia="Malgun Gothic"/>
+          <w:b/>
+          <w:i w:val="0"/>
+          <w:sz w:val="22"/>
+        </w:rPr>
+        <w:t xml:space="preserve">Анна: </w:t>
+      </w:r>
+      <w:r>
+        <w:rPr>
+          <w:rFonts w:ascii="Times New Roman" w:hAnsi="Times New Roman" w:eastAsia="Malgun Gothic"/>
+          <w:b w:val="0"/>
+          <w:i w:val="0"/>
+          <w:sz w:val="22"/>
+        </w:rPr>
+        <w:t>Вот это правильно.</w:t>
+      </w:r>
+    </w:p>
+    <w:p>
+      <w:pPr>
         <w:keepNext/>
         <w:spacing w:before="320" w:after="140"/>
       </w:pPr>
@@ -3388,12 +2936,12 @@
           <w:color w:val="1F3864"/>
           <w:sz w:val="26"/>
         </w:rPr>
-        <w:t>핵심 문학 인용</w:t>
+        <w:t>장면 6 — 대회 당일 아침, 무대 뒤</w:t>
       </w:r>
     </w:p>
     <w:p>
       <w:pPr>
-        <w:spacing w:before="0" w:after="120"/>
+        <w:spacing w:before="0" w:after="110" w:line="300" w:lineRule="auto"/>
       </w:pPr>
       <w:r>
         <w:rPr>
@@ -3402,20 +2950,1563 @@
           <w:i w:val="0"/>
           <w:sz w:val="22"/>
         </w:rPr>
-        <w:t>Русская пословица: «Не плюй в колодец</w:t>
+        <w:t xml:space="preserve">Катя: </w:t>
       </w:r>
       <w:r>
         <w:rPr>
           <w:rFonts w:ascii="Times New Roman" w:hAnsi="Times New Roman" w:eastAsia="Malgun Gothic"/>
           <w:b w:val="0"/>
-          <w:i w:val="0"/>
-          <w:sz w:val="22"/>
-        </w:rPr>
-        <w:t xml:space="preserve"> — пригодится воды напиться» — 한국어 해설: 지금 필요 없다고 등 돌린 것이 언젠가 꼭 필요해진다는 속담. 그레벤시코프가 “나는 정치인이 아니다”라던 료샤의 반년 전 방송 발언을 떠올리며 건네는 말(장면 1). 료샤가 “침을 뱉은 게 아니라 우물을 피해 다녔을 뿐”이라고 받아치며, 직업인의 자리에서 시민의 책임으로 넘어가는 3부 전체의 문턱을 연다.</w:t>
+          <w:i/>
+          <w:color w:val="555555"/>
+          <w:sz w:val="22"/>
+        </w:rPr>
+        <w:t>(с планшетом, запыхавшись)</w:t>
+      </w:r>
+      <w:r>
+        <w:rPr>
+          <w:rFonts w:ascii="Times New Roman" w:hAnsi="Times New Roman" w:eastAsia="Malgun Gothic"/>
+          <w:b w:val="0"/>
+          <w:i w:val="0"/>
+          <w:sz w:val="22"/>
+        </w:rPr>
+        <w:t xml:space="preserve"> Алексей Николаевич, Вадим Олегович прислал последние листы с юга. Сорок один регион. Пятьсот тридцать семь учредителей.</w:t>
       </w:r>
     </w:p>
     <w:p>
       <w:pPr>
+        <w:spacing w:before="0" w:after="110" w:line="300" w:lineRule="auto"/>
+      </w:pPr>
+      <w:r>
+        <w:rPr>
+          <w:rFonts w:ascii="Times New Roman" w:hAnsi="Times New Roman" w:eastAsia="Malgun Gothic"/>
+          <w:b/>
+          <w:i w:val="0"/>
+          <w:sz w:val="22"/>
+        </w:rPr>
+        <w:t xml:space="preserve">Лёша: </w:t>
+      </w:r>
+      <w:r>
+        <w:rPr>
+          <w:rFonts w:ascii="Times New Roman" w:hAnsi="Times New Roman" w:eastAsia="Malgun Gothic"/>
+          <w:b w:val="0"/>
+          <w:i w:val="0"/>
+          <w:sz w:val="22"/>
+        </w:rPr>
+        <w:t>Сорок один… На один больше, чем нужно.</w:t>
+      </w:r>
+    </w:p>
+    <w:p>
+      <w:pPr>
+        <w:spacing w:before="0" w:after="110" w:line="300" w:lineRule="auto"/>
+      </w:pPr>
+      <w:r>
+        <w:rPr>
+          <w:rFonts w:ascii="Times New Roman" w:hAnsi="Times New Roman" w:eastAsia="Malgun Gothic"/>
+          <w:b/>
+          <w:i w:val="0"/>
+          <w:sz w:val="22"/>
+        </w:rPr>
+        <w:t xml:space="preserve">Сухинова: </w:t>
+      </w:r>
+      <w:r>
+        <w:rPr>
+          <w:rFonts w:ascii="Times New Roman" w:hAnsi="Times New Roman" w:eastAsia="Malgun Gothic"/>
+          <w:b w:val="0"/>
+          <w:i w:val="0"/>
+          <w:sz w:val="22"/>
+        </w:rPr>
+        <w:t>На один запас. Я бы хотела на десять, но и один лучше, чем ни одного. Если Минюст забракует какой-нибудь регион по формальности, мы всё равно проходим.</w:t>
+      </w:r>
+    </w:p>
+    <w:p>
+      <w:pPr>
+        <w:spacing w:before="0" w:after="110" w:line="300" w:lineRule="auto"/>
+      </w:pPr>
+      <w:r>
+        <w:rPr>
+          <w:rFonts w:ascii="Times New Roman" w:hAnsi="Times New Roman" w:eastAsia="Malgun Gothic"/>
+          <w:b/>
+          <w:i w:val="0"/>
+          <w:sz w:val="22"/>
+        </w:rPr>
+        <w:t xml:space="preserve">Лёша: </w:t>
+      </w:r>
+      <w:r>
+        <w:rPr>
+          <w:rFonts w:ascii="Times New Roman" w:hAnsi="Times New Roman" w:eastAsia="Malgun Gothic"/>
+          <w:b w:val="0"/>
+          <w:i w:val="0"/>
+          <w:sz w:val="22"/>
+        </w:rPr>
+        <w:t>Вы проверили всё трижды, Инна Сергеевна?</w:t>
+      </w:r>
+    </w:p>
+    <w:p>
+      <w:pPr>
+        <w:spacing w:before="0" w:after="110" w:line="300" w:lineRule="auto"/>
+      </w:pPr>
+      <w:r>
+        <w:rPr>
+          <w:rFonts w:ascii="Times New Roman" w:hAnsi="Times New Roman" w:eastAsia="Malgun Gothic"/>
+          <w:b/>
+          <w:i w:val="0"/>
+          <w:sz w:val="22"/>
+        </w:rPr>
+        <w:t xml:space="preserve">Сухинова: </w:t>
+      </w:r>
+      <w:r>
+        <w:rPr>
+          <w:rFonts w:ascii="Times New Roman" w:hAnsi="Times New Roman" w:eastAsia="Malgun Gothic"/>
+          <w:b w:val="0"/>
+          <w:i w:val="0"/>
+          <w:sz w:val="22"/>
+        </w:rPr>
+        <w:t>Четырежды. На третий раз нашла две опечатки в паспортных данных. Исправили с нотариусом вчера ночью.</w:t>
+      </w:r>
+    </w:p>
+    <w:p>
+      <w:pPr>
+        <w:spacing w:before="0" w:after="110" w:line="300" w:lineRule="auto"/>
+      </w:pPr>
+      <w:r>
+        <w:rPr>
+          <w:rFonts w:ascii="Times New Roman" w:hAnsi="Times New Roman" w:eastAsia="Malgun Gothic"/>
+          <w:b/>
+          <w:i w:val="0"/>
+          <w:sz w:val="22"/>
+        </w:rPr>
+        <w:t xml:space="preserve">Катя: </w:t>
+      </w:r>
+      <w:r>
+        <w:rPr>
+          <w:rFonts w:ascii="Times New Roman" w:hAnsi="Times New Roman" w:eastAsia="Malgun Gothic"/>
+          <w:b w:val="0"/>
+          <w:i w:val="0"/>
+          <w:sz w:val="22"/>
+        </w:rPr>
+        <w:t>В зале уже сидят люди из Хабаровска. Та самая учительница тоже приехала. Сама, на свои деньги.</w:t>
+      </w:r>
+    </w:p>
+    <w:p>
+      <w:pPr>
+        <w:spacing w:before="0" w:after="110" w:line="300" w:lineRule="auto"/>
+      </w:pPr>
+      <w:r>
+        <w:rPr>
+          <w:rFonts w:ascii="Times New Roman" w:hAnsi="Times New Roman" w:eastAsia="Malgun Gothic"/>
+          <w:b/>
+          <w:i w:val="0"/>
+          <w:sz w:val="22"/>
+        </w:rPr>
+        <w:t xml:space="preserve">Лёша: </w:t>
+      </w:r>
+      <w:r>
+        <w:rPr>
+          <w:rFonts w:ascii="Times New Roman" w:hAnsi="Times New Roman" w:eastAsia="Malgun Gothic"/>
+          <w:b w:val="0"/>
+          <w:i/>
+          <w:color w:val="555555"/>
+          <w:sz w:val="22"/>
+        </w:rPr>
+        <w:t>(пауза)</w:t>
+      </w:r>
+      <w:r>
+        <w:rPr>
+          <w:rFonts w:ascii="Times New Roman" w:hAnsi="Times New Roman" w:eastAsia="Malgun Gothic"/>
+          <w:b w:val="0"/>
+          <w:i w:val="0"/>
+          <w:sz w:val="22"/>
+        </w:rPr>
+        <w:t xml:space="preserve"> Посадите её в первый ряд. И никаких фотографий с ней без её согласия.</w:t>
+      </w:r>
+    </w:p>
+    <w:p>
+      <w:pPr>
+        <w:spacing w:before="0" w:after="110" w:line="300" w:lineRule="auto"/>
+      </w:pPr>
+      <w:r>
+        <w:rPr>
+          <w:rFonts w:ascii="Times New Roman" w:hAnsi="Times New Roman" w:eastAsia="Malgun Gothic"/>
+          <w:b/>
+          <w:i w:val="0"/>
+          <w:sz w:val="22"/>
+        </w:rPr>
+        <w:t xml:space="preserve">Гребенщиков: </w:t>
+      </w:r>
+      <w:r>
+        <w:rPr>
+          <w:rFonts w:ascii="Times New Roman" w:hAnsi="Times New Roman" w:eastAsia="Malgun Gothic"/>
+          <w:b w:val="0"/>
+          <w:i/>
+          <w:color w:val="555555"/>
+          <w:sz w:val="22"/>
+        </w:rPr>
+        <w:t>(заглядывает за кулисы)</w:t>
+      </w:r>
+      <w:r>
+        <w:rPr>
+          <w:rFonts w:ascii="Times New Roman" w:hAnsi="Times New Roman" w:eastAsia="Malgun Gothic"/>
+          <w:b w:val="0"/>
+          <w:i w:val="0"/>
+          <w:sz w:val="22"/>
+        </w:rPr>
+        <w:t xml:space="preserve"> Алексей Николаевич, пять минут. Речь при вас?</w:t>
+      </w:r>
+    </w:p>
+    <w:p>
+      <w:pPr>
+        <w:spacing w:before="0" w:after="110" w:line="300" w:lineRule="auto"/>
+      </w:pPr>
+      <w:r>
+        <w:rPr>
+          <w:rFonts w:ascii="Times New Roman" w:hAnsi="Times New Roman" w:eastAsia="Malgun Gothic"/>
+          <w:b/>
+          <w:i w:val="0"/>
+          <w:sz w:val="22"/>
+        </w:rPr>
+        <w:t xml:space="preserve">Лёша: </w:t>
+      </w:r>
+      <w:r>
+        <w:rPr>
+          <w:rFonts w:ascii="Times New Roman" w:hAnsi="Times New Roman" w:eastAsia="Malgun Gothic"/>
+          <w:b w:val="0"/>
+          <w:i w:val="0"/>
+          <w:sz w:val="22"/>
+        </w:rPr>
+        <w:t>При мне. Три страницы. Боюсь, скажу всё не так.</w:t>
+      </w:r>
+    </w:p>
+    <w:p>
+      <w:pPr>
+        <w:spacing w:before="0" w:after="110" w:line="300" w:lineRule="auto"/>
+      </w:pPr>
+      <w:r>
+        <w:rPr>
+          <w:rFonts w:ascii="Times New Roman" w:hAnsi="Times New Roman" w:eastAsia="Malgun Gothic"/>
+          <w:b/>
+          <w:i w:val="0"/>
+          <w:sz w:val="22"/>
+        </w:rPr>
+        <w:t xml:space="preserve">Гребенщиков: </w:t>
+      </w:r>
+      <w:r>
+        <w:rPr>
+          <w:rFonts w:ascii="Times New Roman" w:hAnsi="Times New Roman" w:eastAsia="Malgun Gothic"/>
+          <w:b w:val="0"/>
+          <w:i w:val="0"/>
+          <w:sz w:val="22"/>
+        </w:rPr>
+        <w:t>Скажете не так — значит, скажете по-своему. Это лучше, чем гладко.</w:t>
+      </w:r>
+    </w:p>
+    <w:p>
+      <w:pPr>
+        <w:keepNext/>
+        <w:spacing w:before="320" w:after="140"/>
+      </w:pPr>
+      <w:r>
+        <w:rPr>
+          <w:rFonts w:ascii="Times New Roman" w:hAnsi="Times New Roman" w:eastAsia="Malgun Gothic"/>
+          <w:b/>
+          <w:i w:val="0"/>
+          <w:color w:val="1F3864"/>
+          <w:sz w:val="26"/>
+        </w:rPr>
+        <w:t>장면 7 — 창당 대회</w:t>
+      </w:r>
+    </w:p>
+    <w:p>
+      <w:pPr>
+        <w:spacing w:before="0" w:after="110" w:line="300" w:lineRule="auto"/>
+      </w:pPr>
+      <w:r>
+        <w:rPr>
+          <w:rFonts w:ascii="Times New Roman" w:hAnsi="Times New Roman" w:eastAsia="Malgun Gothic"/>
+          <w:b/>
+          <w:i w:val="0"/>
+          <w:sz w:val="22"/>
+        </w:rPr>
+        <w:t xml:space="preserve">Гребенщиков: </w:t>
+      </w:r>
+      <w:r>
+        <w:rPr>
+          <w:rFonts w:ascii="Times New Roman" w:hAnsi="Times New Roman" w:eastAsia="Malgun Gothic"/>
+          <w:b w:val="0"/>
+          <w:i w:val="0"/>
+          <w:sz w:val="22"/>
+        </w:rPr>
+        <w:t>Дамы и господа, соратники, друзья. Сегодня мы собрались здесь, в этом зале, чтобы официально объявить о создании партии «Свободный путь».</w:t>
+      </w:r>
+    </w:p>
+    <w:p>
+      <w:pPr>
+        <w:spacing w:before="0" w:after="110" w:line="300" w:lineRule="auto"/>
+      </w:pPr>
+      <w:r>
+        <w:rPr>
+          <w:rFonts w:ascii="Times New Roman" w:hAnsi="Times New Roman" w:eastAsia="Malgun Gothic"/>
+          <w:b w:val="0"/>
+          <w:i/>
+          <w:color w:val="555555"/>
+          <w:sz w:val="22"/>
+        </w:rPr>
+        <w:t>(зал взрывается аплодисментами)</w:t>
+      </w:r>
+    </w:p>
+    <w:p>
+      <w:pPr>
+        <w:spacing w:before="0" w:after="110" w:line="300" w:lineRule="auto"/>
+      </w:pPr>
+      <w:r>
+        <w:rPr>
+          <w:rFonts w:ascii="Times New Roman" w:hAnsi="Times New Roman" w:eastAsia="Malgun Gothic"/>
+          <w:b/>
+          <w:i w:val="0"/>
+          <w:sz w:val="22"/>
+        </w:rPr>
+        <w:t xml:space="preserve">Лёша: </w:t>
+      </w:r>
+      <w:r>
+        <w:rPr>
+          <w:rFonts w:ascii="Times New Roman" w:hAnsi="Times New Roman" w:eastAsia="Malgun Gothic"/>
+          <w:b w:val="0"/>
+          <w:i/>
+          <w:color w:val="555555"/>
+          <w:sz w:val="22"/>
+        </w:rPr>
+        <w:t>(выходит к трибуне)</w:t>
+      </w:r>
+      <w:r>
+        <w:rPr>
+          <w:rFonts w:ascii="Times New Roman" w:hAnsi="Times New Roman" w:eastAsia="Malgun Gothic"/>
+          <w:b w:val="0"/>
+          <w:i w:val="0"/>
+          <w:sz w:val="22"/>
+        </w:rPr>
+        <w:t xml:space="preserve"> Спасибо, Анатолий Викторович. Друзья, полтора года назад я стоял на площади Революции и с трудом мог произнести хоть слово от волнения. Сегодня я стою перед вами не потому, что перестал бояться. А потому, что понял — страх не повод молчать.</w:t>
+      </w:r>
+    </w:p>
+    <w:p>
+      <w:pPr>
+        <w:spacing w:before="0" w:after="110" w:line="300" w:lineRule="auto"/>
+      </w:pPr>
+      <w:r>
+        <w:rPr>
+          <w:rFonts w:ascii="Times New Roman" w:hAnsi="Times New Roman" w:eastAsia="Malgun Gothic"/>
+          <w:b/>
+          <w:i w:val="0"/>
+          <w:sz w:val="22"/>
+        </w:rPr>
+        <w:t xml:space="preserve">Лёша: </w:t>
+      </w:r>
+      <w:r>
+        <w:rPr>
+          <w:rFonts w:ascii="Times New Roman" w:hAnsi="Times New Roman" w:eastAsia="Malgun Gothic"/>
+          <w:b w:val="0"/>
+          <w:i w:val="0"/>
+          <w:sz w:val="22"/>
+        </w:rPr>
+        <w:t>«Свободный путь» — не партия одного человека и не партия одной идеи. Это партия людей, которые устали смотреть, как закон работает для одних и не работает для других. Людей, которые видели, как умирают, теряют работу, садятся в тюрьму те, кто просто хотел справедливости.</w:t>
+      </w:r>
+    </w:p>
+    <w:p>
+      <w:pPr>
+        <w:spacing w:before="0" w:after="110" w:line="300" w:lineRule="auto"/>
+      </w:pPr>
+      <w:r>
+        <w:rPr>
+          <w:rFonts w:ascii="Times New Roman" w:hAnsi="Times New Roman" w:eastAsia="Malgun Gothic"/>
+          <w:b/>
+          <w:i w:val="0"/>
+          <w:sz w:val="22"/>
+        </w:rPr>
+        <w:t xml:space="preserve">Лёша: </w:t>
+      </w:r>
+      <w:r>
+        <w:rPr>
+          <w:rFonts w:ascii="Times New Roman" w:hAnsi="Times New Roman" w:eastAsia="Malgun Gothic"/>
+          <w:b w:val="0"/>
+          <w:i w:val="0"/>
+          <w:sz w:val="22"/>
+        </w:rPr>
+        <w:t>Мы не обещаем лёгких побед. Мы обещаем честную борьбу. И, надеюсь, однажды — честную страну.</w:t>
+      </w:r>
+    </w:p>
+    <w:p>
+      <w:pPr>
+        <w:keepNext/>
+        <w:spacing w:before="320" w:after="140"/>
+      </w:pPr>
+      <w:r>
+        <w:rPr>
+          <w:rFonts w:ascii="Times New Roman" w:hAnsi="Times New Roman" w:eastAsia="Malgun Gothic"/>
+          <w:b/>
+          <w:i w:val="0"/>
+          <w:color w:val="1F3864"/>
+          <w:sz w:val="26"/>
+        </w:rPr>
+        <w:t>장면 8 — 언론 브리핑, 첫 공격</w:t>
+      </w:r>
+    </w:p>
+    <w:p>
+      <w:pPr>
+        <w:spacing w:before="0" w:after="110" w:line="300" w:lineRule="auto"/>
+      </w:pPr>
+      <w:r>
+        <w:rPr>
+          <w:rFonts w:ascii="Times New Roman" w:hAnsi="Times New Roman" w:eastAsia="Malgun Gothic"/>
+          <w:b/>
+          <w:i w:val="0"/>
+          <w:sz w:val="22"/>
+        </w:rPr>
+        <w:t xml:space="preserve">Журналист 1: </w:t>
+      </w:r>
+      <w:r>
+        <w:rPr>
+          <w:rFonts w:ascii="Times New Roman" w:hAnsi="Times New Roman" w:eastAsia="Malgun Gothic"/>
+          <w:b w:val="0"/>
+          <w:i w:val="0"/>
+          <w:sz w:val="22"/>
+        </w:rPr>
+        <w:t>Алексей Николаевич, ваши критики уже называют «Свободный путь» проектом иностранных фондов. Что ответите?</w:t>
+      </w:r>
+    </w:p>
+    <w:p>
+      <w:pPr>
+        <w:spacing w:before="0" w:after="110" w:line="300" w:lineRule="auto"/>
+      </w:pPr>
+      <w:r>
+        <w:rPr>
+          <w:rFonts w:ascii="Times New Roman" w:hAnsi="Times New Roman" w:eastAsia="Malgun Gothic"/>
+          <w:b/>
+          <w:i w:val="0"/>
+          <w:sz w:val="22"/>
+        </w:rPr>
+        <w:t xml:space="preserve">Лёша: </w:t>
+      </w:r>
+      <w:r>
+        <w:rPr>
+          <w:rFonts w:ascii="Times New Roman" w:hAnsi="Times New Roman" w:eastAsia="Malgun Gothic"/>
+          <w:b w:val="0"/>
+          <w:i w:val="0"/>
+          <w:sz w:val="22"/>
+        </w:rPr>
+        <w:t>Отвечу фактами. Каждый рубль финансирования партии задекларирован и публично доступен на нашем сайте. Мы принципиально отказались от анонимных пожертвований — на своём горьком опыте убедились, к чему это приводит.</w:t>
+      </w:r>
+    </w:p>
+    <w:p>
+      <w:pPr>
+        <w:spacing w:before="0" w:after="110" w:line="300" w:lineRule="auto"/>
+      </w:pPr>
+      <w:r>
+        <w:rPr>
+          <w:rFonts w:ascii="Times New Roman" w:hAnsi="Times New Roman" w:eastAsia="Malgun Gothic"/>
+          <w:b/>
+          <w:i w:val="0"/>
+          <w:sz w:val="22"/>
+        </w:rPr>
+        <w:t xml:space="preserve">Журналист 2: </w:t>
+      </w:r>
+      <w:r>
+        <w:rPr>
+          <w:rFonts w:ascii="Times New Roman" w:hAnsi="Times New Roman" w:eastAsia="Malgun Gothic"/>
+          <w:b w:val="0"/>
+          <w:i w:val="0"/>
+          <w:sz w:val="22"/>
+        </w:rPr>
+        <w:t>Государственные каналы уже назвали вас «марионеткой Запада». Не боитесь такой репутации?</w:t>
+      </w:r>
+    </w:p>
+    <w:p>
+      <w:pPr>
+        <w:spacing w:before="0" w:after="110" w:line="300" w:lineRule="auto"/>
+      </w:pPr>
+      <w:r>
+        <w:rPr>
+          <w:rFonts w:ascii="Times New Roman" w:hAnsi="Times New Roman" w:eastAsia="Malgun Gothic"/>
+          <w:b/>
+          <w:i w:val="0"/>
+          <w:sz w:val="22"/>
+        </w:rPr>
+        <w:t xml:space="preserve">Лёша: </w:t>
+      </w:r>
+      <w:r>
+        <w:rPr>
+          <w:rFonts w:ascii="Times New Roman" w:hAnsi="Times New Roman" w:eastAsia="Malgun Gothic"/>
+          <w:b w:val="0"/>
+          <w:i w:val="0"/>
+          <w:sz w:val="22"/>
+        </w:rPr>
+        <w:t>Меня уже называли по-разному за последние два года. «Марионетка Запада» — самое безобидное из услышанного. Люди в регионах, с которыми мы работаем годами, знают правду лучше любого телеканала.</w:t>
+      </w:r>
+    </w:p>
+    <w:p>
+      <w:pPr>
+        <w:spacing w:before="0" w:after="110" w:line="300" w:lineRule="auto"/>
+      </w:pPr>
+      <w:r>
+        <w:rPr>
+          <w:rFonts w:ascii="Times New Roman" w:hAnsi="Times New Roman" w:eastAsia="Malgun Gothic"/>
+          <w:b/>
+          <w:i w:val="0"/>
+          <w:sz w:val="22"/>
+        </w:rPr>
+        <w:t xml:space="preserve">Журналист 2: </w:t>
+      </w:r>
+      <w:r>
+        <w:rPr>
+          <w:rFonts w:ascii="Times New Roman" w:hAnsi="Times New Roman" w:eastAsia="Malgun Gothic"/>
+          <w:b w:val="0"/>
+          <w:i w:val="0"/>
+          <w:sz w:val="22"/>
+        </w:rPr>
+        <w:t>А если власть предложит вам сотрудничество? Место в правительстве, например?</w:t>
+      </w:r>
+    </w:p>
+    <w:p>
+      <w:pPr>
+        <w:spacing w:before="0" w:after="110" w:line="300" w:lineRule="auto"/>
+      </w:pPr>
+      <w:r>
+        <w:rPr>
+          <w:rFonts w:ascii="Times New Roman" w:hAnsi="Times New Roman" w:eastAsia="Malgun Gothic"/>
+          <w:b/>
+          <w:i w:val="0"/>
+          <w:sz w:val="22"/>
+        </w:rPr>
+        <w:t xml:space="preserve">Лёша: </w:t>
+      </w:r>
+      <w:r>
+        <w:rPr>
+          <w:rFonts w:ascii="Times New Roman" w:hAnsi="Times New Roman" w:eastAsia="Malgun Gothic"/>
+          <w:b w:val="0"/>
+          <w:i w:val="0"/>
+          <w:sz w:val="22"/>
+        </w:rPr>
+        <w:t>Грибоедов на это давно ответил за меня: «Чины людьми даются, а люди могут обмануться». Чин мне не нужен. Служить закону — да. Служить чину — нет.</w:t>
+      </w:r>
+    </w:p>
+    <w:p>
+      <w:pPr>
+        <w:spacing w:before="0" w:after="110" w:line="300" w:lineRule="auto"/>
+      </w:pPr>
+      <w:r>
+        <w:rPr>
+          <w:rFonts w:ascii="Times New Roman" w:hAnsi="Times New Roman" w:eastAsia="Malgun Gothic"/>
+          <w:b/>
+          <w:i w:val="0"/>
+          <w:sz w:val="22"/>
+        </w:rPr>
+        <w:t xml:space="preserve">Журналист 1: </w:t>
+      </w:r>
+      <w:r>
+        <w:rPr>
+          <w:rFonts w:ascii="Times New Roman" w:hAnsi="Times New Roman" w:eastAsia="Malgun Gothic"/>
+          <w:b w:val="0"/>
+          <w:i w:val="0"/>
+          <w:sz w:val="22"/>
+        </w:rPr>
+        <w:t>Ольга Викторовна Нестерова по-прежнему в колонии. Партия будет использовать её дело в кампании?</w:t>
+      </w:r>
+    </w:p>
+    <w:p>
+      <w:pPr>
+        <w:spacing w:before="0" w:after="110" w:line="300" w:lineRule="auto"/>
+      </w:pPr>
+      <w:r>
+        <w:rPr>
+          <w:rFonts w:ascii="Times New Roman" w:hAnsi="Times New Roman" w:eastAsia="Malgun Gothic"/>
+          <w:b/>
+          <w:i w:val="0"/>
+          <w:sz w:val="22"/>
+        </w:rPr>
+        <w:t xml:space="preserve">Лёша: </w:t>
+      </w:r>
+      <w:r>
+        <w:rPr>
+          <w:rFonts w:ascii="Times New Roman" w:hAnsi="Times New Roman" w:eastAsia="Malgun Gothic"/>
+          <w:b w:val="0"/>
+          <w:i w:val="0"/>
+          <w:sz w:val="22"/>
+        </w:rPr>
+        <w:t>Не «использовать». Мы будем добиваться её освобождения так же, как добивались до сегодняшнего дня. Её дело — причина, по которой многие здесь сидят. Но она не лозунг и не плакат.</w:t>
+      </w:r>
+    </w:p>
+    <w:p>
+      <w:pPr>
+        <w:spacing w:before="0" w:after="110" w:line="300" w:lineRule="auto"/>
+      </w:pPr>
+      <w:r>
+        <w:rPr>
+          <w:rFonts w:ascii="Times New Roman" w:hAnsi="Times New Roman" w:eastAsia="Malgun Gothic"/>
+          <w:b/>
+          <w:i w:val="0"/>
+          <w:sz w:val="22"/>
+        </w:rPr>
+        <w:t xml:space="preserve">Журналист 2: </w:t>
+      </w:r>
+      <w:r>
+        <w:rPr>
+          <w:rFonts w:ascii="Times New Roman" w:hAnsi="Times New Roman" w:eastAsia="Malgun Gothic"/>
+          <w:b w:val="0"/>
+          <w:i w:val="0"/>
+          <w:sz w:val="22"/>
+        </w:rPr>
+        <w:t>А деньги? Кто всё-таки платит за этот зал?</w:t>
+      </w:r>
+    </w:p>
+    <w:p>
+      <w:pPr>
+        <w:spacing w:before="0" w:after="110" w:line="300" w:lineRule="auto"/>
+      </w:pPr>
+      <w:r>
+        <w:rPr>
+          <w:rFonts w:ascii="Times New Roman" w:hAnsi="Times New Roman" w:eastAsia="Malgun Gothic"/>
+          <w:b/>
+          <w:i w:val="0"/>
+          <w:sz w:val="22"/>
+        </w:rPr>
+        <w:t xml:space="preserve">Лёша: </w:t>
+      </w:r>
+      <w:r>
+        <w:rPr>
+          <w:rFonts w:ascii="Times New Roman" w:hAnsi="Times New Roman" w:eastAsia="Malgun Gothic"/>
+          <w:b w:val="0"/>
+          <w:i w:val="0"/>
+          <w:sz w:val="22"/>
+        </w:rPr>
+        <w:t>Восемьсот двенадцать частных взносов. Самый крупный — сорок тысяч рублей, самый маленький — сто. Список будет на сайте сегодня вечером. Можете позвонить любому и спросить, зачем он дал.</w:t>
+      </w:r>
+    </w:p>
+    <w:p>
+      <w:pPr>
+        <w:spacing w:before="0" w:after="110" w:line="300" w:lineRule="auto"/>
+      </w:pPr>
+      <w:r>
+        <w:rPr>
+          <w:rFonts w:ascii="Times New Roman" w:hAnsi="Times New Roman" w:eastAsia="Malgun Gothic"/>
+          <w:b/>
+          <w:i w:val="0"/>
+          <w:sz w:val="22"/>
+        </w:rPr>
+        <w:t xml:space="preserve">Дарья: </w:t>
+      </w:r>
+      <w:r>
+        <w:rPr>
+          <w:rFonts w:ascii="Times New Roman" w:hAnsi="Times New Roman" w:eastAsia="Malgun Gothic"/>
+          <w:b w:val="0"/>
+          <w:i/>
+          <w:color w:val="555555"/>
+          <w:sz w:val="22"/>
+        </w:rPr>
+        <w:t>(из зала, с профессиональной сдержанностью)</w:t>
+      </w:r>
+      <w:r>
+        <w:rPr>
+          <w:rFonts w:ascii="Times New Roman" w:hAnsi="Times New Roman" w:eastAsia="Malgun Gothic"/>
+          <w:b w:val="0"/>
+          <w:i w:val="0"/>
+          <w:sz w:val="22"/>
+        </w:rPr>
+        <w:t xml:space="preserve"> Алексей Николаевич, как журналист, а не как… близкий вам человек: не считаете ли вы, что переход в политику ставит под угрозу независимость «Света»?</w:t>
+      </w:r>
+    </w:p>
+    <w:p>
+      <w:pPr>
+        <w:spacing w:before="0" w:after="110" w:line="300" w:lineRule="auto"/>
+      </w:pPr>
+      <w:r>
+        <w:rPr>
+          <w:rFonts w:ascii="Times New Roman" w:hAnsi="Times New Roman" w:eastAsia="Malgun Gothic"/>
+          <w:b/>
+          <w:i w:val="0"/>
+          <w:sz w:val="22"/>
+        </w:rPr>
+        <w:t xml:space="preserve">Лёша: </w:t>
+      </w:r>
+      <w:r>
+        <w:rPr>
+          <w:rFonts w:ascii="Times New Roman" w:hAnsi="Times New Roman" w:eastAsia="Malgun Gothic"/>
+          <w:b w:val="0"/>
+          <w:i w:val="0"/>
+          <w:sz w:val="22"/>
+        </w:rPr>
+        <w:t>Именно поэтому «Свет» и партия юридически и организационно полностью разделены. Я передаю руководство «Светом» новому директору. Это принципиальная позиция.</w:t>
+      </w:r>
+    </w:p>
+    <w:p>
+      <w:pPr>
+        <w:spacing w:before="0" w:after="110" w:line="300" w:lineRule="auto"/>
+      </w:pPr>
+      <w:r>
+        <w:rPr>
+          <w:rFonts w:ascii="Times New Roman" w:hAnsi="Times New Roman" w:eastAsia="Malgun Gothic"/>
+          <w:b/>
+          <w:i w:val="0"/>
+          <w:sz w:val="22"/>
+        </w:rPr>
+        <w:t xml:space="preserve">Дарья: </w:t>
+      </w:r>
+      <w:r>
+        <w:rPr>
+          <w:rFonts w:ascii="Times New Roman" w:hAnsi="Times New Roman" w:eastAsia="Malgun Gothic"/>
+          <w:b w:val="0"/>
+          <w:i w:val="0"/>
+          <w:sz w:val="22"/>
+        </w:rPr>
+        <w:t>То есть завтра вы уже не сможете позвонить в «Свет» и попросить взяться за дело?</w:t>
+      </w:r>
+    </w:p>
+    <w:p>
+      <w:pPr>
+        <w:spacing w:before="0" w:after="110" w:line="300" w:lineRule="auto"/>
+      </w:pPr>
+      <w:r>
+        <w:rPr>
+          <w:rFonts w:ascii="Times New Roman" w:hAnsi="Times New Roman" w:eastAsia="Malgun Gothic"/>
+          <w:b/>
+          <w:i w:val="0"/>
+          <w:sz w:val="22"/>
+        </w:rPr>
+        <w:t xml:space="preserve">Лёша: </w:t>
+      </w:r>
+      <w:r>
+        <w:rPr>
+          <w:rFonts w:ascii="Times New Roman" w:hAnsi="Times New Roman" w:eastAsia="Malgun Gothic"/>
+          <w:b w:val="0"/>
+          <w:i w:val="0"/>
+          <w:sz w:val="22"/>
+        </w:rPr>
+        <w:t>Смогу. Как любой гражданин. И получу такой же ответ, как любой гражданин, — в порядке очереди.</w:t>
+      </w:r>
+    </w:p>
+    <w:p>
+      <w:pPr>
+        <w:keepNext/>
+        <w:spacing w:before="320" w:after="140"/>
+      </w:pPr>
+      <w:r>
+        <w:rPr>
+          <w:rFonts w:ascii="Times New Roman" w:hAnsi="Times New Roman" w:eastAsia="Malgun Gothic"/>
+          <w:b/>
+          <w:i w:val="0"/>
+          <w:color w:val="1F3864"/>
+          <w:sz w:val="26"/>
+        </w:rPr>
+        <w:t>장면 9 — 크릴로프의 반응 (전언)</w:t>
+      </w:r>
+    </w:p>
+    <w:p>
+      <w:pPr>
+        <w:spacing w:before="0" w:after="110" w:line="300" w:lineRule="auto"/>
+      </w:pPr>
+      <w:r>
+        <w:rPr>
+          <w:rFonts w:ascii="Times New Roman" w:hAnsi="Times New Roman" w:eastAsia="Malgun Gothic"/>
+          <w:b/>
+          <w:i w:val="0"/>
+          <w:sz w:val="22"/>
+        </w:rPr>
+        <w:t xml:space="preserve">Прохоров: </w:t>
+      </w:r>
+      <w:r>
+        <w:rPr>
+          <w:rFonts w:ascii="Times New Roman" w:hAnsi="Times New Roman" w:eastAsia="Malgun Gothic"/>
+          <w:b w:val="0"/>
+          <w:i w:val="0"/>
+          <w:sz w:val="22"/>
+        </w:rPr>
+        <w:t>Алексей Николаевич, дошли слухи через старые контакты. Крылов, узнав о регистрации партии, сказал одну фразу.</w:t>
+      </w:r>
+    </w:p>
+    <w:p>
+      <w:pPr>
+        <w:spacing w:before="0" w:after="110" w:line="300" w:lineRule="auto"/>
+      </w:pPr>
+      <w:r>
+        <w:rPr>
+          <w:rFonts w:ascii="Times New Roman" w:hAnsi="Times New Roman" w:eastAsia="Malgun Gothic"/>
+          <w:b/>
+          <w:i w:val="0"/>
+          <w:sz w:val="22"/>
+        </w:rPr>
+        <w:t xml:space="preserve">Лёша: </w:t>
+      </w:r>
+      <w:r>
+        <w:rPr>
+          <w:rFonts w:ascii="Times New Roman" w:hAnsi="Times New Roman" w:eastAsia="Malgun Gothic"/>
+          <w:b w:val="0"/>
+          <w:i w:val="0"/>
+          <w:sz w:val="22"/>
+        </w:rPr>
+        <w:t>Какую?</w:t>
+      </w:r>
+    </w:p>
+    <w:p>
+      <w:pPr>
+        <w:spacing w:before="0" w:after="110" w:line="300" w:lineRule="auto"/>
+      </w:pPr>
+      <w:r>
+        <w:rPr>
+          <w:rFonts w:ascii="Times New Roman" w:hAnsi="Times New Roman" w:eastAsia="Malgun Gothic"/>
+          <w:b/>
+          <w:i w:val="0"/>
+          <w:sz w:val="22"/>
+        </w:rPr>
+        <w:t xml:space="preserve">Прохоров: </w:t>
+      </w:r>
+      <w:r>
+        <w:rPr>
+          <w:rFonts w:ascii="Times New Roman" w:hAnsi="Times New Roman" w:eastAsia="Malgun Gothic"/>
+          <w:b w:val="0"/>
+          <w:i w:val="0"/>
+          <w:sz w:val="22"/>
+        </w:rPr>
+        <w:t>«Значит, мальчик наконец решил играть по-крупному». И добавил, что теперь дело перейдёт «на федеральный уровень внимания».</w:t>
+      </w:r>
+    </w:p>
+    <w:p>
+      <w:pPr>
+        <w:spacing w:before="0" w:after="110" w:line="300" w:lineRule="auto"/>
+      </w:pPr>
+      <w:r>
+        <w:rPr>
+          <w:rFonts w:ascii="Times New Roman" w:hAnsi="Times New Roman" w:eastAsia="Malgun Gothic"/>
+          <w:b/>
+          <w:i w:val="0"/>
+          <w:sz w:val="22"/>
+        </w:rPr>
+        <w:t xml:space="preserve">Лёша: </w:t>
+      </w:r>
+      <w:r>
+        <w:rPr>
+          <w:rFonts w:ascii="Times New Roman" w:hAnsi="Times New Roman" w:eastAsia="Malgun Gothic"/>
+          <w:b w:val="0"/>
+          <w:i/>
+          <w:color w:val="555555"/>
+          <w:sz w:val="22"/>
+        </w:rPr>
+        <w:t>(мрачно усмехается)</w:t>
+      </w:r>
+      <w:r>
+        <w:rPr>
+          <w:rFonts w:ascii="Times New Roman" w:hAnsi="Times New Roman" w:eastAsia="Malgun Gothic"/>
+          <w:b w:val="0"/>
+          <w:i w:val="0"/>
+          <w:sz w:val="22"/>
+        </w:rPr>
+        <w:t xml:space="preserve"> Другими словами, теперь мной будут заниматься не только местные структуры.</w:t>
+      </w:r>
+    </w:p>
+    <w:p>
+      <w:pPr>
+        <w:spacing w:before="0" w:after="110" w:line="300" w:lineRule="auto"/>
+      </w:pPr>
+      <w:r>
+        <w:rPr>
+          <w:rFonts w:ascii="Times New Roman" w:hAnsi="Times New Roman" w:eastAsia="Malgun Gothic"/>
+          <w:b/>
+          <w:i w:val="0"/>
+          <w:sz w:val="22"/>
+        </w:rPr>
+        <w:t xml:space="preserve">Прохоров: </w:t>
+      </w:r>
+      <w:r>
+        <w:rPr>
+          <w:rFonts w:ascii="Times New Roman" w:hAnsi="Times New Roman" w:eastAsia="Malgun Gothic"/>
+          <w:b w:val="0"/>
+          <w:i w:val="0"/>
+          <w:sz w:val="22"/>
+        </w:rPr>
+        <w:t>Именно так я это понял, Алексей Николаевич.</w:t>
+      </w:r>
+    </w:p>
+    <w:p>
+      <w:pPr>
+        <w:spacing w:before="0" w:after="110" w:line="300" w:lineRule="auto"/>
+      </w:pPr>
+      <w:r>
+        <w:rPr>
+          <w:rFonts w:ascii="Times New Roman" w:hAnsi="Times New Roman" w:eastAsia="Malgun Gothic"/>
+          <w:b/>
+          <w:i w:val="0"/>
+          <w:sz w:val="22"/>
+        </w:rPr>
+        <w:t xml:space="preserve">Лёша: </w:t>
+      </w:r>
+      <w:r>
+        <w:rPr>
+          <w:rFonts w:ascii="Times New Roman" w:hAnsi="Times New Roman" w:eastAsia="Malgun Gothic"/>
+          <w:b w:val="0"/>
+          <w:i w:val="0"/>
+          <w:sz w:val="22"/>
+        </w:rPr>
+        <w:t>Что ж. Пусть занимаются. У нас теперь тоже федеральный уровень амбиций.</w:t>
+      </w:r>
+    </w:p>
+    <w:p>
+      <w:pPr>
+        <w:spacing w:before="0" w:after="110" w:line="300" w:lineRule="auto"/>
+      </w:pPr>
+      <w:r>
+        <w:rPr>
+          <w:rFonts w:ascii="Times New Roman" w:hAnsi="Times New Roman" w:eastAsia="Malgun Gothic"/>
+          <w:b/>
+          <w:i w:val="0"/>
+          <w:sz w:val="22"/>
+        </w:rPr>
+        <w:t xml:space="preserve">Катя: </w:t>
+      </w:r>
+      <w:r>
+        <w:rPr>
+          <w:rFonts w:ascii="Times New Roman" w:hAnsi="Times New Roman" w:eastAsia="Malgun Gothic"/>
+          <w:b w:val="0"/>
+          <w:i/>
+          <w:color w:val="555555"/>
+          <w:sz w:val="22"/>
+        </w:rPr>
+        <w:t>(входит)</w:t>
+      </w:r>
+      <w:r>
+        <w:rPr>
+          <w:rFonts w:ascii="Times New Roman" w:hAnsi="Times New Roman" w:eastAsia="Malgun Gothic"/>
+          <w:b w:val="0"/>
+          <w:i w:val="0"/>
+          <w:sz w:val="22"/>
+        </w:rPr>
+        <w:t xml:space="preserve"> Алексей Николаевич, это уже началось. Два региональных отделения сообщают, что к учредителям приходили участковые. Вежливо. «Просто познакомиться».</w:t>
+      </w:r>
+    </w:p>
+    <w:p>
+      <w:pPr>
+        <w:spacing w:before="0" w:after="110" w:line="300" w:lineRule="auto"/>
+      </w:pPr>
+      <w:r>
+        <w:rPr>
+          <w:rFonts w:ascii="Times New Roman" w:hAnsi="Times New Roman" w:eastAsia="Malgun Gothic"/>
+          <w:b/>
+          <w:i w:val="0"/>
+          <w:sz w:val="22"/>
+        </w:rPr>
+        <w:t xml:space="preserve">Лёша: </w:t>
+      </w:r>
+      <w:r>
+        <w:rPr>
+          <w:rFonts w:ascii="Times New Roman" w:hAnsi="Times New Roman" w:eastAsia="Malgun Gothic"/>
+          <w:b w:val="0"/>
+          <w:i w:val="0"/>
+          <w:sz w:val="22"/>
+        </w:rPr>
+        <w:t>Сколько человек?</w:t>
+      </w:r>
+    </w:p>
+    <w:p>
+      <w:pPr>
+        <w:spacing w:before="0" w:after="110" w:line="300" w:lineRule="auto"/>
+      </w:pPr>
+      <w:r>
+        <w:rPr>
+          <w:rFonts w:ascii="Times New Roman" w:hAnsi="Times New Roman" w:eastAsia="Malgun Gothic"/>
+          <w:b/>
+          <w:i w:val="0"/>
+          <w:sz w:val="22"/>
+        </w:rPr>
+        <w:t xml:space="preserve">Катя: </w:t>
+      </w:r>
+      <w:r>
+        <w:rPr>
+          <w:rFonts w:ascii="Times New Roman" w:hAnsi="Times New Roman" w:eastAsia="Malgun Gothic"/>
+          <w:b w:val="0"/>
+          <w:i w:val="0"/>
+          <w:sz w:val="22"/>
+        </w:rPr>
+        <w:t>Пока семеро. Все показали памятку Инны Сергеевны и ничего не подписали.</w:t>
+      </w:r>
+    </w:p>
+    <w:p>
+      <w:pPr>
+        <w:spacing w:before="0" w:after="110" w:line="300" w:lineRule="auto"/>
+      </w:pPr>
+      <w:r>
+        <w:rPr>
+          <w:rFonts w:ascii="Times New Roman" w:hAnsi="Times New Roman" w:eastAsia="Malgun Gothic"/>
+          <w:b/>
+          <w:i w:val="0"/>
+          <w:sz w:val="22"/>
+        </w:rPr>
+        <w:t xml:space="preserve">Прохоров: </w:t>
+      </w:r>
+      <w:r>
+        <w:rPr>
+          <w:rFonts w:ascii="Times New Roman" w:hAnsi="Times New Roman" w:eastAsia="Malgun Gothic"/>
+          <w:b w:val="0"/>
+          <w:i w:val="0"/>
+          <w:sz w:val="22"/>
+        </w:rPr>
+        <w:t>Значит, памятка работает раньше, чем мы думали.</w:t>
+      </w:r>
+    </w:p>
+    <w:p>
+      <w:pPr>
+        <w:spacing w:before="0" w:after="110" w:line="300" w:lineRule="auto"/>
+      </w:pPr>
+      <w:r>
+        <w:rPr>
+          <w:rFonts w:ascii="Times New Roman" w:hAnsi="Times New Roman" w:eastAsia="Malgun Gothic"/>
+          <w:b/>
+          <w:i w:val="0"/>
+          <w:sz w:val="22"/>
+        </w:rPr>
+        <w:t xml:space="preserve">Лёша: </w:t>
+      </w:r>
+      <w:r>
+        <w:rPr>
+          <w:rFonts w:ascii="Times New Roman" w:hAnsi="Times New Roman" w:eastAsia="Malgun Gothic"/>
+          <w:b w:val="0"/>
+          <w:i w:val="0"/>
+          <w:sz w:val="22"/>
+        </w:rPr>
+        <w:t>Катя, обзвони всех семерых лично. Не рассылкой — голосом. Пусть знают, что мы видим и помним каждого.</w:t>
+      </w:r>
+    </w:p>
+    <w:p>
+      <w:pPr>
+        <w:spacing w:before="0" w:after="110" w:line="300" w:lineRule="auto"/>
+      </w:pPr>
+      <w:r>
+        <w:rPr>
+          <w:rFonts w:ascii="Times New Roman" w:hAnsi="Times New Roman" w:eastAsia="Malgun Gothic"/>
+          <w:b/>
+          <w:i w:val="0"/>
+          <w:sz w:val="22"/>
+        </w:rPr>
+        <w:t xml:space="preserve">Катя: </w:t>
+      </w:r>
+      <w:r>
+        <w:rPr>
+          <w:rFonts w:ascii="Times New Roman" w:hAnsi="Times New Roman" w:eastAsia="Malgun Gothic"/>
+          <w:b w:val="0"/>
+          <w:i w:val="0"/>
+          <w:sz w:val="22"/>
+        </w:rPr>
+        <w:t>Сегодня же.</w:t>
+      </w:r>
+    </w:p>
+    <w:p>
+      <w:pPr>
+        <w:keepNext/>
+        <w:spacing w:before="320" w:after="140"/>
+      </w:pPr>
+      <w:r>
+        <w:rPr>
+          <w:rFonts w:ascii="Times New Roman" w:hAnsi="Times New Roman" w:eastAsia="Malgun Gothic"/>
+          <w:b/>
+          <w:i w:val="0"/>
+          <w:color w:val="1F3864"/>
+          <w:sz w:val="26"/>
+        </w:rPr>
+        <w:t>장면 10 — 마무리, 밤</w:t>
+      </w:r>
+    </w:p>
+    <w:p>
+      <w:pPr>
+        <w:spacing w:before="0" w:after="110" w:line="300" w:lineRule="auto"/>
+      </w:pPr>
+      <w:r>
+        <w:rPr>
+          <w:rFonts w:ascii="Times New Roman" w:hAnsi="Times New Roman" w:eastAsia="Malgun Gothic"/>
+          <w:b/>
+          <w:i w:val="0"/>
+          <w:sz w:val="22"/>
+        </w:rPr>
+        <w:t xml:space="preserve">Дарья: </w:t>
+      </w:r>
+      <w:r>
+        <w:rPr>
+          <w:rFonts w:ascii="Times New Roman" w:hAnsi="Times New Roman" w:eastAsia="Malgun Gothic"/>
+          <w:b w:val="0"/>
+          <w:i w:val="0"/>
+          <w:sz w:val="22"/>
+        </w:rPr>
+        <w:t>Устал?</w:t>
+      </w:r>
+    </w:p>
+    <w:p>
+      <w:pPr>
+        <w:spacing w:before="0" w:after="110" w:line="300" w:lineRule="auto"/>
+      </w:pPr>
+      <w:r>
+        <w:rPr>
+          <w:rFonts w:ascii="Times New Roman" w:hAnsi="Times New Roman" w:eastAsia="Malgun Gothic"/>
+          <w:b/>
+          <w:i w:val="0"/>
+          <w:sz w:val="22"/>
+        </w:rPr>
+        <w:t xml:space="preserve">Лёша: </w:t>
+      </w:r>
+      <w:r>
+        <w:rPr>
+          <w:rFonts w:ascii="Times New Roman" w:hAnsi="Times New Roman" w:eastAsia="Malgun Gothic"/>
+          <w:b w:val="0"/>
+          <w:i w:val="0"/>
+          <w:sz w:val="22"/>
+        </w:rPr>
+        <w:t>Вымотан. Но, кажется, впервые за долгое время — в хорошем смысле.</w:t>
+      </w:r>
+    </w:p>
+    <w:p>
+      <w:pPr>
+        <w:spacing w:before="0" w:after="110" w:line="300" w:lineRule="auto"/>
+      </w:pPr>
+      <w:r>
+        <w:rPr>
+          <w:rFonts w:ascii="Times New Roman" w:hAnsi="Times New Roman" w:eastAsia="Malgun Gothic"/>
+          <w:b/>
+          <w:i w:val="0"/>
+          <w:sz w:val="22"/>
+        </w:rPr>
+        <w:t xml:space="preserve">Дарья: </w:t>
+      </w:r>
+      <w:r>
+        <w:rPr>
+          <w:rFonts w:ascii="Times New Roman" w:hAnsi="Times New Roman" w:eastAsia="Malgun Gothic"/>
+          <w:b w:val="0"/>
+          <w:i w:val="0"/>
+          <w:sz w:val="22"/>
+        </w:rPr>
+        <w:t>Сегодня был важный день, Лёша. Настоящее начало нового этапа.</w:t>
+      </w:r>
+    </w:p>
+    <w:p>
+      <w:pPr>
+        <w:spacing w:before="0" w:after="110" w:line="300" w:lineRule="auto"/>
+      </w:pPr>
+      <w:r>
+        <w:rPr>
+          <w:rFonts w:ascii="Times New Roman" w:hAnsi="Times New Roman" w:eastAsia="Malgun Gothic"/>
+          <w:b/>
+          <w:i w:val="0"/>
+          <w:sz w:val="22"/>
+        </w:rPr>
+        <w:t xml:space="preserve">Лёша: </w:t>
+      </w:r>
+      <w:r>
+        <w:rPr>
+          <w:rFonts w:ascii="Times New Roman" w:hAnsi="Times New Roman" w:eastAsia="Malgun Gothic"/>
+          <w:b w:val="0"/>
+          <w:i w:val="0"/>
+          <w:sz w:val="22"/>
+        </w:rPr>
+        <w:t>Прости за вопрос на брифинге. То есть… не прости. Правильный был вопрос.</w:t>
+      </w:r>
+    </w:p>
+    <w:p>
+      <w:pPr>
+        <w:spacing w:before="0" w:after="110" w:line="300" w:lineRule="auto"/>
+      </w:pPr>
+      <w:r>
+        <w:rPr>
+          <w:rFonts w:ascii="Times New Roman" w:hAnsi="Times New Roman" w:eastAsia="Malgun Gothic"/>
+          <w:b/>
+          <w:i w:val="0"/>
+          <w:sz w:val="22"/>
+        </w:rPr>
+        <w:t xml:space="preserve">Дарья: </w:t>
+      </w:r>
+      <w:r>
+        <w:rPr>
+          <w:rFonts w:ascii="Times New Roman" w:hAnsi="Times New Roman" w:eastAsia="Malgun Gothic"/>
+          <w:b w:val="0"/>
+          <w:i w:val="0"/>
+          <w:sz w:val="22"/>
+        </w:rPr>
+        <w:t>Я и не собиралась извиняться. Если я перестану задавать тебе неудобные вопросы, значит, я стала твоим пресс-секретарём, а не журналистом.</w:t>
+      </w:r>
+    </w:p>
+    <w:p>
+      <w:pPr>
+        <w:spacing w:before="0" w:after="110" w:line="300" w:lineRule="auto"/>
+      </w:pPr>
+      <w:r>
+        <w:rPr>
+          <w:rFonts w:ascii="Times New Roman" w:hAnsi="Times New Roman" w:eastAsia="Malgun Gothic"/>
+          <w:b/>
+          <w:i w:val="0"/>
+          <w:sz w:val="22"/>
+        </w:rPr>
+        <w:t xml:space="preserve">Лёша: </w:t>
+      </w:r>
+      <w:r>
+        <w:rPr>
+          <w:rFonts w:ascii="Times New Roman" w:hAnsi="Times New Roman" w:eastAsia="Malgun Gothic"/>
+          <w:b w:val="0"/>
+          <w:i w:val="0"/>
+          <w:sz w:val="22"/>
+        </w:rPr>
+        <w:t>А если однажды тебе придётся писать про меня что-то плохое?</w:t>
+      </w:r>
+    </w:p>
+    <w:p>
+      <w:pPr>
+        <w:spacing w:before="0" w:after="110" w:line="300" w:lineRule="auto"/>
+      </w:pPr>
+      <w:r>
+        <w:rPr>
+          <w:rFonts w:ascii="Times New Roman" w:hAnsi="Times New Roman" w:eastAsia="Malgun Gothic"/>
+          <w:b/>
+          <w:i w:val="0"/>
+          <w:sz w:val="22"/>
+        </w:rPr>
+        <w:t xml:space="preserve">Дарья: </w:t>
+      </w:r>
+      <w:r>
+        <w:rPr>
+          <w:rFonts w:ascii="Times New Roman" w:hAnsi="Times New Roman" w:eastAsia="Malgun Gothic"/>
+          <w:b w:val="0"/>
+          <w:i w:val="0"/>
+          <w:sz w:val="22"/>
+        </w:rPr>
+        <w:t xml:space="preserve">Напишу. </w:t>
+      </w:r>
+      <w:r>
+        <w:rPr>
+          <w:rFonts w:ascii="Times New Roman" w:hAnsi="Times New Roman" w:eastAsia="Malgun Gothic"/>
+          <w:b w:val="0"/>
+          <w:i/>
+          <w:color w:val="555555"/>
+          <w:sz w:val="22"/>
+        </w:rPr>
+        <w:t>(пауза)</w:t>
+      </w:r>
+      <w:r>
+        <w:rPr>
+          <w:rFonts w:ascii="Times New Roman" w:hAnsi="Times New Roman" w:eastAsia="Malgun Gothic"/>
+          <w:b w:val="0"/>
+          <w:i w:val="0"/>
+          <w:sz w:val="22"/>
+        </w:rPr>
+        <w:t xml:space="preserve"> А потом приду домой и буду злиться на тебя за то, что пришлось.</w:t>
+      </w:r>
+    </w:p>
+    <w:p>
+      <w:pPr>
+        <w:spacing w:before="0" w:after="110" w:line="300" w:lineRule="auto"/>
+      </w:pPr>
+      <w:r>
+        <w:rPr>
+          <w:rFonts w:ascii="Times New Roman" w:hAnsi="Times New Roman" w:eastAsia="Malgun Gothic"/>
+          <w:b/>
+          <w:i w:val="0"/>
+          <w:sz w:val="22"/>
+        </w:rPr>
+        <w:t xml:space="preserve">Лёша: </w:t>
+      </w:r>
+      <w:r>
+        <w:rPr>
+          <w:rFonts w:ascii="Times New Roman" w:hAnsi="Times New Roman" w:eastAsia="Malgun Gothic"/>
+          <w:b w:val="0"/>
+          <w:i w:val="0"/>
+          <w:sz w:val="22"/>
+        </w:rPr>
+        <w:t>Справедливо.</w:t>
+      </w:r>
+    </w:p>
+    <w:p>
+      <w:pPr>
+        <w:spacing w:before="0" w:after="110" w:line="300" w:lineRule="auto"/>
+      </w:pPr>
+      <w:r>
+        <w:rPr>
+          <w:rFonts w:ascii="Times New Roman" w:hAnsi="Times New Roman" w:eastAsia="Malgun Gothic"/>
+          <w:b/>
+          <w:i w:val="0"/>
+          <w:sz w:val="22"/>
+        </w:rPr>
+        <w:t xml:space="preserve">Дарья: </w:t>
+      </w:r>
+      <w:r>
+        <w:rPr>
+          <w:rFonts w:ascii="Times New Roman" w:hAnsi="Times New Roman" w:eastAsia="Malgun Gothic"/>
+          <w:b w:val="0"/>
+          <w:i w:val="0"/>
+          <w:sz w:val="22"/>
+        </w:rPr>
+        <w:t>Мой редактор уже спросил, не хочу ли я взять самоотвод по всем темам, связанным с партией.</w:t>
+      </w:r>
+    </w:p>
+    <w:p>
+      <w:pPr>
+        <w:spacing w:before="0" w:after="110" w:line="300" w:lineRule="auto"/>
+      </w:pPr>
+      <w:r>
+        <w:rPr>
+          <w:rFonts w:ascii="Times New Roman" w:hAnsi="Times New Roman" w:eastAsia="Malgun Gothic"/>
+          <w:b/>
+          <w:i w:val="0"/>
+          <w:sz w:val="22"/>
+        </w:rPr>
+        <w:t xml:space="preserve">Лёша: </w:t>
+      </w:r>
+      <w:r>
+        <w:rPr>
+          <w:rFonts w:ascii="Times New Roman" w:hAnsi="Times New Roman" w:eastAsia="Malgun Gothic"/>
+          <w:b w:val="0"/>
+          <w:i w:val="0"/>
+          <w:sz w:val="22"/>
+        </w:rPr>
+        <w:t>И что ты ответила?</w:t>
+      </w:r>
+    </w:p>
+    <w:p>
+      <w:pPr>
+        <w:spacing w:before="0" w:after="110" w:line="300" w:lineRule="auto"/>
+      </w:pPr>
+      <w:r>
+        <w:rPr>
+          <w:rFonts w:ascii="Times New Roman" w:hAnsi="Times New Roman" w:eastAsia="Malgun Gothic"/>
+          <w:b/>
+          <w:i w:val="0"/>
+          <w:sz w:val="22"/>
+        </w:rPr>
+        <w:t xml:space="preserve">Дарья: </w:t>
+      </w:r>
+      <w:r>
+        <w:rPr>
+          <w:rFonts w:ascii="Times New Roman" w:hAnsi="Times New Roman" w:eastAsia="Malgun Gothic"/>
+          <w:b w:val="0"/>
+          <w:i w:val="0"/>
+          <w:sz w:val="22"/>
+        </w:rPr>
+        <w:t xml:space="preserve">Что возьму самоотвод, когда ты станешь скучным. То есть, видимо, никогда. </w:t>
+      </w:r>
+      <w:r>
+        <w:rPr>
+          <w:rFonts w:ascii="Times New Roman" w:hAnsi="Times New Roman" w:eastAsia="Malgun Gothic"/>
+          <w:b w:val="0"/>
+          <w:i/>
+          <w:color w:val="555555"/>
+          <w:sz w:val="22"/>
+        </w:rPr>
+        <w:t>(серьёзнее)</w:t>
+      </w:r>
+      <w:r>
+        <w:rPr>
+          <w:rFonts w:ascii="Times New Roman" w:hAnsi="Times New Roman" w:eastAsia="Malgun Gothic"/>
+          <w:b w:val="0"/>
+          <w:i w:val="0"/>
+          <w:sz w:val="22"/>
+        </w:rPr>
+        <w:t xml:space="preserve"> Нет, правда, Алексей. О партии будут писать другие. Я занимаюсь тем, чем занималась, — деньгами, связями, тем, что прячут.</w:t>
+      </w:r>
+    </w:p>
+    <w:p>
+      <w:pPr>
+        <w:spacing w:before="0" w:after="110" w:line="300" w:lineRule="auto"/>
+      </w:pPr>
+      <w:r>
+        <w:rPr>
+          <w:rFonts w:ascii="Times New Roman" w:hAnsi="Times New Roman" w:eastAsia="Malgun Gothic"/>
+          <w:b/>
+          <w:i w:val="0"/>
+          <w:sz w:val="22"/>
+        </w:rPr>
+        <w:t xml:space="preserve">Лёша: </w:t>
+      </w:r>
+      <w:r>
+        <w:rPr>
+          <w:rFonts w:ascii="Times New Roman" w:hAnsi="Times New Roman" w:eastAsia="Malgun Gothic"/>
+          <w:b w:val="0"/>
+          <w:i w:val="0"/>
+          <w:sz w:val="22"/>
+        </w:rPr>
+        <w:t>Знаешь, о чём я думал там, на трибуне?</w:t>
+      </w:r>
+    </w:p>
+    <w:p>
+      <w:pPr>
+        <w:spacing w:before="0" w:after="110" w:line="300" w:lineRule="auto"/>
+      </w:pPr>
+      <w:r>
+        <w:rPr>
+          <w:rFonts w:ascii="Times New Roman" w:hAnsi="Times New Roman" w:eastAsia="Malgun Gothic"/>
+          <w:b/>
+          <w:i w:val="0"/>
+          <w:sz w:val="22"/>
+        </w:rPr>
+        <w:t xml:space="preserve">Дарья: </w:t>
+      </w:r>
+      <w:r>
+        <w:rPr>
+          <w:rFonts w:ascii="Times New Roman" w:hAnsi="Times New Roman" w:eastAsia="Malgun Gothic"/>
+          <w:b w:val="0"/>
+          <w:i w:val="0"/>
+          <w:sz w:val="22"/>
+        </w:rPr>
+        <w:t>О чём?</w:t>
+      </w:r>
+    </w:p>
+    <w:p>
+      <w:pPr>
+        <w:spacing w:before="0" w:after="110" w:line="300" w:lineRule="auto"/>
+      </w:pPr>
+      <w:r>
+        <w:rPr>
+          <w:rFonts w:ascii="Times New Roman" w:hAnsi="Times New Roman" w:eastAsia="Malgun Gothic"/>
+          <w:b/>
+          <w:i w:val="0"/>
+          <w:sz w:val="22"/>
+        </w:rPr>
+        <w:t xml:space="preserve">Лёша: </w:t>
+      </w:r>
+      <w:r>
+        <w:rPr>
+          <w:rFonts w:ascii="Times New Roman" w:hAnsi="Times New Roman" w:eastAsia="Malgun Gothic"/>
+          <w:b w:val="0"/>
+          <w:i w:val="0"/>
+          <w:sz w:val="22"/>
+        </w:rPr>
+        <w:t>О Быкове. О том, что бы он сказал, увидев меня сегодня.</w:t>
+      </w:r>
+    </w:p>
+    <w:p>
+      <w:pPr>
+        <w:spacing w:before="0" w:after="110" w:line="300" w:lineRule="auto"/>
+      </w:pPr>
+      <w:r>
+        <w:rPr>
+          <w:rFonts w:ascii="Times New Roman" w:hAnsi="Times New Roman" w:eastAsia="Malgun Gothic"/>
+          <w:b/>
+          <w:i w:val="0"/>
+          <w:sz w:val="22"/>
+        </w:rPr>
+        <w:t xml:space="preserve">Дарья: </w:t>
+      </w:r>
+      <w:r>
+        <w:rPr>
+          <w:rFonts w:ascii="Times New Roman" w:hAnsi="Times New Roman" w:eastAsia="Malgun Gothic"/>
+          <w:b w:val="0"/>
+          <w:i w:val="0"/>
+          <w:sz w:val="22"/>
+        </w:rPr>
+        <w:t>И что, как думаешь, он бы сказал?</w:t>
+      </w:r>
+    </w:p>
+    <w:p>
+      <w:pPr>
+        <w:spacing w:before="0" w:after="110" w:line="300" w:lineRule="auto"/>
+      </w:pPr>
+      <w:r>
+        <w:rPr>
+          <w:rFonts w:ascii="Times New Roman" w:hAnsi="Times New Roman" w:eastAsia="Malgun Gothic"/>
+          <w:b/>
+          <w:i w:val="0"/>
+          <w:sz w:val="22"/>
+        </w:rPr>
+        <w:t xml:space="preserve">Лёша: </w:t>
+      </w:r>
+      <w:r>
+        <w:rPr>
+          <w:rFonts w:ascii="Times New Roman" w:hAnsi="Times New Roman" w:eastAsia="Malgun Gothic"/>
+          <w:b w:val="0"/>
+          <w:i/>
+          <w:color w:val="555555"/>
+          <w:sz w:val="22"/>
+        </w:rPr>
+        <w:t>(пауза, тепло)</w:t>
+      </w:r>
+      <w:r>
+        <w:rPr>
+          <w:rFonts w:ascii="Times New Roman" w:hAnsi="Times New Roman" w:eastAsia="Malgun Gothic"/>
+          <w:b w:val="0"/>
+          <w:i w:val="0"/>
+          <w:sz w:val="22"/>
+        </w:rPr>
+        <w:t xml:space="preserve"> Наверное, «осторожно, Алексей». А потом, может быть, впервые за долгое время — улыбнулся бы.</w:t>
+      </w:r>
+    </w:p>
+    <w:p>
+      <w:pPr>
+        <w:spacing w:before="0" w:after="110" w:line="300" w:lineRule="auto"/>
+      </w:pPr>
+      <w:r>
+        <w:rPr>
+          <w:rFonts w:ascii="Times New Roman" w:hAnsi="Times New Roman" w:eastAsia="Malgun Gothic"/>
+          <w:b/>
+          <w:i w:val="0"/>
+          <w:sz w:val="22"/>
+        </w:rPr>
+        <w:t xml:space="preserve">Дарья: </w:t>
+      </w:r>
+      <w:r>
+        <w:rPr>
+          <w:rFonts w:ascii="Times New Roman" w:hAnsi="Times New Roman" w:eastAsia="Malgun Gothic"/>
+          <w:b w:val="0"/>
+          <w:i w:val="0"/>
+          <w:sz w:val="22"/>
+        </w:rPr>
+        <w:t>Тогда будем считать, что он улыбается сегодня где-то там.</w:t>
+      </w:r>
+    </w:p>
+    <w:p>
+      <w:pPr>
+        <w:spacing w:before="0" w:after="110" w:line="300" w:lineRule="auto"/>
+      </w:pPr>
+      <w:r>
+        <w:rPr>
+          <w:rFonts w:ascii="Times New Roman" w:hAnsi="Times New Roman" w:eastAsia="Malgun Gothic"/>
+          <w:b/>
+          <w:i w:val="0"/>
+          <w:sz w:val="22"/>
+        </w:rPr>
+        <w:t xml:space="preserve">Лёша: </w:t>
+      </w:r>
+      <w:r>
+        <w:rPr>
+          <w:rFonts w:ascii="Times New Roman" w:hAnsi="Times New Roman" w:eastAsia="Malgun Gothic"/>
+          <w:b w:val="0"/>
+          <w:i w:val="0"/>
+          <w:sz w:val="22"/>
+        </w:rPr>
+        <w:t xml:space="preserve">Будем считать. </w:t>
+      </w:r>
+      <w:r>
+        <w:rPr>
+          <w:rFonts w:ascii="Times New Roman" w:hAnsi="Times New Roman" w:eastAsia="Malgun Gothic"/>
+          <w:b w:val="0"/>
+          <w:i/>
+          <w:color w:val="555555"/>
+          <w:sz w:val="22"/>
+        </w:rPr>
+        <w:t>(смотрит на город за окном)</w:t>
+      </w:r>
+      <w:r>
+        <w:rPr>
+          <w:rFonts w:ascii="Times New Roman" w:hAnsi="Times New Roman" w:eastAsia="Malgun Gothic"/>
+          <w:b w:val="0"/>
+          <w:i w:val="0"/>
+          <w:sz w:val="22"/>
+        </w:rPr>
+        <w:t xml:space="preserve"> Завтра начинается настоящая работа.</w:t>
+      </w:r>
+    </w:p>
+    <w:p>
+      <w:pPr>
+        <w:keepNext/>
+        <w:spacing w:before="320" w:after="140"/>
+      </w:pPr>
+      <w:r>
+        <w:rPr>
+          <w:rFonts w:ascii="Times New Roman" w:hAnsi="Times New Roman" w:eastAsia="Malgun Gothic"/>
+          <w:b/>
+          <w:i w:val="0"/>
+          <w:color w:val="1F3864"/>
+          <w:sz w:val="26"/>
+        </w:rPr>
+        <w:t>핵심 문학 인용</w:t>
+      </w:r>
+    </w:p>
+    <w:p>
+      <w:pPr>
         <w:spacing w:before="0" w:after="120"/>
       </w:pPr>
       <w:r>
@@ -3425,6 +4516,29 @@
           <w:i w:val="0"/>
           <w:sz w:val="22"/>
         </w:rPr>
+        <w:t>Русская пословица: «Не плюй в колодец</w:t>
+      </w:r>
+      <w:r>
+        <w:rPr>
+          <w:rFonts w:ascii="Times New Roman" w:hAnsi="Times New Roman" w:eastAsia="Malgun Gothic"/>
+          <w:b w:val="0"/>
+          <w:i w:val="0"/>
+          <w:sz w:val="22"/>
+        </w:rPr>
+        <w:t xml:space="preserve"> — пригодится воды напиться» — 한국어 해설: 지금 필요 없다고 등 돌린 것이 언젠가 꼭 필요해진다는 속담. 그레벤시코프가 “나는 정치인이 아니다”라던 료샤의 반년 전 방송 발언을 떠올리며 건네는 말(장면 1). 료샤가 “침을 뱉은 게 아니라 우물을 피해 다녔을 뿐”이라고 받아치며, 직업인의 자리에서 시민의 책임으로 넘어가는 3부 전체의 문턱을 연다.</w:t>
+      </w:r>
+    </w:p>
+    <w:p>
+      <w:pPr>
+        <w:spacing w:before="0" w:after="120"/>
+      </w:pPr>
+      <w:r>
+        <w:rPr>
+          <w:rFonts w:ascii="Times New Roman" w:hAnsi="Times New Roman" w:eastAsia="Malgun Gothic"/>
+          <w:b/>
+          <w:i w:val="0"/>
+          <w:sz w:val="22"/>
+        </w:rPr>
         <w:t>Грибоедов, «Горе от ума» (1824): «Чины людьми даются, а люди могут обмануться»</w:t>
       </w:r>
       <w:r>
@@ -3434,7 +4548,207 @@
           <w:i w:val="0"/>
           <w:sz w:val="22"/>
         </w:rPr>
-        <w:t xml:space="preserve"> — 한국어 해설: 2막에서 파무소프에게 하는 차츠키의 대사. 브리핑에서 “정부 자리를 제안받으면?”이라는 질문에 료샤가 인용하며, 관직은 사람이 주는 것이고 사람은 틀릴 수 있으니 자리가 아니라 법에 봉사하겠다는 신당의 원칙을 선언한다(장면 7).</w:t>
+        <w:t xml:space="preserve"> — 한국어 해설: 2막에서 파무소프에게 하는 차츠키의 대사. 브리핑에서 “정부 자리를 제안받으면?”이라는 질문에 료샤가 인용하며, 관직은 사람이 주는 것이고 사람은 틀릴 수 있으니 자리가 아니라 법에 봉사하겠다는 신당의 원칙을 선언한다(장면 8).</w:t>
+      </w:r>
+    </w:p>
+    <w:p>
+      <w:pPr>
+        <w:keepNext/>
+        <w:spacing w:before="320" w:after="140"/>
+      </w:pPr>
+      <w:r>
+        <w:rPr>
+          <w:rFonts w:ascii="Times New Roman" w:hAnsi="Times New Roman" w:eastAsia="Malgun Gothic"/>
+          <w:b/>
+          <w:i w:val="0"/>
+          <w:color w:val="1F3864"/>
+          <w:sz w:val="26"/>
+        </w:rPr>
+        <w:t>생활 표현</w:t>
+      </w:r>
+    </w:p>
+    <w:p>
+      <w:pPr>
+        <w:spacing w:before="0" w:after="120"/>
+      </w:pPr>
+      <w:r>
+        <w:rPr>
+          <w:rFonts w:ascii="Times New Roman" w:hAnsi="Times New Roman" w:eastAsia="Malgun Gothic"/>
+          <w:b/>
+          <w:i w:val="0"/>
+          <w:sz w:val="22"/>
+        </w:rPr>
+        <w:t>«Проходи, не стой на пороге»</w:t>
+      </w:r>
+      <w:r>
+        <w:rPr>
+          <w:rFonts w:ascii="Times New Roman" w:hAnsi="Times New Roman" w:eastAsia="Malgun Gothic"/>
+          <w:b w:val="0"/>
+          <w:i w:val="0"/>
+          <w:sz w:val="22"/>
+        </w:rPr>
+        <w:t xml:space="preserve"> — 한국어 해설: “들어와, 문간에 서 있지 말고.” 집에 온 손님·가족을 맞을 때. 문지방에 서서 이야기하는 것을 꺼리는 러시아 관습과도 이어지는 말. 어머니가 료샤에게. 장면 5.</w:t>
+      </w:r>
+    </w:p>
+    <w:p>
+      <w:pPr>
+        <w:spacing w:before="0" w:after="120"/>
+      </w:pPr>
+      <w:r>
+        <w:rPr>
+          <w:rFonts w:ascii="Times New Roman" w:hAnsi="Times New Roman" w:eastAsia="Malgun Gothic"/>
+          <w:b/>
+          <w:i w:val="0"/>
+          <w:sz w:val="22"/>
+        </w:rPr>
+        <w:t>«ну зачем ты тратился?»</w:t>
+      </w:r>
+      <w:r>
+        <w:rPr>
+          <w:rFonts w:ascii="Times New Roman" w:hAnsi="Times New Roman" w:eastAsia="Malgun Gothic"/>
+          <w:b w:val="0"/>
+          <w:i w:val="0"/>
+          <w:sz w:val="22"/>
+        </w:rPr>
+        <w:t xml:space="preserve"> — 한국어 해설: “뭐 하러 돈을 썼어?” 선물을 받으며 고마움을 겸손하게 드러내는 전형적 반응(вы 상대면 «зачем вы тратились?»). 거절이 아니라 기쁨의 표현. 어머니가 료샤의 선물을 받으며. 장면 5.</w:t>
+      </w:r>
+    </w:p>
+    <w:p>
+      <w:pPr>
+        <w:spacing w:before="0" w:after="120"/>
+      </w:pPr>
+      <w:r>
+        <w:rPr>
+          <w:rFonts w:ascii="Times New Roman" w:hAnsi="Times New Roman" w:eastAsia="Malgun Gothic"/>
+          <w:b/>
+          <w:i w:val="0"/>
+          <w:sz w:val="22"/>
+        </w:rPr>
+        <w:t>«Не с пустыми же руками»</w:t>
+      </w:r>
+      <w:r>
+        <w:rPr>
+          <w:rFonts w:ascii="Times New Roman" w:hAnsi="Times New Roman" w:eastAsia="Malgun Gothic"/>
+          <w:b w:val="0"/>
+          <w:i w:val="0"/>
+          <w:sz w:val="22"/>
+        </w:rPr>
+        <w:t xml:space="preserve"> — 한국어 해설: “빈손으로 올 수는 없잖아.” 방문할 때 선물을 가져온 이유를 말하는 관용 표현. же가 ‘당연하지 않느냐’는 뉘앙스를 더한다. 장면 5.</w:t>
+      </w:r>
+    </w:p>
+    <w:p>
+      <w:pPr>
+        <w:spacing w:before="0" w:after="120"/>
+      </w:pPr>
+      <w:r>
+        <w:rPr>
+          <w:rFonts w:ascii="Times New Roman" w:hAnsi="Times New Roman" w:eastAsia="Malgun Gothic"/>
+          <w:b/>
+          <w:i w:val="0"/>
+          <w:sz w:val="22"/>
+        </w:rPr>
+        <w:t>«Носи на здоровье»</w:t>
+      </w:r>
+      <w:r>
+        <w:rPr>
+          <w:rFonts w:ascii="Times New Roman" w:hAnsi="Times New Roman" w:eastAsia="Malgun Gothic"/>
+          <w:b w:val="0"/>
+          <w:i w:val="0"/>
+          <w:sz w:val="22"/>
+        </w:rPr>
+        <w:t xml:space="preserve"> — 한국어 해설: “건강하게 잘 입어/잘 써.” 옷·소지품을 선물한 사람이 하는 말. 음식이면 «Ешь на здоровье», 감사 인사에 대한 답으로는 «На здоровье». 료샤가 어머니에게. 장면 5.</w:t>
+      </w:r>
+    </w:p>
+    <w:p>
+      <w:pPr>
+        <w:spacing w:before="0" w:after="120"/>
+      </w:pPr>
+      <w:r>
+        <w:rPr>
+          <w:rFonts w:ascii="Times New Roman" w:hAnsi="Times New Roman" w:eastAsia="Malgun Gothic"/>
+          <w:b/>
+          <w:i w:val="0"/>
+          <w:sz w:val="22"/>
+        </w:rPr>
+        <w:t>«Сердце не на месте»</w:t>
+      </w:r>
+      <w:r>
+        <w:rPr>
+          <w:rFonts w:ascii="Times New Roman" w:hAnsi="Times New Roman" w:eastAsia="Malgun Gothic"/>
+          <w:b w:val="0"/>
+          <w:i w:val="0"/>
+          <w:sz w:val="22"/>
+        </w:rPr>
+        <w:t xml:space="preserve"> — 한국어 해설: “마음이 놓이지 않는다, 불안하다.” 가족의 안전 등을 걱정할 때 쓰는 말. 안나가 아들의 정치 입문을 두고. 장면 5.</w:t>
+      </w:r>
+    </w:p>
+    <w:p>
+      <w:pPr>
+        <w:spacing w:before="0" w:after="120"/>
+      </w:pPr>
+      <w:r>
+        <w:rPr>
+          <w:rFonts w:ascii="Times New Roman" w:hAnsi="Times New Roman" w:eastAsia="Malgun Gothic"/>
+          <w:b/>
+          <w:i w:val="0"/>
+          <w:sz w:val="22"/>
+        </w:rPr>
+        <w:t>«Типун тебе на язык!»</w:t>
+      </w:r>
+      <w:r>
+        <w:rPr>
+          <w:rFonts w:ascii="Times New Roman" w:hAnsi="Times New Roman" w:eastAsia="Malgun Gothic"/>
+          <w:b w:val="0"/>
+          <w:i w:val="0"/>
+          <w:sz w:val="22"/>
+        </w:rPr>
+        <w:t xml:space="preserve"> — 한국어 해설: “재수 없는 소리 하지 마!” 불길한 말을 입에 올린 사람을 나무라는 관용 표현. 말한 사람은 흔히 «Тьфу-тьфу-тьфу» 하며 탁자를 두드린다. 니콜라이가 아내에게. 장면 5.</w:t>
+      </w:r>
+    </w:p>
+    <w:p>
+      <w:pPr>
+        <w:spacing w:before="0" w:after="120"/>
+      </w:pPr>
+      <w:r>
+        <w:rPr>
+          <w:rFonts w:ascii="Times New Roman" w:hAnsi="Times New Roman" w:eastAsia="Malgun Gothic"/>
+          <w:b/>
+          <w:i w:val="0"/>
+          <w:sz w:val="22"/>
+        </w:rPr>
+        <w:t>«Я тебе с собой соберу»</w:t>
+      </w:r>
+      <w:r>
+        <w:rPr>
+          <w:rFonts w:ascii="Times New Roman" w:hAnsi="Times New Roman" w:eastAsia="Malgun Gothic"/>
+          <w:b w:val="0"/>
+          <w:i w:val="0"/>
+          <w:sz w:val="22"/>
+        </w:rPr>
+        <w:t xml:space="preserve"> — 한국어 해설: “가져가게 싸 줄게.” 부모·할머니가 떠나는 자식에게 음식을 챙겨 줄 때의 단골 대사. с собой(가지고)가 핵심. 장면 5.</w:t>
+      </w:r>
+    </w:p>
+    <w:p>
+      <w:pPr>
+        <w:spacing w:before="0" w:after="120"/>
+      </w:pPr>
+      <w:r>
+        <w:rPr>
+          <w:rFonts w:ascii="Times New Roman" w:hAnsi="Times New Roman" w:eastAsia="Malgun Gothic"/>
+          <w:b/>
+          <w:i w:val="0"/>
+          <w:sz w:val="22"/>
+        </w:rPr>
+        <w:t>«не торгуйся с матерью»</w:t>
+      </w:r>
+      <w:r>
+        <w:rPr>
+          <w:rFonts w:ascii="Times New Roman" w:hAnsi="Times New Roman" w:eastAsia="Malgun Gothic"/>
+          <w:b w:val="0"/>
+          <w:i w:val="0"/>
+          <w:sz w:val="22"/>
+        </w:rPr>
+        <w:t xml:space="preserve"> — 한국어 해설: “엄마랑 흥정하지 마.” торговаться(값을 깎다)를 가족 사이 협상에 빗댄 농담조 말. 병조림을 하나만 가져가겠다는 아들에게 어머니가. 장면 5.</w:t>
       </w:r>
     </w:p>
     <w:p>
